--- a/产品知识库问答系统_架构与核心实现设计文档.docx
+++ b/产品知识库问答系统_架构与核心实现设计文档.docx
@@ -29,7 +29,7 @@
       <w:r>
         <w:t>基于当前项目源码整理</w:t>
         <w:br/>
-        <w:t>2026 年 10 月 2 日</w:t>
+        <w:t>2026 年 10 月 9 日</w:t>
       </w:r>
     </w:p>
     <w:p>
@@ -111,35 +111,50 @@
       </w:r>
     </w:p>
     <w:p>
-      <w:r>
-        <w:t>整理日期：2026-10-02。本文以当前仓库源代码为依据，面向课程报告、项目答辩与维护交接。图表已渲染并嵌入本文，可直接在 Word 中阅读。</w:t>
+      <w:pPr>
+        <w:spacing w:after="120"/>
+      </w:pPr>
+      <w:r>
+        <w:t>整理日期：2026-10-09。本文以当前仓库源代码为依据，面向课程报告、项目答辩与维护交接。图表已渲染并嵌入本文，可直接在 Word 中阅读。</w:t>
       </w:r>
     </w:p>
     <w:p>
       <w:pPr>
         <w:pStyle w:val="Heading1"/>
+        <w:spacing w:after="120"/>
       </w:pPr>
       <w:r>
         <w:t>1. 项目概述</w:t>
       </w:r>
     </w:p>
     <w:p>
+      <w:pPr>
+        <w:spacing w:after="120"/>
+      </w:pPr>
       <w:r>
         <w:t>系统用于将产品说明书、操作指南和常见问题整理为可检索知识，按照产品和版本回答用户问题，并形成“资料导入—问答服务—知识缺口—人工补充—再次问答”的闭环。</w:t>
       </w:r>
     </w:p>
     <w:p>
+      <w:pPr>
+        <w:spacing w:after="120"/>
+      </w:pPr>
       <w:r>
         <w:t>主要使用场景包括：查询产品功能与参数、查询操作步骤、识别产品知识库、处理连续追问、记录无法回答的问题，以及将退款、投诉或资料冲突转为人工处理记录。</w:t>
       </w:r>
     </w:p>
     <w:p>
+      <w:pPr>
+        <w:spacing w:after="120"/>
+      </w:pPr>
       <w:r>
         <w:t>系统采用本地单体架构：原生网页负责交互，FastAPI 提供接口，SQLite 保存业务数据和向量，字符 n-gram 哈希向量完成检索。回答优先使用结构化 FAQ；没有匹配 FAQ 时，使用检索片段，按配置选择调用大模型或直接返回原文。</w:t>
       </w:r>
     </w:p>
     <w:p>
-      <w:r/>
+      <w:pPr>
+        <w:spacing w:after="120"/>
+      </w:pPr>
       <w:r>
         <w:rPr>
           <w:b/>
@@ -153,7 +168,7 @@
     <w:p>
       <w:pPr>
         <w:pStyle w:val="Heading1"/>
-        <w:pageBreakBefore/>
+        <w:spacing w:after="120"/>
       </w:pPr>
       <w:r>
         <w:t>2. 系统架构设计</w:t>
@@ -162,6 +177,7 @@
     <w:p>
       <w:pPr>
         <w:pStyle w:val="Heading2"/>
+        <w:spacing w:after="120"/>
       </w:pPr>
       <w:r>
         <w:t>2.1 总体架构图</w:t>
@@ -210,6 +226,7 @@
     <w:p>
       <w:pPr>
         <w:pStyle w:val="Caption"/>
+        <w:spacing w:after="120"/>
         <w:jc w:val="center"/>
       </w:pPr>
       <w:r>
@@ -219,6 +236,7 @@
     <w:p>
       <w:pPr>
         <w:pStyle w:val="Heading2"/>
+        <w:spacing w:after="120"/>
       </w:pPr>
       <w:r>
         <w:t>2.2 模块职责与技术选型</w:t>
@@ -226,27 +244,33 @@
     </w:p>
     <w:tbl>
       <w:tblPr>
-        <w:tblStyle w:val="LightShading-Accent1"/>
+        <w:tblStyle w:val="TableGrid"/>
         <w:tblW w:type="auto" w:w="0"/>
+        <w:tblLayout w:type="fixed"/>
         <w:tblLook w:firstColumn="1" w:firstRow="1" w:lastColumn="0" w:lastRow="0" w:noHBand="0" w:noVBand="1" w:val="04A0"/>
       </w:tblPr>
       <w:tblGrid>
-        <w:gridCol w:w="3213"/>
-        <w:gridCol w:w="3213"/>
-        <w:gridCol w:w="3213"/>
+        <w:gridCol w:w="2217"/>
+        <w:gridCol w:w="2891"/>
+        <w:gridCol w:w="4530"/>
       </w:tblGrid>
       <w:tr>
         <w:trPr>
           <w:tblHeader/>
-          <w:cantSplit/>
         </w:trPr>
         <w:tc>
           <w:tcPr>
-            <w:tcW w:type="dxa" w:w="3213"/>
+            <w:tcW w:type="dxa" w:w="2217"/>
+            <w:shd w:fill="E8F1FA"/>
           </w:tcPr>
           <w:p>
-            <w:r>
-              <w:rPr>
+            <w:pPr>
+              <w:spacing w:after="80"/>
+            </w:pPr>
+            <w:r>
+              <w:rPr>
+                <w:b/>
+                <w:color w:val="173750"/>
                 <w:sz w:val="18"/>
               </w:rPr>
               <w:t>层次 / 模块</w:t>
@@ -255,11 +279,17 @@
         </w:tc>
         <w:tc>
           <w:tcPr>
-            <w:tcW w:type="dxa" w:w="3213"/>
+            <w:tcW w:type="dxa" w:w="2891"/>
+            <w:shd w:fill="E8F1FA"/>
           </w:tcPr>
           <w:p>
-            <w:r>
-              <w:rPr>
+            <w:pPr>
+              <w:spacing w:after="80"/>
+            </w:pPr>
+            <w:r>
+              <w:rPr>
+                <w:b/>
+                <w:color w:val="173750"/>
                 <w:sz w:val="18"/>
               </w:rPr>
               <w:t>代码位置</w:t>
@@ -268,11 +298,17 @@
         </w:tc>
         <w:tc>
           <w:tcPr>
-            <w:tcW w:type="dxa" w:w="3213"/>
+            <w:tcW w:type="dxa" w:w="4530"/>
+            <w:shd w:fill="E8F1FA"/>
           </w:tcPr>
           <w:p>
-            <w:r>
-              <w:rPr>
+            <w:pPr>
+              <w:spacing w:after="80"/>
+            </w:pPr>
+            <w:r>
+              <w:rPr>
+                <w:b/>
+                <w:color w:val="173750"/>
                 <w:sz w:val="18"/>
               </w:rPr>
               <w:t>职责与选型原因</w:t>
@@ -281,14 +317,14 @@
         </w:tc>
       </w:tr>
       <w:tr>
-        <w:trPr>
-          <w:cantSplit/>
-        </w:trPr>
         <w:tc>
           <w:tcPr>
-            <w:tcW w:type="dxa" w:w="3213"/>
+            <w:tcW w:type="dxa" w:w="2217"/>
           </w:tcPr>
           <w:p>
+            <w:pPr>
+              <w:spacing w:after="80"/>
+            </w:pPr>
             <w:r>
               <w:rPr>
                 <w:sz w:val="18"/>
@@ -299,51 +335,47 @@
         </w:tc>
         <w:tc>
           <w:tcPr>
-            <w:tcW w:type="dxa" w:w="3213"/>
+            <w:tcW w:type="dxa" w:w="2891"/>
           </w:tcPr>
           <w:p>
-            <w:r>
-              <w:rPr>
-                <w:sz w:val="18"/>
-              </w:rPr>
-            </w:r>
+            <w:pPr>
+              <w:spacing w:after="80"/>
+            </w:pPr>
             <w:r>
               <w:rPr>
                 <w:rFonts w:ascii="Consolas" w:hAnsi="Consolas"/>
                 <w:sz w:val="18"/>
               </w:rPr>
               <w:t>app/static/index.html</w:t>
-            </w:r>
-            <w:r>
-              <w:rPr>
-                <w:sz w:val="18"/>
-              </w:rPr>
             </w:r>
           </w:p>
         </w:tc>
         <w:tc>
           <w:tcPr>
-            <w:tcW w:type="dxa" w:w="3213"/>
+            <w:tcW w:type="dxa" w:w="4530"/>
           </w:tcPr>
           <w:p>
-            <w:r>
-              <w:rPr>
-                <w:sz w:val="18"/>
-              </w:rPr>
-              <w:t>聊天、产品选择、上传、FAQ 整理、缺口补充、反馈、统计及评估；无需前端构建服务。</w:t>
+            <w:pPr>
+              <w:spacing w:after="80"/>
+            </w:pPr>
+            <w:r>
+              <w:rPr>
+                <w:sz w:val="18"/>
+              </w:rPr>
+              <w:t>“产品问答”与独立“知识配置”视图；配置文件清洗、QA 分段和 Prompt，问答页保留咨询、缺口补充、反馈及评估；无需前端构建服务。</w:t>
             </w:r>
           </w:p>
         </w:tc>
       </w:tr>
       <w:tr>
-        <w:trPr>
-          <w:cantSplit/>
-        </w:trPr>
         <w:tc>
           <w:tcPr>
-            <w:tcW w:type="dxa" w:w="3213"/>
+            <w:tcW w:type="dxa" w:w="2217"/>
           </w:tcPr>
           <w:p>
+            <w:pPr>
+              <w:spacing w:after="80"/>
+            </w:pPr>
             <w:r>
               <w:rPr>
                 <w:sz w:val="18"/>
@@ -354,33 +386,29 @@
         </w:tc>
         <w:tc>
           <w:tcPr>
-            <w:tcW w:type="dxa" w:w="3213"/>
+            <w:tcW w:type="dxa" w:w="2891"/>
           </w:tcPr>
           <w:p>
-            <w:r>
-              <w:rPr>
-                <w:sz w:val="18"/>
-              </w:rPr>
-            </w:r>
+            <w:pPr>
+              <w:spacing w:after="80"/>
+            </w:pPr>
             <w:r>
               <w:rPr>
                 <w:rFonts w:ascii="Consolas" w:hAnsi="Consolas"/>
                 <w:sz w:val="18"/>
               </w:rPr>
               <w:t>app/main.py</w:t>
-            </w:r>
-            <w:r>
-              <w:rPr>
-                <w:sz w:val="18"/>
-              </w:rPr>
             </w:r>
           </w:p>
         </w:tc>
         <w:tc>
           <w:tcPr>
-            <w:tcW w:type="dxa" w:w="3213"/>
+            <w:tcW w:type="dxa" w:w="4530"/>
           </w:tcPr>
           <w:p>
+            <w:pPr>
+              <w:spacing w:after="80"/>
+            </w:pPr>
             <w:r>
               <w:rPr>
                 <w:sz w:val="18"/>
@@ -391,14 +419,14 @@
         </w:tc>
       </w:tr>
       <w:tr>
-        <w:trPr>
-          <w:cantSplit/>
-        </w:trPr>
         <w:tc>
           <w:tcPr>
-            <w:tcW w:type="dxa" w:w="3213"/>
+            <w:tcW w:type="dxa" w:w="2217"/>
           </w:tcPr>
           <w:p>
+            <w:pPr>
+              <w:spacing w:after="80"/>
+            </w:pPr>
             <w:r>
               <w:rPr>
                 <w:sz w:val="18"/>
@@ -409,51 +437,47 @@
         </w:tc>
         <w:tc>
           <w:tcPr>
-            <w:tcW w:type="dxa" w:w="3213"/>
+            <w:tcW w:type="dxa" w:w="2891"/>
           </w:tcPr>
           <w:p>
-            <w:r>
-              <w:rPr>
-                <w:sz w:val="18"/>
-              </w:rPr>
-            </w:r>
+            <w:pPr>
+              <w:spacing w:after="80"/>
+            </w:pPr>
             <w:r>
               <w:rPr>
                 <w:rFonts w:ascii="Consolas" w:hAnsi="Consolas"/>
                 <w:sz w:val="18"/>
               </w:rPr>
               <w:t>app/core.py</w:t>
-            </w:r>
-            <w:r>
-              <w:rPr>
-                <w:sz w:val="18"/>
-              </w:rPr>
             </w:r>
           </w:p>
         </w:tc>
         <w:tc>
           <w:tcPr>
-            <w:tcW w:type="dxa" w:w="3213"/>
+            <w:tcW w:type="dxa" w:w="4530"/>
           </w:tcPr>
           <w:p>
-            <w:r>
-              <w:rPr>
-                <w:sz w:val="18"/>
-              </w:rPr>
-              <w:t>产品和版本范围、会话、入库、检索、FAQ 匹配、拒答、人工记录和可选模型调用。</w:t>
+            <w:pPr>
+              <w:spacing w:after="80"/>
+            </w:pPr>
+            <w:r>
+              <w:rPr>
+                <w:sz w:val="18"/>
+              </w:rPr>
+              <w:t>产品和版本范围、无写入的文档预处理、审核后入库、会话、检索、FAQ 匹配、拒答、人工记录和可选模型调用。</w:t>
             </w:r>
           </w:p>
         </w:tc>
       </w:tr>
       <w:tr>
-        <w:trPr>
-          <w:cantSplit/>
-        </w:trPr>
         <w:tc>
           <w:tcPr>
-            <w:tcW w:type="dxa" w:w="3213"/>
+            <w:tcW w:type="dxa" w:w="2217"/>
           </w:tcPr>
           <w:p>
+            <w:pPr>
+              <w:spacing w:after="80"/>
+            </w:pPr>
             <w:r>
               <w:rPr>
                 <w:sz w:val="18"/>
@@ -464,14 +488,12 @@
         </w:tc>
         <w:tc>
           <w:tcPr>
-            <w:tcW w:type="dxa" w:w="3213"/>
+            <w:tcW w:type="dxa" w:w="2891"/>
           </w:tcPr>
           <w:p>
-            <w:r>
-              <w:rPr>
-                <w:sz w:val="18"/>
-              </w:rPr>
-            </w:r>
+            <w:pPr>
+              <w:spacing w:after="80"/>
+            </w:pPr>
             <w:r>
               <w:rPr>
                 <w:rFonts w:ascii="Consolas" w:hAnsi="Consolas"/>
@@ -491,19 +513,17 @@
                 <w:sz w:val="18"/>
               </w:rPr>
               <w:t>core.parse_document</w:t>
-            </w:r>
-            <w:r>
-              <w:rPr>
-                <w:sz w:val="18"/>
-              </w:rPr>
             </w:r>
           </w:p>
         </w:tc>
         <w:tc>
           <w:tcPr>
-            <w:tcW w:type="dxa" w:w="3213"/>
+            <w:tcW w:type="dxa" w:w="4530"/>
           </w:tcPr>
           <w:p>
+            <w:pPr>
+              <w:spacing w:after="80"/>
+            </w:pPr>
             <w:r>
               <w:rPr>
                 <w:sz w:val="18"/>
@@ -514,14 +534,14 @@
         </w:tc>
       </w:tr>
       <w:tr>
-        <w:trPr>
-          <w:cantSplit/>
-        </w:trPr>
         <w:tc>
           <w:tcPr>
-            <w:tcW w:type="dxa" w:w="3213"/>
+            <w:tcW w:type="dxa" w:w="2217"/>
           </w:tcPr>
           <w:p>
+            <w:pPr>
+              <w:spacing w:after="80"/>
+            </w:pPr>
             <w:r>
               <w:rPr>
                 <w:sz w:val="18"/>
@@ -532,51 +552,47 @@
         </w:tc>
         <w:tc>
           <w:tcPr>
-            <w:tcW w:type="dxa" w:w="3213"/>
+            <w:tcW w:type="dxa" w:w="2891"/>
           </w:tcPr>
           <w:p>
-            <w:r>
-              <w:rPr>
-                <w:sz w:val="18"/>
-              </w:rPr>
-            </w:r>
+            <w:pPr>
+              <w:spacing w:after="80"/>
+            </w:pPr>
             <w:r>
               <w:rPr>
                 <w:rFonts w:ascii="Consolas" w:hAnsi="Consolas"/>
                 <w:sz w:val="18"/>
               </w:rPr>
               <w:t>app/cleaning.py</w:t>
-            </w:r>
-            <w:r>
-              <w:rPr>
-                <w:sz w:val="18"/>
-              </w:rPr>
             </w:r>
           </w:p>
         </w:tc>
         <w:tc>
           <w:tcPr>
-            <w:tcW w:type="dxa" w:w="3213"/>
+            <w:tcW w:type="dxa" w:w="4530"/>
           </w:tcPr>
           <w:p>
-            <w:r>
-              <w:rPr>
-                <w:sz w:val="18"/>
-              </w:rPr>
-              <w:t>字符规范化、空白和页码处理、相邻重复行过滤、生成清洗报告。</w:t>
+            <w:pPr>
+              <w:spacing w:after="80"/>
+            </w:pPr>
+            <w:r>
+              <w:rPr>
+                <w:sz w:val="18"/>
+              </w:rPr>
+              <w:t>字符规范化、空白处理，可配置页码及相邻重复行过滤，生成清洗报告和本次参数记录。</w:t>
             </w:r>
           </w:p>
         </w:tc>
       </w:tr>
       <w:tr>
-        <w:trPr>
-          <w:cantSplit/>
-        </w:trPr>
         <w:tc>
           <w:tcPr>
-            <w:tcW w:type="dxa" w:w="3213"/>
+            <w:tcW w:type="dxa" w:w="2217"/>
           </w:tcPr>
           <w:p>
+            <w:pPr>
+              <w:spacing w:after="80"/>
+            </w:pPr>
             <w:r>
               <w:rPr>
                 <w:sz w:val="18"/>
@@ -587,33 +603,29 @@
         </w:tc>
         <w:tc>
           <w:tcPr>
-            <w:tcW w:type="dxa" w:w="3213"/>
+            <w:tcW w:type="dxa" w:w="2891"/>
           </w:tcPr>
           <w:p>
-            <w:r>
-              <w:rPr>
-                <w:sz w:val="18"/>
-              </w:rPr>
-            </w:r>
+            <w:pPr>
+              <w:spacing w:after="80"/>
+            </w:pPr>
             <w:r>
               <w:rPr>
                 <w:rFonts w:ascii="Consolas" w:hAnsi="Consolas"/>
                 <w:sz w:val="18"/>
               </w:rPr>
               <w:t>app/faq.py</w:t>
-            </w:r>
-            <w:r>
-              <w:rPr>
-                <w:sz w:val="18"/>
-              </w:rPr>
             </w:r>
           </w:p>
         </w:tc>
         <w:tc>
           <w:tcPr>
-            <w:tcW w:type="dxa" w:w="3213"/>
+            <w:tcW w:type="dxa" w:w="4530"/>
           </w:tcPr>
           <w:p>
+            <w:pPr>
+              <w:spacing w:after="80"/>
+            </w:pPr>
             <w:r>
               <w:rPr>
                 <w:sz w:val="18"/>
@@ -624,14 +636,14 @@
         </w:tc>
       </w:tr>
       <w:tr>
-        <w:trPr>
-          <w:cantSplit/>
-        </w:trPr>
         <w:tc>
           <w:tcPr>
-            <w:tcW w:type="dxa" w:w="3213"/>
+            <w:tcW w:type="dxa" w:w="2217"/>
           </w:tcPr>
           <w:p>
+            <w:pPr>
+              <w:spacing w:after="80"/>
+            </w:pPr>
             <w:r>
               <w:rPr>
                 <w:sz w:val="18"/>
@@ -642,9 +654,12 @@
         </w:tc>
         <w:tc>
           <w:tcPr>
-            <w:tcW w:type="dxa" w:w="3213"/>
+            <w:tcW w:type="dxa" w:w="2891"/>
           </w:tcPr>
           <w:p>
+            <w:pPr>
+              <w:spacing w:after="80"/>
+            </w:pPr>
             <w:r>
               <w:rPr>
                 <w:sz w:val="18"/>
@@ -655,9 +670,12 @@
         </w:tc>
         <w:tc>
           <w:tcPr>
-            <w:tcW w:type="dxa" w:w="3213"/>
+            <w:tcW w:type="dxa" w:w="4530"/>
           </w:tcPr>
           <w:p>
+            <w:pPr>
+              <w:spacing w:after="80"/>
+            </w:pPr>
             <w:r>
               <w:rPr>
                 <w:sz w:val="18"/>
@@ -668,14 +686,14 @@
         </w:tc>
       </w:tr>
       <w:tr>
-        <w:trPr>
-          <w:cantSplit/>
-        </w:trPr>
         <w:tc>
           <w:tcPr>
-            <w:tcW w:type="dxa" w:w="3213"/>
+            <w:tcW w:type="dxa" w:w="2217"/>
           </w:tcPr>
           <w:p>
+            <w:pPr>
+              <w:spacing w:after="80"/>
+            </w:pPr>
             <w:r>
               <w:rPr>
                 <w:sz w:val="18"/>
@@ -686,9 +704,12 @@
         </w:tc>
         <w:tc>
           <w:tcPr>
-            <w:tcW w:type="dxa" w:w="3213"/>
+            <w:tcW w:type="dxa" w:w="2891"/>
           </w:tcPr>
           <w:p>
+            <w:pPr>
+              <w:spacing w:after="80"/>
+            </w:pPr>
             <w:r>
               <w:rPr>
                 <w:sz w:val="18"/>
@@ -699,9 +720,12 @@
         </w:tc>
         <w:tc>
           <w:tcPr>
-            <w:tcW w:type="dxa" w:w="3213"/>
+            <w:tcW w:type="dxa" w:w="4530"/>
           </w:tcPr>
           <w:p>
+            <w:pPr>
+              <w:spacing w:after="80"/>
+            </w:pPr>
             <w:r>
               <w:rPr>
                 <w:sz w:val="18"/>
@@ -725,14 +749,14 @@
         </w:tc>
       </w:tr>
       <w:tr>
-        <w:trPr>
-          <w:cantSplit/>
-        </w:trPr>
         <w:tc>
           <w:tcPr>
-            <w:tcW w:type="dxa" w:w="3213"/>
+            <w:tcW w:type="dxa" w:w="2217"/>
           </w:tcPr>
           <w:p>
+            <w:pPr>
+              <w:spacing w:after="80"/>
+            </w:pPr>
             <w:r>
               <w:rPr>
                 <w:sz w:val="18"/>
@@ -743,14 +767,12 @@
         </w:tc>
         <w:tc>
           <w:tcPr>
-            <w:tcW w:type="dxa" w:w="3213"/>
+            <w:tcW w:type="dxa" w:w="2891"/>
           </w:tcPr>
           <w:p>
-            <w:r>
-              <w:rPr>
-                <w:sz w:val="18"/>
-              </w:rPr>
-            </w:r>
+            <w:pPr>
+              <w:spacing w:after="80"/>
+            </w:pPr>
             <w:r>
               <w:rPr>
                 <w:rFonts w:ascii="Consolas" w:hAnsi="Consolas"/>
@@ -770,19 +792,17 @@
                 <w:sz w:val="18"/>
               </w:rPr>
               <w:t>app/evaluation_worker.py</w:t>
-            </w:r>
-            <w:r>
-              <w:rPr>
-                <w:sz w:val="18"/>
-              </w:rPr>
             </w:r>
           </w:p>
         </w:tc>
         <w:tc>
           <w:tcPr>
-            <w:tcW w:type="dxa" w:w="3213"/>
+            <w:tcW w:type="dxa" w:w="4530"/>
           </w:tcPr>
           <w:p>
+            <w:pPr>
+              <w:spacing w:after="80"/>
+            </w:pPr>
             <w:r>
               <w:rPr>
                 <w:sz w:val="18"/>
@@ -793,14 +813,14 @@
         </w:tc>
       </w:tr>
       <w:tr>
-        <w:trPr>
-          <w:cantSplit/>
-        </w:trPr>
         <w:tc>
           <w:tcPr>
-            <w:tcW w:type="dxa" w:w="3213"/>
+            <w:tcW w:type="dxa" w:w="2217"/>
           </w:tcPr>
           <w:p>
+            <w:pPr>
+              <w:spacing w:after="80"/>
+            </w:pPr>
             <w:r>
               <w:rPr>
                 <w:sz w:val="18"/>
@@ -811,14 +831,12 @@
         </w:tc>
         <w:tc>
           <w:tcPr>
-            <w:tcW w:type="dxa" w:w="3213"/>
+            <w:tcW w:type="dxa" w:w="2891"/>
           </w:tcPr>
           <w:p>
-            <w:r>
-              <w:rPr>
-                <w:sz w:val="18"/>
-              </w:rPr>
-            </w:r>
+            <w:pPr>
+              <w:spacing w:after="80"/>
+            </w:pPr>
             <w:r>
               <w:rPr>
                 <w:rFonts w:ascii="Consolas" w:hAnsi="Consolas"/>
@@ -836,9 +854,12 @@
         </w:tc>
         <w:tc>
           <w:tcPr>
-            <w:tcW w:type="dxa" w:w="3213"/>
+            <w:tcW w:type="dxa" w:w="4530"/>
           </w:tcPr>
           <w:p>
+            <w:pPr>
+              <w:spacing w:after="80"/>
+            </w:pPr>
             <w:r>
               <w:rPr>
                 <w:sz w:val="18"/>
@@ -851,40 +872,97 @@
     </w:tbl>
     <w:p>
       <w:pPr>
-        <w:spacing w:after="0"/>
+        <w:spacing w:after="40"/>
       </w:pPr>
     </w:p>
     <w:p>
+      <w:pPr>
+        <w:spacing w:after="120"/>
+      </w:pPr>
       <w:r>
         <w:t>关键设计取舍：单体与 SQLite 降低演示部署成本；产品和版本先过滤，减少串答；FAQ 优先提供稳定答案；保留来源和清洗报告支持核对；可选模型失败后回退原文，使离线环境也能完成问答。</w:t>
       </w:r>
     </w:p>
     <w:p>
       <w:pPr>
-        <w:pStyle w:val="Heading1"/>
-        <w:pageBreakBefore/>
-      </w:pPr>
-      <w:r>
-        <w:t>3. 数据流程设计</w:t>
+        <w:pStyle w:val="Heading2"/>
+        <w:spacing w:after="120"/>
+      </w:pPr>
+      <w:r>
+        <w:t>2.3 独立知识配置界面</w:t>
       </w:r>
     </w:p>
     <w:p>
       <w:pPr>
-        <w:pStyle w:val="Heading2"/>
-      </w:pPr>
-      <w:r>
-        <w:t>3.1 资料导入数据流程图</w:t>
+        <w:spacing w:after="120"/>
+      </w:pPr>
+      <w:r>
+        <w:t xml:space="preserve">顶部导航提供“产品问答”和“知识配置”两个视图，使用同一 </w:t>
+      </w:r>
+      <w:r>
+        <w:rPr>
+          <w:rFonts w:ascii="Consolas" w:hAnsi="Consolas"/>
+          <w:sz w:val="18"/>
+        </w:rPr>
+        <w:t>app/static/index.html</w:t>
+      </w:r>
+      <w:r>
+        <w:t xml:space="preserve"> 和后端服务；</w:t>
+      </w:r>
+      <w:r>
+        <w:rPr>
+          <w:rFonts w:ascii="Consolas" w:hAnsi="Consolas"/>
+          <w:sz w:val="18"/>
+        </w:rPr>
+        <w:t>/#configuration</w:t>
+      </w:r>
+      <w:r>
+        <w:t xml:space="preserve"> 打开配置视图。文件清洗、QA 预览、已有资料的问答整理和模型 Prompt 编辑从聊天页右侧移入配置界面。配置界面独立选择目标产品并填写版本，可直接建立新版本，不依赖当前聊天范围；返回问答不会主动清除原会话。</w:t>
       </w:r>
     </w:p>
     <w:p>
       <w:pPr>
+        <w:spacing w:after="120"/>
+      </w:pPr>
+      <w:r>
+        <w:t>资料操作采用“导入 → QA 问答分段 → 完成”三步：先选择文件与清洗参数，再核对原文、片段和候选 QA，最后确认写入。第二步可修改问题表达、取消不合适的 QA，答案保留来源原句；没有识别出 QA 或全部取消时，仍可保存检索片段。完成后点击“测试问答”切换到此次导入的产品版本并开始新会话，或继续导入下一份资料。</w:t>
+      </w:r>
+    </w:p>
+    <w:p>
+      <w:pPr>
+        <w:spacing w:after="120"/>
+      </w:pPr>
+      <w:r>
+        <w:t>Prompt 在同一配置界面显示当前来源、模型接入状态，并支持保存和恢复默认。它仅影响已接入模型的片段生成回答，不改变已存 FAQ 答案或离线固定话术。已有资料的“从资料生成问答”要求先选择目标产品并填写版本；API 不传范围时仍可扫描全部资料。</w:t>
+      </w:r>
+    </w:p>
+    <w:p>
+      <w:pPr>
+        <w:pStyle w:val="Heading1"/>
+        <w:spacing w:after="120"/>
+      </w:pPr>
+      <w:r>
+        <w:t>3. 数据流程设计</w:t>
+      </w:r>
+    </w:p>
+    <w:p>
+      <w:pPr>
+        <w:pStyle w:val="Heading2"/>
+        <w:spacing w:after="120"/>
+      </w:pPr>
+      <w:r>
+        <w:t>3.1 资料导入数据流程图</w:t>
+      </w:r>
+    </w:p>
+    <w:p>
+      <w:pPr>
         <w:keepNext/>
         <w:jc w:val="center"/>
       </w:pPr>
       <w:r>
         <w:drawing>
           <wp:inline xmlns:a="http://schemas.openxmlformats.org/drawingml/2006/main" xmlns:pic="http://schemas.openxmlformats.org/drawingml/2006/picture">
-            <wp:extent cx="4733384" cy="7560000"/>
+            <wp:extent cx="3251200" cy="7315200"/>
             <wp:docPr id="2" name="Picture 2"/>
             <wp:cNvGraphicFramePr>
               <a:graphicFrameLocks noChangeAspect="1"/>
@@ -905,7 +983,7 @@
                   <pic:spPr>
                     <a:xfrm>
                       <a:off x="0" y="0"/>
-                      <a:ext cx="4733384" cy="7560000"/>
+                      <a:ext cx="3251200" cy="7315200"/>
                     </a:xfrm>
                     <a:prstGeom prst="rect"/>
                   </pic:spPr>
@@ -919,6 +997,7 @@
     <w:p>
       <w:pPr>
         <w:pStyle w:val="Caption"/>
+        <w:spacing w:after="120"/>
         <w:jc w:val="center"/>
       </w:pPr>
       <w:r>
@@ -933,7 +1012,7 @@
       <w:r>
         <w:drawing>
           <wp:inline xmlns:a="http://schemas.openxmlformats.org/drawingml/2006/main" xmlns:pic="http://schemas.openxmlformats.org/drawingml/2006/picture">
-            <wp:extent cx="4733384" cy="7560000"/>
+            <wp:extent cx="3656076" cy="7315198"/>
             <wp:docPr id="3" name="Picture 3"/>
             <wp:cNvGraphicFramePr>
               <a:graphicFrameLocks noChangeAspect="1"/>
@@ -954,7 +1033,7 @@
                   <pic:spPr>
                     <a:xfrm>
                       <a:off x="0" y="0"/>
-                      <a:ext cx="4733384" cy="7560000"/>
+                      <a:ext cx="3656076" cy="7315198"/>
                     </a:xfrm>
                     <a:prstGeom prst="rect"/>
                   </pic:spPr>
@@ -968,6 +1047,7 @@
     <w:p>
       <w:pPr>
         <w:pStyle w:val="Caption"/>
+        <w:spacing w:after="120"/>
         <w:jc w:val="center"/>
       </w:pPr>
       <w:r>
@@ -975,6 +1055,9 @@
       </w:r>
     </w:p>
     <w:p>
+      <w:pPr>
+        <w:spacing w:after="120"/>
+      </w:pPr>
       <w:r>
         <w:t xml:space="preserve">输入支持 </w:t>
       </w:r>
@@ -1060,6 +1143,65 @@
       </w:r>
     </w:p>
     <w:p>
+      <w:pPr>
+        <w:spacing w:after="120"/>
+      </w:pPr>
+      <w:r>
+        <w:t xml:space="preserve">预览调用 </w:t>
+      </w:r>
+      <w:r>
+        <w:rPr>
+          <w:rFonts w:ascii="Consolas" w:hAnsi="Consolas"/>
+          <w:sz w:val="18"/>
+        </w:rPr>
+        <w:t>prepare_document()</w:t>
+      </w:r>
+      <w:r>
+        <w:t>，不生成数据库向量，也不写入文档、片段或 FAQ。当前预览暂存在浏览器中，原文件需在确认时再次上传；刷新配置页会丢失未提交预览。确认入库传递同一文件与清洗参数、</w:t>
+      </w:r>
+      <w:r>
+        <w:rPr>
+          <w:rFonts w:ascii="Consolas" w:hAnsi="Consolas"/>
+          <w:sz w:val="18"/>
+        </w:rPr>
+        <w:t>review=true</w:t>
+      </w:r>
+      <w:r>
+        <w:t xml:space="preserve"> 以及 </w:t>
+      </w:r>
+      <w:r>
+        <w:rPr>
+          <w:rFonts w:ascii="Consolas" w:hAnsi="Consolas"/>
+          <w:sz w:val="18"/>
+        </w:rPr>
+        <w:t>selected_faqs</w:t>
+      </w:r>
+      <w:r>
+        <w:t>。后端重新处理文件，再根据候选索引取原文答案，不使用客户端提供的答案。问题必须为 1～500 字的非空字符串，索引须为有效整数且不可重复；参数或选择无效时拒绝写入。</w:t>
+      </w:r>
+    </w:p>
+    <w:p>
+      <w:pPr>
+        <w:spacing w:after="120"/>
+      </w:pPr>
+      <w:r>
+        <w:t xml:space="preserve">取消勾选只排除该候选 QA，不删除原文事实或对应检索片段；后续仍可通过片段检索回答相关问题。该审核流程帮助核对问答适配和来源，实际准确率需通过业务问题与评估集验证。清洗参数记录在 </w:t>
+      </w:r>
+      <w:r>
+        <w:rPr>
+          <w:rFonts w:ascii="Consolas" w:hAnsi="Consolas"/>
+          <w:sz w:val="18"/>
+        </w:rPr>
+        <w:t>documents.cleaning_report.settings</w:t>
+      </w:r>
+      <w:r>
+        <w:t>，不新增独立草稿表。</w:t>
+      </w:r>
+    </w:p>
+    <w:p>
+      <w:pPr>
+        <w:spacing w:after="120"/>
+      </w:pPr>
       <w:r>
         <w:t>入库保存的是清洗后的完整文字和派生知识，并未将上传文件原始字节作为附件保存。</w:t>
       </w:r>
@@ -1077,6 +1219,7 @@
     <w:p>
       <w:pPr>
         <w:pStyle w:val="Heading2"/>
+        <w:spacing w:after="120"/>
       </w:pPr>
       <w:r>
         <w:t>3.2 在线问答决策流程图</w:t>
@@ -1230,6 +1373,9 @@
       </w:r>
     </w:p>
     <w:p>
+      <w:pPr>
+        <w:spacing w:after="120"/>
+      </w:pPr>
       <w:r>
         <w:t>图中保留实际执行顺序：代码先计算检索结果，再按优先级判断人工、产品发现、FAQ 与片段分支。因此“人工分支优先”是回答决策优先级，并不表示一定跳过前面的检索计算。</w:t>
       </w:r>
@@ -1237,6 +1383,7 @@
     <w:p>
       <w:pPr>
         <w:pStyle w:val="Heading2"/>
+        <w:spacing w:after="120"/>
       </w:pPr>
       <w:r>
         <w:t>3.3 问答交互时序图</w:t>
@@ -1294,6 +1441,7 @@
     <w:p>
       <w:pPr>
         <w:pStyle w:val="Heading2"/>
+        <w:spacing w:after="120"/>
       </w:pPr>
       <w:r>
         <w:t>3.4 知识维护闭环</w:t>
@@ -1349,6 +1497,9 @@
       </w:r>
     </w:p>
     <w:p>
+      <w:pPr>
+        <w:spacing w:after="120"/>
+      </w:pPr>
       <w:r>
         <w:t xml:space="preserve">人工补充同一问题的不同答案会被拒绝，要求先核对已有资料；相同答案可以复用已有 FAQ。解决缺口时，更新的是同问题、同产品、同版本的未解决记录。用户评价写入 </w:t>
       </w:r>
@@ -1366,7 +1517,7 @@
     <w:p>
       <w:pPr>
         <w:pStyle w:val="Heading1"/>
-        <w:pageBreakBefore/>
+        <w:spacing w:after="120"/>
       </w:pPr>
       <w:r>
         <w:t>4. 类图与数据模型</w:t>
@@ -1375,12 +1526,16 @@
     <w:p>
       <w:pPr>
         <w:pStyle w:val="Heading2"/>
+        <w:spacing w:after="120"/>
       </w:pPr>
       <w:r>
         <w:t>4.1 当前代码实际类图</w:t>
       </w:r>
     </w:p>
     <w:p>
+      <w:pPr>
+        <w:spacing w:after="120"/>
+      </w:pPr>
       <w:r>
         <w:t xml:space="preserve">项目以函数式模块组织业务，没有 </w:t>
       </w:r>
@@ -1455,6 +1610,9 @@
       </w:r>
     </w:p>
     <w:p>
+      <w:pPr>
+        <w:spacing w:after="120"/>
+      </w:pPr>
       <w:r>
         <w:t xml:space="preserve">请求模型在 </w:t>
       </w:r>
@@ -1492,6 +1650,7 @@
     <w:p>
       <w:pPr>
         <w:pStyle w:val="Heading2"/>
+        <w:spacing w:after="120"/>
       </w:pPr>
       <w:r>
         <w:t>4.2 数据库实体关系图</w:t>
@@ -1547,6 +1706,9 @@
       </w:r>
     </w:p>
     <w:p>
+      <w:pPr>
+        <w:spacing w:after="120"/>
+      </w:pPr>
       <w:r>
         <w:t>图中省略部分时间、类别和来源字段。实线关系对应代码中声明的外键；虚线表示应用逻辑关联，不代表数据库已建立对应外键。</w:t>
       </w:r>
@@ -1562,32 +1724,41 @@
       </w:r>
     </w:p>
     <w:p>
+      <w:pPr>
+        <w:spacing w:after="120"/>
+      </w:pPr>
       <w:r>
         <w:t>另有两张配置／统计表：</w:t>
       </w:r>
     </w:p>
     <w:tbl>
       <w:tblPr>
-        <w:tblStyle w:val="LightShading-Accent1"/>
+        <w:tblStyle w:val="TableGrid"/>
         <w:tblW w:type="auto" w:w="0"/>
+        <w:tblLayout w:type="fixed"/>
         <w:tblLook w:firstColumn="1" w:firstRow="1" w:lastColumn="0" w:lastRow="0" w:noHBand="0" w:noVBand="1" w:val="04A0"/>
       </w:tblPr>
       <w:tblGrid>
-        <w:gridCol w:w="4819"/>
-        <w:gridCol w:w="4819"/>
+        <w:gridCol w:w="3373"/>
+        <w:gridCol w:w="6265"/>
       </w:tblGrid>
       <w:tr>
         <w:trPr>
           <w:tblHeader/>
-          <w:cantSplit/>
         </w:trPr>
         <w:tc>
           <w:tcPr>
-            <w:tcW w:type="dxa" w:w="4819"/>
+            <w:tcW w:type="dxa" w:w="3373"/>
+            <w:shd w:fill="E8F1FA"/>
           </w:tcPr>
           <w:p>
-            <w:r>
-              <w:rPr>
+            <w:pPr>
+              <w:spacing w:after="80"/>
+            </w:pPr>
+            <w:r>
+              <w:rPr>
+                <w:b/>
+                <w:color w:val="173750"/>
                 <w:sz w:val="18"/>
               </w:rPr>
               <w:t>表</w:t>
@@ -1596,11 +1767,17 @@
         </w:tc>
         <w:tc>
           <w:tcPr>
-            <w:tcW w:type="dxa" w:w="4819"/>
+            <w:tcW w:type="dxa" w:w="6265"/>
+            <w:shd w:fill="E8F1FA"/>
           </w:tcPr>
           <w:p>
-            <w:r>
-              <w:rPr>
+            <w:pPr>
+              <w:spacing w:after="80"/>
+            </w:pPr>
+            <w:r>
+              <w:rPr>
+                <w:b/>
+                <w:color w:val="173750"/>
                 <w:sz w:val="18"/>
               </w:rPr>
               <w:t>字段与用途</w:t>
@@ -1609,43 +1786,31 @@
         </w:tc>
       </w:tr>
       <w:tr>
-        <w:trPr>
-          <w:cantSplit/>
-        </w:trPr>
         <w:tc>
           <w:tcPr>
-            <w:tcW w:type="dxa" w:w="4819"/>
+            <w:tcW w:type="dxa" w:w="3373"/>
           </w:tcPr>
           <w:p>
-            <w:r>
-              <w:rPr>
-                <w:sz w:val="18"/>
-              </w:rPr>
-            </w:r>
+            <w:pPr>
+              <w:spacing w:after="80"/>
+            </w:pPr>
             <w:r>
               <w:rPr>
                 <w:rFonts w:ascii="Consolas" w:hAnsi="Consolas"/>
                 <w:sz w:val="18"/>
               </w:rPr>
               <w:t>settings</w:t>
-            </w:r>
-            <w:r>
-              <w:rPr>
-                <w:sz w:val="18"/>
-              </w:rPr>
             </w:r>
           </w:p>
         </w:tc>
         <w:tc>
           <w:tcPr>
-            <w:tcW w:type="dxa" w:w="4819"/>
+            <w:tcW w:type="dxa" w:w="6265"/>
           </w:tcPr>
           <w:p>
-            <w:r>
-              <w:rPr>
-                <w:sz w:val="18"/>
-              </w:rPr>
-            </w:r>
+            <w:pPr>
+              <w:spacing w:after="80"/>
+            </w:pPr>
             <w:r>
               <w:rPr>
                 <w:rFonts w:ascii="Consolas" w:hAnsi="Consolas"/>
@@ -1689,43 +1854,31 @@
         </w:tc>
       </w:tr>
       <w:tr>
-        <w:trPr>
-          <w:cantSplit/>
-        </w:trPr>
         <w:tc>
           <w:tcPr>
-            <w:tcW w:type="dxa" w:w="4819"/>
+            <w:tcW w:type="dxa" w:w="3373"/>
           </w:tcPr>
           <w:p>
-            <w:r>
-              <w:rPr>
-                <w:sz w:val="18"/>
-              </w:rPr>
-            </w:r>
+            <w:pPr>
+              <w:spacing w:after="80"/>
+            </w:pPr>
             <w:r>
               <w:rPr>
                 <w:rFonts w:ascii="Consolas" w:hAnsi="Consolas"/>
                 <w:sz w:val="18"/>
               </w:rPr>
               <w:t>training_runs</w:t>
-            </w:r>
-            <w:r>
-              <w:rPr>
-                <w:sz w:val="18"/>
-              </w:rPr>
             </w:r>
           </w:p>
         </w:tc>
         <w:tc>
           <w:tcPr>
-            <w:tcW w:type="dxa" w:w="4819"/>
+            <w:tcW w:type="dxa" w:w="6265"/>
           </w:tcPr>
           <w:p>
-            <w:r>
-              <w:rPr>
-                <w:sz w:val="18"/>
-              </w:rPr>
-            </w:r>
+            <w:pPr>
+              <w:spacing w:after="80"/>
+            </w:pPr>
             <w:r>
               <w:rPr>
                 <w:rFonts w:ascii="Consolas" w:hAnsi="Consolas"/>
@@ -1823,10 +1976,13 @@
     </w:tbl>
     <w:p>
       <w:pPr>
-        <w:spacing w:after="0"/>
+        <w:spacing w:after="40"/>
       </w:pPr>
     </w:p>
     <w:p>
+      <w:pPr>
+        <w:spacing w:after="120"/>
+      </w:pPr>
       <w:r>
         <w:t>数据库约束和一致性策略：</w:t>
       </w:r>
@@ -1834,8 +1990,8 @@
     <w:p>
       <w:pPr>
         <w:pStyle w:val="ListBullet"/>
-      </w:pPr>
-      <w:r/>
+        <w:spacing w:after="120"/>
+      </w:pPr>
       <w:r>
         <w:rPr>
           <w:rFonts w:ascii="Consolas" w:hAnsi="Consolas"/>
@@ -1860,8 +2016,8 @@
     <w:p>
       <w:pPr>
         <w:pStyle w:val="ListBullet"/>
-      </w:pPr>
-      <w:r/>
+        <w:spacing w:after="120"/>
+      </w:pPr>
       <w:r>
         <w:rPr>
           <w:rFonts w:ascii="Consolas" w:hAnsi="Consolas"/>
@@ -1896,8 +2052,8 @@
     <w:p>
       <w:pPr>
         <w:pStyle w:val="ListBullet"/>
-      </w:pPr>
-      <w:r/>
+        <w:spacing w:after="120"/>
+      </w:pPr>
       <w:r>
         <w:rPr>
           <w:rFonts w:ascii="Consolas" w:hAnsi="Consolas"/>
@@ -1912,6 +2068,7 @@
     <w:p>
       <w:pPr>
         <w:pStyle w:val="ListBullet"/>
+        <w:spacing w:after="120"/>
       </w:pPr>
       <w:r>
         <w:t>普通导入在同一数据库事务内写入关联知识；人工补充和关闭缺口也在同一事务中执行。</w:t>
@@ -1920,6 +2077,7 @@
     <w:p>
       <w:pPr>
         <w:pStyle w:val="ListBullet"/>
+        <w:spacing w:after="120"/>
       </w:pPr>
       <w:r>
         <w:t xml:space="preserve">FAQ 整理逐文档使用 </w:t>
@@ -1938,8 +2096,8 @@
     <w:p>
       <w:pPr>
         <w:pStyle w:val="ListBullet"/>
-      </w:pPr>
-      <w:r/>
+        <w:spacing w:after="120"/>
+      </w:pPr>
       <w:r>
         <w:rPr>
           <w:rFonts w:ascii="Consolas" w:hAnsi="Consolas"/>
@@ -1964,7 +2122,7 @@
     <w:p>
       <w:pPr>
         <w:pStyle w:val="Heading1"/>
-        <w:pageBreakBefore/>
+        <w:spacing w:after="120"/>
       </w:pPr>
       <w:r>
         <w:t>5. 核心算法设计</w:t>
@@ -1973,13 +2131,16 @@
     <w:p>
       <w:pPr>
         <w:pStyle w:val="Heading2"/>
+        <w:spacing w:after="120"/>
       </w:pPr>
       <w:r>
         <w:t>5.1 文本清洗与上下文切片</w:t>
       </w:r>
     </w:p>
     <w:p>
-      <w:r/>
+      <w:pPr>
+        <w:spacing w:after="120"/>
+      </w:pPr>
       <w:r>
         <w:rPr>
           <w:rFonts w:ascii="Consolas" w:hAnsi="Consolas"/>
@@ -1990,9 +2151,31 @@
       <w:r>
         <w:t xml:space="preserve"> 使用 NFC 规范化并转换全角 ASCII，统一换行与空白，移除零宽字符和非必要控制字符；只删除匹配规则的页码、空行，以及长度至少 6 字的相邻重复行。清洗不推断或改写产品事实，各类处理数量写入报告。</w:t>
       </w:r>
+      <w:r>
+        <w:rPr>
+          <w:rFonts w:ascii="Consolas" w:hAnsi="Consolas"/>
+          <w:sz w:val="18"/>
+        </w:rPr>
+        <w:t>remove_page_markers</w:t>
+      </w:r>
+      <w:r>
+        <w:t xml:space="preserve"> 和 </w:t>
+      </w:r>
+      <w:r>
+        <w:rPr>
+          <w:rFonts w:ascii="Consolas" w:hAnsi="Consolas"/>
+          <w:sz w:val="18"/>
+        </w:rPr>
+        <w:t>remove_duplicates</w:t>
+      </w:r>
+      <w:r>
+        <w:t xml:space="preserve"> 控制页码及相邻重复行过滤，默认均启用；字符与空白规范化仍自动执行。</w:t>
+      </w:r>
     </w:p>
     <w:p>
-      <w:r/>
+      <w:pPr>
+        <w:spacing w:after="120"/>
+      </w:pPr>
       <w:r>
         <w:rPr>
           <w:rFonts w:ascii="Consolas" w:hAnsi="Consolas"/>
@@ -2006,9 +2189,11 @@
     </w:p>
     <w:p>
       <w:pPr>
-        <w:pStyle w:val="ListNumber"/>
-      </w:pPr>
-      <w:r/>
+        <w:spacing w:after="120"/>
+      </w:pPr>
+      <w:r>
+        <w:t xml:space="preserve">1. </w:t>
+      </w:r>
       <w:r>
         <w:rPr>
           <w:rFonts w:ascii="Consolas" w:hAnsi="Consolas"/>
@@ -2022,29 +2207,32 @@
     </w:p>
     <w:p>
       <w:pPr>
-        <w:pStyle w:val="ListNumber"/>
-      </w:pPr>
-      <w:r>
-        <w:t>问题标记或问号结尾的行不直接作为事实片段；答案标记从正文中去除。</w:t>
+        <w:spacing w:after="120"/>
+      </w:pPr>
+      <w:r>
+        <w:t>2. 问题标记或问号结尾的行不直接作为事实片段；答案标记从正文中去除。</w:t>
       </w:r>
     </w:p>
     <w:p>
       <w:pPr>
-        <w:pStyle w:val="ListNumber"/>
-      </w:pPr>
-      <w:r>
-        <w:t>小于 6 字的短行先合并到后续事实行。</w:t>
+        <w:spacing w:after="120"/>
+      </w:pPr>
+      <w:r>
+        <w:t>3. 小于 6 字的短行先合并到后续事实行。</w:t>
       </w:r>
     </w:p>
     <w:p>
       <w:pPr>
-        <w:pStyle w:val="ListNumber"/>
-      </w:pPr>
-      <w:r>
-        <w:t>长行按正文可用长度切片，相邻窗口默认重叠 50 字。</w:t>
+        <w:spacing w:after="120"/>
+      </w:pPr>
+      <w:r>
+        <w:t>4. 长行按正文可用长度切片，默认重叠 50 字，实际重叠不超过正文容量的一半。</w:t>
       </w:r>
     </w:p>
     <w:p>
+      <w:pPr>
+        <w:spacing w:after="120"/>
+      </w:pPr>
       <w:r>
         <w:t xml:space="preserve">设标题前缀长度为 </w:t>
       </w:r>
@@ -2056,24 +2244,94 @@
         <w:t>p</w:t>
       </w:r>
       <w:r>
-        <w:t xml:space="preserve">，正文容量为 </w:t>
+        <w:t xml:space="preserve">、片段上限为 </w:t>
       </w:r>
       <w:r>
         <w:rPr>
           <w:rFonts w:ascii="Consolas" w:hAnsi="Consolas"/>
           <w:sz w:val="18"/>
         </w:rPr>
-        <w:t>r = max(80, 360 - p)</w:t>
-      </w:r>
-      <w:r>
-        <w:t xml:space="preserve">，步长为 </w:t>
+        <w:t>m</w:t>
+      </w:r>
+      <w:r>
+        <w:t xml:space="preserve">、设置重叠为 </w:t>
       </w:r>
       <w:r>
         <w:rPr>
           <w:rFonts w:ascii="Consolas" w:hAnsi="Consolas"/>
           <w:sz w:val="18"/>
         </w:rPr>
-        <w:t>max(1, r - 50)</w:t>
+        <w:t>o</w:t>
+      </w:r>
+      <w:r>
+        <w:t xml:space="preserve">，正文容量为 </w:t>
+      </w:r>
+      <w:r>
+        <w:rPr>
+          <w:rFonts w:ascii="Consolas" w:hAnsi="Consolas"/>
+          <w:sz w:val="18"/>
+        </w:rPr>
+        <w:t>r = max(1, m - p)</w:t>
+      </w:r>
+      <w:r>
+        <w:t xml:space="preserve">，实际重叠为 </w:t>
+      </w:r>
+      <w:r>
+        <w:rPr>
+          <w:rFonts w:ascii="Consolas" w:hAnsi="Consolas"/>
+          <w:sz w:val="18"/>
+        </w:rPr>
+        <w:t>min(o, r // 2)</w:t>
+      </w:r>
+      <w:r>
+        <w:t xml:space="preserve">，步长为 </w:t>
+      </w:r>
+      <w:r>
+        <w:rPr>
+          <w:rFonts w:ascii="Consolas" w:hAnsi="Consolas"/>
+          <w:sz w:val="18"/>
+        </w:rPr>
+        <w:t>max(1, r - min(o, r // 2))</w:t>
+      </w:r>
+      <w:r>
+        <w:t xml:space="preserve">。界面和后端限制 </w:t>
+      </w:r>
+      <w:r>
+        <w:rPr>
+          <w:rFonts w:ascii="Consolas" w:hAnsi="Consolas"/>
+          <w:sz w:val="18"/>
+        </w:rPr>
+        <w:t>120 ≤ m ≤ 2000</w:t>
+      </w:r>
+      <w:r>
+        <w:t>、</w:t>
+      </w:r>
+      <w:r>
+        <w:rPr>
+          <w:rFonts w:ascii="Consolas" w:hAnsi="Consolas"/>
+          <w:sz w:val="18"/>
+        </w:rPr>
+        <w:t>0 ≤ o &lt; m // 2</w:t>
+      </w:r>
+      <w:r>
+        <w:t xml:space="preserve">，默认 </w:t>
+      </w:r>
+      <w:r>
+        <w:rPr>
+          <w:rFonts w:ascii="Consolas" w:hAnsi="Consolas"/>
+          <w:sz w:val="18"/>
+        </w:rPr>
+        <w:t>m=360</w:t>
+      </w:r>
+      <w:r>
+        <w:t>、</w:t>
+      </w:r>
+      <w:r>
+        <w:rPr>
+          <w:rFonts w:ascii="Consolas" w:hAnsi="Consolas"/>
+          <w:sz w:val="18"/>
+        </w:rPr>
+        <w:t>o=50</w:t>
       </w:r>
       <w:r>
         <w:t>。这种方式保留章节上下文，同时避免完全不重叠切分造成边界信息丢失。它不是递归语义切分；问号结尾的真实事实也可能被过滤。</w:t>
@@ -2082,12 +2340,16 @@
     <w:p>
       <w:pPr>
         <w:pStyle w:val="Heading2"/>
+        <w:spacing w:after="120"/>
       </w:pPr>
       <w:r>
         <w:t>5.2 字符 n-gram 哈希向量</w:t>
       </w:r>
     </w:p>
     <w:p>
+      <w:pPr>
+        <w:spacing w:after="120"/>
+      </w:pPr>
       <w:r>
         <w:t>向量化参数：</w:t>
       </w:r>
@@ -2153,6 +2415,9 @@
       </w:r>
     </w:p>
     <w:p>
+      <w:pPr>
+        <w:spacing w:after="120"/>
+      </w:pPr>
       <w:r>
         <w:t xml:space="preserve">文本被分解为连续 2～4 字符的片段，通过哈希映射到固定维度并累计，再执行 L2 归一化。对于非零向量 </w:t>
       </w:r>
@@ -2169,30 +2434,43 @@
     </w:p>
     <w:p>
       <w:pPr>
-        <w:pStyle w:val="SourceCode"/>
         <w:keepNext/>
-        <w:shd w:fill="F2F4F7"/>
-      </w:pPr>
-      <w:r>
+        <w:spacing w:after="0" w:before="0" w:line="252" w:lineRule="auto"/>
+        <w:ind w:left="173"/>
+        <w:shd w:fill="F3F6FA"/>
+      </w:pPr>
+      <w:r>
+        <w:rPr>
+          <w:rFonts w:ascii="Consolas" w:hAnsi="Consolas" w:eastAsia="Microsoft YaHei"/>
+          <w:sz w:val="16"/>
+        </w:rPr>
         <w:t>v(x) = h(x) / ||h(x)||₂</w:t>
       </w:r>
     </w:p>
     <w:p>
       <w:pPr>
-        <w:pStyle w:val="SourceCode"/>
         <w:keepNext w:val="0"/>
-        <w:shd w:fill="F2F4F7"/>
-      </w:pPr>
-      <w:r>
+        <w:spacing w:after="0" w:before="0" w:line="252" w:lineRule="auto"/>
+        <w:ind w:left="173"/>
+        <w:shd w:fill="F3F6FA"/>
+      </w:pPr>
+      <w:r>
+        <w:rPr>
+          <w:rFonts w:ascii="Consolas" w:hAnsi="Consolas" w:eastAsia="Microsoft YaHei"/>
+          <w:sz w:val="16"/>
+        </w:rPr>
         <w:t>cosine(q, d) = v(q) · v(d)</w:t>
       </w:r>
     </w:p>
     <w:p>
       <w:pPr>
-        <w:spacing w:after="0"/>
+        <w:spacing w:after="40"/>
       </w:pPr>
     </w:p>
     <w:p>
+      <w:pPr>
+        <w:spacing w:after="120"/>
+      </w:pPr>
       <w:r>
         <w:t xml:space="preserve">零向量的点积为零。索引以 </w:t>
       </w:r>
@@ -2218,6 +2496,9 @@
       </w:r>
     </w:p>
     <w:p>
+      <w:pPr>
+        <w:spacing w:after="120"/>
+      </w:pPr>
       <w:r>
         <w:t xml:space="preserve">这种方法无需维护词表或训练，适合离线演示与中文局部字词匹配；它不等同于语义模型，存在哈希碰撞、同义改写召回不足和否定表达混淆等限制。代码中的局部变量 </w:t>
       </w:r>
@@ -2235,13 +2516,16 @@
     <w:p>
       <w:pPr>
         <w:pStyle w:val="Heading2"/>
+        <w:spacing w:after="120"/>
       </w:pPr>
       <w:r>
         <w:t>5.3 同产品、同版本的片段混合检索</w:t>
       </w:r>
     </w:p>
     <w:p>
-      <w:r/>
+      <w:pPr>
+        <w:spacing w:after="120"/>
+      </w:pPr>
       <w:r>
         <w:rPr>
           <w:rFonts w:ascii="Consolas" w:hAnsi="Consolas"/>
@@ -2254,6 +2538,9 @@
       </w:r>
     </w:p>
     <w:p>
+      <w:pPr>
+        <w:spacing w:after="120"/>
+      </w:pPr>
       <w:r>
         <w:t xml:space="preserve">设 </w:t>
       </w:r>
@@ -2280,35 +2567,51 @@
     </w:p>
     <w:p>
       <w:pPr>
-        <w:pStyle w:val="SourceCode"/>
         <w:keepNext/>
-        <w:shd w:fill="F2F4F7"/>
-      </w:pPr>
-      <w:r>
+        <w:spacing w:after="0" w:before="0" w:line="252" w:lineRule="auto"/>
+        <w:ind w:left="173"/>
+        <w:shd w:fill="F3F6FA"/>
+      </w:pPr>
+      <w:r>
+        <w:rPr>
+          <w:rFonts w:ascii="Consolas" w:hAnsi="Consolas" w:eastAsia="Microsoft YaHei"/>
+          <w:sz w:val="16"/>
+        </w:rPr>
         <w:t>coverage(q, d) = |G₂(q) ∩ G₂(d)| / max(1, |G₂(q)|)</w:t>
       </w:r>
     </w:p>
     <w:p>
       <w:pPr>
-        <w:pStyle w:val="SourceCode"/>
         <w:keepNext w:val="0"/>
-        <w:shd w:fill="F2F4F7"/>
-      </w:pPr>
-      <w:r>
+        <w:spacing w:after="0" w:before="0" w:line="252" w:lineRule="auto"/>
+        <w:ind w:left="173"/>
+        <w:shd w:fill="F3F6FA"/>
+      </w:pPr>
+      <w:r>
+        <w:rPr>
+          <w:rFonts w:ascii="Consolas" w:hAnsi="Consolas" w:eastAsia="Microsoft YaHei"/>
+          <w:sz w:val="16"/>
+        </w:rPr>
         <w:t>score(q, d) = 0.7 × cosine(q, d) + 0.3 × coverage(q, d)</w:t>
       </w:r>
     </w:p>
     <w:p>
       <w:pPr>
-        <w:spacing w:after="0"/>
+        <w:spacing w:after="40"/>
       </w:pPr>
     </w:p>
     <w:p>
+      <w:pPr>
+        <w:spacing w:after="120"/>
+      </w:pPr>
       <w:r>
         <w:t>覆盖率的分母为问题集合大小，强调问题关键词是否被资料覆盖，因此并非 Jaccard 相似度。结果保留四位小数后排序，默认返回 Top-4，最终响应最多附带 3 条来源。</w:t>
       </w:r>
     </w:p>
     <w:p>
+      <w:pPr>
+        <w:spacing w:after="120"/>
+      </w:pPr>
       <w:r>
         <w:t xml:space="preserve">候选数为 </w:t>
       </w:r>
@@ -2356,12 +2659,16 @@
     <w:p>
       <w:pPr>
         <w:pStyle w:val="Heading2"/>
+        <w:spacing w:after="120"/>
       </w:pPr>
       <w:r>
         <w:t>5.4 FAQ 提取、匹配与冲突识别</w:t>
       </w:r>
     </w:p>
     <w:p>
+      <w:pPr>
+        <w:spacing w:after="120"/>
+      </w:pPr>
       <w:r>
         <w:t>FAQ 分为五类：</w:t>
       </w:r>
@@ -2417,7 +2724,9 @@
       </w:r>
     </w:p>
     <w:p>
-      <w:r/>
+      <w:pPr>
+        <w:spacing w:after="120"/>
+      </w:pPr>
       <w:r>
         <w:rPr>
           <w:rFonts w:ascii="Consolas" w:hAnsi="Consolas"/>
@@ -2431,10 +2740,10 @@
     </w:p>
     <w:p>
       <w:pPr>
-        <w:pStyle w:val="ListNumber"/>
-      </w:pPr>
-      <w:r>
-        <w:t xml:space="preserve">使用 </w:t>
+        <w:spacing w:after="120"/>
+      </w:pPr>
+      <w:r>
+        <w:t xml:space="preserve">1. 使用 </w:t>
       </w:r>
       <w:r>
         <w:rPr>
@@ -2449,10 +2758,10 @@
     </w:p>
     <w:p>
       <w:pPr>
-        <w:pStyle w:val="ListNumber"/>
-      </w:pPr>
-      <w:r>
-        <w:t xml:space="preserve">使用 </w:t>
+        <w:spacing w:after="120"/>
+      </w:pPr>
+      <w:r>
+        <w:t xml:space="preserve">2. 使用 </w:t>
       </w:r>
       <w:r>
         <w:rPr>
@@ -2467,18 +2776,18 @@
     </w:p>
     <w:p>
       <w:pPr>
-        <w:pStyle w:val="ListNumber"/>
-      </w:pPr>
-      <w:r>
-        <w:t>提取长度至少 2 的英文词，排除产品自身英文词后，要求其出现在候选问题或答案中。</w:t>
+        <w:spacing w:after="120"/>
+      </w:pPr>
+      <w:r>
+        <w:t>3. 提取长度至少 2 的英文词，排除产品自身英文词后，要求其出现在候选问题或答案中。</w:t>
       </w:r>
     </w:p>
     <w:p>
       <w:pPr>
-        <w:pStyle w:val="ListNumber"/>
-      </w:pPr>
-      <w:r>
-        <w:t xml:space="preserve">对候选问题计算与片段检索同形式的混合评分；必须同时满足 </w:t>
+        <w:spacing w:after="120"/>
+      </w:pPr>
+      <w:r>
+        <w:t xml:space="preserve">4. 对候选问题计算与片段检索同形式的混合评分；必须同时满足 </w:t>
       </w:r>
       <w:r>
         <w:rPr>
@@ -2503,13 +2812,16 @@
     </w:p>
     <w:p>
       <w:pPr>
-        <w:pStyle w:val="ListNumber"/>
-      </w:pPr>
-      <w:r>
-        <w:t>选取最高分候选；在已通过筛选的候选中，检查与它规范化问题相同的答案是否不同。存在不同答案则返回冲突标记，主流程转人工。</w:t>
+        <w:spacing w:after="120"/>
+      </w:pPr>
+      <w:r>
+        <w:t>5. 选取最高分候选；在已通过筛选的候选中，检查与它规范化问题相同的答案是否不同。存在不同答案则返回冲突标记，主流程转人工。</w:t>
       </w:r>
     </w:p>
     <w:p>
+      <w:pPr>
+        <w:spacing w:after="120"/>
+      </w:pPr>
       <w:r>
         <w:t>冲突识别的范围是“通过筛选且规范化问题相同”的 FAQ，不是对全部文档做语义矛盾检测。FAQ 命中直接返回保存的答案，不调用大模型。</w:t>
       </w:r>
@@ -2517,13 +2829,16 @@
     <w:p>
       <w:pPr>
         <w:pStyle w:val="Heading2"/>
+        <w:spacing w:after="120"/>
       </w:pPr>
       <w:r>
         <w:t>5.5 FAQ 按需整理与幂等性</w:t>
       </w:r>
     </w:p>
     <w:p>
-      <w:r/>
+      <w:pPr>
+        <w:spacing w:after="120"/>
+      </w:pPr>
       <w:r>
         <w:rPr>
           <w:rFonts w:ascii="Consolas" w:hAnsi="Consolas"/>
@@ -2556,6 +2871,9 @@
       </w:r>
     </w:p>
     <w:p>
+      <w:pPr>
+        <w:spacing w:after="120"/>
+      </w:pPr>
       <w:r>
         <w:t xml:space="preserve">候选答案每一行必须能在来源文档中找到，才允许写入；以“当前文档 + </w:t>
       </w:r>
@@ -2573,12 +2891,16 @@
     <w:p>
       <w:pPr>
         <w:pStyle w:val="Heading2"/>
+        <w:spacing w:after="120"/>
       </w:pPr>
       <w:r>
         <w:t>5.6 产品发现与多轮上下文</w:t>
       </w:r>
     </w:p>
     <w:p>
+      <w:pPr>
+        <w:spacing w:after="120"/>
+      </w:pPr>
       <w:r>
         <w:t xml:space="preserve">产品发现针对已导入资料的产品：名称、ID 或满足条件的别名直接命中时分数为 1；否则对该产品片段计算混合分数，最高分达到 </w:t>
       </w:r>
@@ -2594,11 +2916,17 @@
       </w:r>
     </w:p>
     <w:p>
+      <w:pPr>
+        <w:spacing w:after="120"/>
+      </w:pPr>
       <w:r>
         <w:t>普通问答的产品确定顺序是：问题文本中的产品名称／ID／别名命中，随后才使用显式选择或历史产品。若文本命中多个产品，当前实现按数据库读取顺序遇到的首个匹配确定，并没有多产品比较推理。</w:t>
       </w:r>
     </w:p>
     <w:p>
+      <w:pPr>
+        <w:spacing w:after="120"/>
+      </w:pPr>
       <w:r>
         <w:t xml:space="preserve">版本优先使用当前请求，其次使用同产品历史版本；仍缺失时选择最近导入资料的版本，排序依据为 </w:t>
       </w:r>
@@ -2614,26 +2942,37 @@
       </w:r>
     </w:p>
     <w:p>
+      <w:pPr>
+        <w:spacing w:after="120"/>
+      </w:pPr>
       <w:r>
         <w:t>若问题包含“它、这个、多少、怎么、呢”等追问词，系统构造：</w:t>
       </w:r>
     </w:p>
     <w:p>
       <w:pPr>
-        <w:pStyle w:val="SourceCode"/>
         <w:keepNext w:val="0"/>
-        <w:shd w:fill="F2F4F7"/>
-      </w:pPr>
-      <w:r>
+        <w:spacing w:after="0" w:before="0" w:line="252" w:lineRule="auto"/>
+        <w:ind w:left="173"/>
+        <w:shd w:fill="F3F6FA"/>
+      </w:pPr>
+      <w:r>
+        <w:rPr>
+          <w:rFonts w:ascii="Consolas" w:hAnsi="Consolas" w:eastAsia="Microsoft YaHei"/>
+          <w:sz w:val="16"/>
+        </w:rPr>
         <w:t>上一轮用户问题 + "；追问：" + 当前问题</w:t>
       </w:r>
     </w:p>
     <w:p>
       <w:pPr>
-        <w:spacing w:after="0"/>
+        <w:spacing w:after="40"/>
       </w:pPr>
     </w:p>
     <w:p>
+      <w:pPr>
+        <w:spacing w:after="120"/>
+      </w:pPr>
       <w:r>
         <w:t>这是启发式字符串拼接，不是模型生成的指代消解；仅使用上一轮用户文本，跨产品追问时可能带入旧问题词语。</w:t>
       </w:r>
@@ -2641,6 +2980,7 @@
     <w:p>
       <w:pPr>
         <w:pStyle w:val="Heading2"/>
+        <w:spacing w:after="120"/>
       </w:pPr>
       <w:r>
         <w:t>5.7 拒答、转人工与模型回退</w:t>
@@ -2648,26 +2988,32 @@
     </w:p>
     <w:tbl>
       <w:tblPr>
-        <w:tblStyle w:val="LightShading-Accent1"/>
+        <w:tblStyle w:val="TableGrid"/>
         <w:tblW w:type="auto" w:w="0"/>
+        <w:tblLayout w:type="fixed"/>
         <w:tblLook w:firstColumn="1" w:firstRow="1" w:lastColumn="0" w:lastRow="0" w:noHBand="0" w:noVBand="1" w:val="04A0"/>
       </w:tblPr>
       <w:tblGrid>
-        <w:gridCol w:w="4819"/>
-        <w:gridCol w:w="4819"/>
+        <w:gridCol w:w="3373"/>
+        <w:gridCol w:w="6265"/>
       </w:tblGrid>
       <w:tr>
         <w:trPr>
           <w:tblHeader/>
-          <w:cantSplit/>
         </w:trPr>
         <w:tc>
           <w:tcPr>
-            <w:tcW w:type="dxa" w:w="4819"/>
+            <w:tcW w:type="dxa" w:w="3373"/>
+            <w:shd w:fill="E8F1FA"/>
           </w:tcPr>
           <w:p>
-            <w:r>
-              <w:rPr>
+            <w:pPr>
+              <w:spacing w:after="80"/>
+            </w:pPr>
+            <w:r>
+              <w:rPr>
+                <w:b/>
+                <w:color w:val="173750"/>
                 <w:sz w:val="18"/>
               </w:rPr>
               <w:t>条件</w:t>
@@ -2676,11 +3022,17 @@
         </w:tc>
         <w:tc>
           <w:tcPr>
-            <w:tcW w:type="dxa" w:w="4819"/>
+            <w:tcW w:type="dxa" w:w="6265"/>
+            <w:shd w:fill="E8F1FA"/>
           </w:tcPr>
           <w:p>
-            <w:r>
-              <w:rPr>
+            <w:pPr>
+              <w:spacing w:after="80"/>
+            </w:pPr>
+            <w:r>
+              <w:rPr>
+                <w:b/>
+                <w:color w:val="173750"/>
                 <w:sz w:val="18"/>
               </w:rPr>
               <w:t>行为</w:t>
@@ -2689,14 +3041,14 @@
         </w:tc>
       </w:tr>
       <w:tr>
-        <w:trPr>
-          <w:cantSplit/>
-        </w:trPr>
         <w:tc>
           <w:tcPr>
-            <w:tcW w:type="dxa" w:w="4819"/>
+            <w:tcW w:type="dxa" w:w="3373"/>
           </w:tcPr>
           <w:p>
+            <w:pPr>
+              <w:spacing w:after="80"/>
+            </w:pPr>
             <w:r>
               <w:rPr>
                 <w:sz w:val="18"/>
@@ -2707,14 +3059,12 @@
         </w:tc>
         <w:tc>
           <w:tcPr>
-            <w:tcW w:type="dxa" w:w="4819"/>
+            <w:tcW w:type="dxa" w:w="6265"/>
           </w:tcPr>
           <w:p>
-            <w:r>
-              <w:rPr>
-                <w:sz w:val="18"/>
-              </w:rPr>
-            </w:r>
+            <w:pPr>
+              <w:spacing w:after="80"/>
+            </w:pPr>
             <w:r>
               <w:rPr>
                 <w:rFonts w:ascii="Consolas" w:hAnsi="Consolas"/>
@@ -2732,14 +3082,14 @@
         </w:tc>
       </w:tr>
       <w:tr>
-        <w:trPr>
-          <w:cantSplit/>
-        </w:trPr>
         <w:tc>
           <w:tcPr>
-            <w:tcW w:type="dxa" w:w="4819"/>
+            <w:tcW w:type="dxa" w:w="3373"/>
           </w:tcPr>
           <w:p>
+            <w:pPr>
+              <w:spacing w:after="80"/>
+            </w:pPr>
             <w:r>
               <w:rPr>
                 <w:sz w:val="18"/>
@@ -2750,14 +3100,12 @@
         </w:tc>
         <w:tc>
           <w:tcPr>
-            <w:tcW w:type="dxa" w:w="4819"/>
+            <w:tcW w:type="dxa" w:w="6265"/>
           </w:tcPr>
           <w:p>
-            <w:r>
-              <w:rPr>
-                <w:sz w:val="18"/>
-              </w:rPr>
-            </w:r>
+            <w:pPr>
+              <w:spacing w:after="80"/>
+            </w:pPr>
             <w:r>
               <w:rPr>
                 <w:rFonts w:ascii="Consolas" w:hAnsi="Consolas"/>
@@ -2775,14 +3123,14 @@
         </w:tc>
       </w:tr>
       <w:tr>
-        <w:trPr>
-          <w:cantSplit/>
-        </w:trPr>
         <w:tc>
           <w:tcPr>
-            <w:tcW w:type="dxa" w:w="4819"/>
+            <w:tcW w:type="dxa" w:w="3373"/>
           </w:tcPr>
           <w:p>
+            <w:pPr>
+              <w:spacing w:after="80"/>
+            </w:pPr>
             <w:r>
               <w:rPr>
                 <w:sz w:val="18"/>
@@ -2795,24 +3143,17 @@
                 <w:sz w:val="18"/>
               </w:rPr>
               <w:t>0.16</w:t>
-            </w:r>
-            <w:r>
-              <w:rPr>
-                <w:sz w:val="18"/>
-              </w:rPr>
             </w:r>
           </w:p>
         </w:tc>
         <w:tc>
           <w:tcPr>
-            <w:tcW w:type="dxa" w:w="4819"/>
+            <w:tcW w:type="dxa" w:w="6265"/>
           </w:tcPr>
           <w:p>
-            <w:r>
-              <w:rPr>
-                <w:sz w:val="18"/>
-              </w:rPr>
-            </w:r>
+            <w:pPr>
+              <w:spacing w:after="80"/>
+            </w:pPr>
             <w:r>
               <w:rPr>
                 <w:rFonts w:ascii="Consolas" w:hAnsi="Consolas"/>
@@ -2830,14 +3171,14 @@
         </w:tc>
       </w:tr>
       <w:tr>
-        <w:trPr>
-          <w:cantSplit/>
-        </w:trPr>
         <w:tc>
           <w:tcPr>
-            <w:tcW w:type="dxa" w:w="4819"/>
+            <w:tcW w:type="dxa" w:w="3373"/>
           </w:tcPr>
           <w:p>
+            <w:pPr>
+              <w:spacing w:after="80"/>
+            </w:pPr>
             <w:r>
               <w:rPr>
                 <w:sz w:val="18"/>
@@ -2848,14 +3189,12 @@
         </w:tc>
         <w:tc>
           <w:tcPr>
-            <w:tcW w:type="dxa" w:w="4819"/>
+            <w:tcW w:type="dxa" w:w="6265"/>
           </w:tcPr>
           <w:p>
-            <w:r>
-              <w:rPr>
-                <w:sz w:val="18"/>
-              </w:rPr>
-            </w:r>
+            <w:pPr>
+              <w:spacing w:after="80"/>
+            </w:pPr>
             <w:r>
               <w:rPr>
                 <w:rFonts w:ascii="Consolas" w:hAnsi="Consolas"/>
@@ -2873,14 +3212,14 @@
         </w:tc>
       </w:tr>
       <w:tr>
-        <w:trPr>
-          <w:cantSplit/>
-        </w:trPr>
         <w:tc>
           <w:tcPr>
-            <w:tcW w:type="dxa" w:w="4819"/>
+            <w:tcW w:type="dxa" w:w="3373"/>
           </w:tcPr>
           <w:p>
+            <w:pPr>
+              <w:spacing w:after="80"/>
+            </w:pPr>
             <w:r>
               <w:rPr>
                 <w:sz w:val="18"/>
@@ -2891,9 +3230,12 @@
         </w:tc>
         <w:tc>
           <w:tcPr>
-            <w:tcW w:type="dxa" w:w="4819"/>
+            <w:tcW w:type="dxa" w:w="6265"/>
           </w:tcPr>
           <w:p>
+            <w:pPr>
+              <w:spacing w:after="80"/>
+            </w:pPr>
             <w:r>
               <w:rPr>
                 <w:sz w:val="18"/>
@@ -2917,14 +3259,14 @@
         </w:tc>
       </w:tr>
       <w:tr>
-        <w:trPr>
-          <w:cantSplit/>
-        </w:trPr>
         <w:tc>
           <w:tcPr>
-            <w:tcW w:type="dxa" w:w="4819"/>
+            <w:tcW w:type="dxa" w:w="3373"/>
           </w:tcPr>
           <w:p>
+            <w:pPr>
+              <w:spacing w:after="80"/>
+            </w:pPr>
             <w:r>
               <w:rPr>
                 <w:sz w:val="18"/>
@@ -2935,9 +3277,12 @@
         </w:tc>
         <w:tc>
           <w:tcPr>
-            <w:tcW w:type="dxa" w:w="4819"/>
+            <w:tcW w:type="dxa" w:w="6265"/>
           </w:tcPr>
           <w:p>
+            <w:pPr>
+              <w:spacing w:after="80"/>
+            </w:pPr>
             <w:r>
               <w:rPr>
                 <w:sz w:val="18"/>
@@ -2950,10 +3295,13 @@
     </w:tbl>
     <w:p>
       <w:pPr>
-        <w:spacing w:after="0"/>
+        <w:spacing w:after="40"/>
       </w:pPr>
     </w:p>
     <w:p>
+      <w:pPr>
+        <w:spacing w:after="120"/>
+      </w:pPr>
       <w:r>
         <w:t xml:space="preserve">模型调用需同时具备 </w:t>
       </w:r>
@@ -3009,7 +3357,9 @@
       </w:r>
     </w:p>
     <w:p>
-      <w:r/>
+      <w:pPr>
+        <w:spacing w:after="120"/>
+      </w:pPr>
       <w:r>
         <w:rPr>
           <w:rFonts w:ascii="Consolas" w:hAnsi="Consolas"/>
@@ -3034,13 +3384,16 @@
     <w:p>
       <w:pPr>
         <w:pStyle w:val="Heading1"/>
-        <w:pageBreakBefore/>
+        <w:spacing w:after="120"/>
       </w:pPr>
       <w:r>
         <w:t>6. 关键代码与说明</w:t>
       </w:r>
     </w:p>
     <w:p>
+      <w:pPr>
+        <w:spacing w:after="120"/>
+      </w:pPr>
       <w:r>
         <w:t>以下节选来自当前实现，省略无关上下文；完整逻辑以链接中的源文件和函数为准。</w:t>
       </w:r>
@@ -3048,12 +3401,16 @@
     <w:p>
       <w:pPr>
         <w:pStyle w:val="Heading2"/>
+        <w:spacing w:after="120"/>
       </w:pPr>
       <w:r>
         <w:t>6.1 向量配置与入库</w:t>
       </w:r>
     </w:p>
     <w:p>
+      <w:pPr>
+        <w:spacing w:after="120"/>
+      </w:pPr>
       <w:r>
         <w:t>位置：app/core.py，</w:t>
       </w:r>
@@ -3072,6 +3429,16 @@
           <w:rFonts w:ascii="Consolas" w:hAnsi="Consolas"/>
           <w:sz w:val="18"/>
         </w:rPr>
+        <w:t>prepare_document()</w:t>
+      </w:r>
+      <w:r>
+        <w:t>、</w:t>
+      </w:r>
+      <w:r>
+        <w:rPr>
+          <w:rFonts w:ascii="Consolas" w:hAnsi="Consolas"/>
+          <w:sz w:val="18"/>
+        </w:rPr>
         <w:t>add_document()</w:t>
       </w:r>
       <w:r>
@@ -3080,70 +3447,103 @@
     </w:p>
     <w:p>
       <w:pPr>
-        <w:pStyle w:val="SourceCode"/>
         <w:keepNext/>
-        <w:shd w:fill="F2F4F7"/>
-      </w:pPr>
-      <w:r>
+        <w:spacing w:after="0" w:before="0" w:line="252" w:lineRule="auto"/>
+        <w:ind w:left="173"/>
+        <w:shd w:fill="F3F6FA"/>
+      </w:pPr>
+      <w:r>
+        <w:rPr>
+          <w:rFonts w:ascii="Consolas" w:hAnsi="Consolas" w:eastAsia="Microsoft YaHei"/>
+          <w:sz w:val="16"/>
+        </w:rPr>
         <w:t>VECTORIZER = HashingVectorizer(analyzer='char', ngram_range=(2, 4), n_features=4096,</w:t>
       </w:r>
     </w:p>
     <w:p>
       <w:pPr>
-        <w:pStyle w:val="SourceCode"/>
         <w:keepNext/>
-        <w:shd w:fill="F2F4F7"/>
-      </w:pPr>
-      <w:r>
+        <w:spacing w:after="0" w:before="0" w:line="252" w:lineRule="auto"/>
+        <w:ind w:left="173"/>
+        <w:shd w:fill="F3F6FA"/>
+      </w:pPr>
+      <w:r>
+        <w:rPr>
+          <w:rFonts w:ascii="Consolas" w:hAnsi="Consolas" w:eastAsia="Microsoft YaHei"/>
+          <w:sz w:val="16"/>
+        </w:rPr>
         <w:t xml:space="preserve">                               alternate_sign=False, norm='l2', lowercase=True)</w:t>
       </w:r>
     </w:p>
     <w:p>
       <w:pPr>
-        <w:pStyle w:val="SourceCode"/>
         <w:keepNext/>
-        <w:shd w:fill="F2F4F7"/>
-      </w:pPr>
-      <w:r>
+        <w:spacing w:after="0" w:before="0" w:line="252" w:lineRule="auto"/>
+        <w:ind w:left="173"/>
+        <w:shd w:fill="F3F6FA"/>
+      </w:pPr>
+      <w:r>
+        <w:rPr>
+          <w:rFonts w:ascii="Consolas" w:hAnsi="Consolas" w:eastAsia="Microsoft YaHei"/>
+          <w:sz w:val="16"/>
+        </w:rPr>
         <w:t xml:space="preserve"> </w:t>
       </w:r>
     </w:p>
     <w:p>
       <w:pPr>
-        <w:pStyle w:val="SourceCode"/>
         <w:keepNext/>
-        <w:shd w:fill="F2F4F7"/>
-      </w:pPr>
-      <w:r>
+        <w:spacing w:after="0" w:before="0" w:line="252" w:lineRule="auto"/>
+        <w:ind w:left="173"/>
+        <w:shd w:fill="F3F6FA"/>
+      </w:pPr>
+      <w:r>
+        <w:rPr>
+          <w:rFonts w:ascii="Consolas" w:hAnsi="Consolas" w:eastAsia="Microsoft YaHei"/>
+          <w:sz w:val="16"/>
+        </w:rPr>
         <w:t>vectors = VECTORIZER.transform(</w:t>
       </w:r>
     </w:p>
     <w:p>
       <w:pPr>
-        <w:pStyle w:val="SourceCode"/>
         <w:keepNext/>
-        <w:shd w:fill="F2F4F7"/>
-      </w:pPr>
-      <w:r>
+        <w:spacing w:after="0" w:before="0" w:line="252" w:lineRule="auto"/>
+        <w:ind w:left="173"/>
+        <w:shd w:fill="F3F6FA"/>
+      </w:pPr>
+      <w:r>
+        <w:rPr>
+          <w:rFonts w:ascii="Consolas" w:hAnsi="Consolas" w:eastAsia="Microsoft YaHei"/>
+          <w:sz w:val="16"/>
+        </w:rPr>
         <w:t xml:space="preserve">    [c.split('\n', 1)[-1] for c in chunks]</w:t>
       </w:r>
     </w:p>
     <w:p>
       <w:pPr>
-        <w:pStyle w:val="SourceCode"/>
         <w:keepNext w:val="0"/>
-        <w:shd w:fill="F2F4F7"/>
-      </w:pPr>
-      <w:r>
+        <w:spacing w:after="0" w:before="0" w:line="252" w:lineRule="auto"/>
+        <w:ind w:left="173"/>
+        <w:shd w:fill="F3F6FA"/>
+      </w:pPr>
+      <w:r>
+        <w:rPr>
+          <w:rFonts w:ascii="Consolas" w:hAnsi="Consolas" w:eastAsia="Microsoft YaHei"/>
+          <w:sz w:val="16"/>
+        </w:rPr>
         <w:t>).astype(np.float32).toarray()</w:t>
       </w:r>
     </w:p>
     <w:p>
       <w:pPr>
-        <w:spacing w:after="0"/>
+        <w:spacing w:after="40"/>
       </w:pPr>
     </w:p>
     <w:p>
+      <w:pPr>
+        <w:spacing w:after="120"/>
+      </w:pPr>
       <w:r>
         <w:t>索引排除存储片段的标题前缀，避免产品名与通用标题主导检索；</w:t>
       </w:r>
@@ -3181,12 +3581,16 @@
     <w:p>
       <w:pPr>
         <w:pStyle w:val="Heading2"/>
+        <w:spacing w:after="120"/>
       </w:pPr>
       <w:r>
         <w:t>6.2 范围过滤与混合评分</w:t>
       </w:r>
     </w:p>
     <w:p>
+      <w:pPr>
+        <w:spacing w:after="120"/>
+      </w:pPr>
       <w:r>
         <w:t>位置：app/core.py，</w:t>
       </w:r>
@@ -3203,110 +3607,163 @@
     </w:p>
     <w:p>
       <w:pPr>
-        <w:pStyle w:val="SourceCode"/>
         <w:keepNext/>
-        <w:shd w:fill="F2F4F7"/>
-      </w:pPr>
-      <w:r>
+        <w:spacing w:after="0" w:before="0" w:line="252" w:lineRule="auto"/>
+        <w:ind w:left="173"/>
+        <w:shd w:fill="F3F6FA"/>
+      </w:pPr>
+      <w:r>
+        <w:rPr>
+          <w:rFonts w:ascii="Consolas" w:hAnsi="Consolas" w:eastAsia="Microsoft YaHei"/>
+          <w:sz w:val="16"/>
+        </w:rPr>
         <w:t>rows = db.execute('SELECT * FROM chunks WHERE product_id=? AND version=?',</w:t>
       </w:r>
     </w:p>
     <w:p>
       <w:pPr>
-        <w:pStyle w:val="SourceCode"/>
         <w:keepNext/>
-        <w:shd w:fill="F2F4F7"/>
-      </w:pPr>
-      <w:r>
+        <w:spacing w:after="0" w:before="0" w:line="252" w:lineRule="auto"/>
+        <w:ind w:left="173"/>
+        <w:shd w:fill="F3F6FA"/>
+      </w:pPr>
+      <w:r>
+        <w:rPr>
+          <w:rFonts w:ascii="Consolas" w:hAnsi="Consolas" w:eastAsia="Microsoft YaHei"/>
+          <w:sz w:val="16"/>
+        </w:rPr>
         <w:t xml:space="preserve">                  (product_id, version)).fetchall()</w:t>
       </w:r>
     </w:p>
     <w:p>
       <w:pPr>
-        <w:pStyle w:val="SourceCode"/>
         <w:keepNext/>
-        <w:shd w:fill="F2F4F7"/>
-      </w:pPr>
-      <w:r>
+        <w:spacing w:after="0" w:before="0" w:line="252" w:lineRule="auto"/>
+        <w:ind w:left="173"/>
+        <w:shd w:fill="F3F6FA"/>
+      </w:pPr>
+      <w:r>
+        <w:rPr>
+          <w:rFonts w:ascii="Consolas" w:hAnsi="Consolas" w:eastAsia="Microsoft YaHei"/>
+          <w:sz w:val="16"/>
+        </w:rPr>
         <w:t xml:space="preserve"> </w:t>
       </w:r>
     </w:p>
     <w:p>
       <w:pPr>
-        <w:pStyle w:val="SourceCode"/>
         <w:keepNext/>
-        <w:shd w:fill="F2F4F7"/>
-      </w:pPr>
-      <w:r>
+        <w:spacing w:after="0" w:before="0" w:line="252" w:lineRule="auto"/>
+        <w:ind w:left="173"/>
+        <w:shd w:fill="F3F6FA"/>
+      </w:pPr>
+      <w:r>
+        <w:rPr>
+          <w:rFonts w:ascii="Consolas" w:hAnsi="Consolas" w:eastAsia="Microsoft YaHei"/>
+          <w:sz w:val="16"/>
+        </w:rPr>
         <w:t>vec = np.frombuffer(row['vector'], dtype=np.float32)</w:t>
       </w:r>
     </w:p>
     <w:p>
       <w:pPr>
-        <w:pStyle w:val="SourceCode"/>
         <w:keepNext/>
-        <w:shd w:fill="F2F4F7"/>
-      </w:pPr>
-      <w:r>
+        <w:spacing w:after="0" w:before="0" w:line="252" w:lineRule="auto"/>
+        <w:ind w:left="173"/>
+        <w:shd w:fill="F3F6FA"/>
+      </w:pPr>
+      <w:r>
+        <w:rPr>
+          <w:rFonts w:ascii="Consolas" w:hAnsi="Consolas" w:eastAsia="Microsoft YaHei"/>
+          <w:sz w:val="16"/>
+        </w:rPr>
         <w:t>semantic = float(np.dot(query_vec, vec))</w:t>
       </w:r>
     </w:p>
     <w:p>
       <w:pPr>
-        <w:pStyle w:val="SourceCode"/>
         <w:keepNext/>
-        <w:shd w:fill="F2F4F7"/>
-      </w:pPr>
-      <w:r>
+        <w:spacing w:after="0" w:before="0" w:line="252" w:lineRule="auto"/>
+        <w:ind w:left="173"/>
+        <w:shd w:fill="F3F6FA"/>
+      </w:pPr>
+      <w:r>
+        <w:rPr>
+          <w:rFonts w:ascii="Consolas" w:hAnsi="Consolas" w:eastAsia="Microsoft YaHei"/>
+          <w:sz w:val="16"/>
+        </w:rPr>
         <w:t>a = set(clean[i:i+2] for i in range(len(clean)-1))</w:t>
       </w:r>
     </w:p>
     <w:p>
       <w:pPr>
-        <w:pStyle w:val="SourceCode"/>
         <w:keepNext/>
-        <w:shd w:fill="F2F4F7"/>
-      </w:pPr>
-      <w:r>
+        <w:spacing w:after="0" w:before="0" w:line="252" w:lineRule="auto"/>
+        <w:ind w:left="173"/>
+        <w:shd w:fill="F3F6FA"/>
+      </w:pPr>
+      <w:r>
+        <w:rPr>
+          <w:rFonts w:ascii="Consolas" w:hAnsi="Consolas" w:eastAsia="Microsoft YaHei"/>
+          <w:sz w:val="16"/>
+        </w:rPr>
         <w:t>body = row['text'].split('\n', 1)[-1]</w:t>
       </w:r>
     </w:p>
     <w:p>
       <w:pPr>
-        <w:pStyle w:val="SourceCode"/>
         <w:keepNext/>
-        <w:shd w:fill="F2F4F7"/>
-      </w:pPr>
-      <w:r>
+        <w:spacing w:after="0" w:before="0" w:line="252" w:lineRule="auto"/>
+        <w:ind w:left="173"/>
+        <w:shd w:fill="F3F6FA"/>
+      </w:pPr>
+      <w:r>
+        <w:rPr>
+          <w:rFonts w:ascii="Consolas" w:hAnsi="Consolas" w:eastAsia="Microsoft YaHei"/>
+          <w:sz w:val="16"/>
+        </w:rPr>
         <w:t>b = set(body[i:i+2] for i in range(len(body)-1))</w:t>
       </w:r>
     </w:p>
     <w:p>
       <w:pPr>
-        <w:pStyle w:val="SourceCode"/>
         <w:keepNext/>
-        <w:shd w:fill="F2F4F7"/>
-      </w:pPr>
-      <w:r>
+        <w:spacing w:after="0" w:before="0" w:line="252" w:lineRule="auto"/>
+        <w:ind w:left="173"/>
+        <w:shd w:fill="F3F6FA"/>
+      </w:pPr>
+      <w:r>
+        <w:rPr>
+          <w:rFonts w:ascii="Consolas" w:hAnsi="Consolas" w:eastAsia="Microsoft YaHei"/>
+          <w:sz w:val="16"/>
+        </w:rPr>
         <w:t>overlap = len(a &amp; b) / max(1, len(a))</w:t>
       </w:r>
     </w:p>
     <w:p>
       <w:pPr>
-        <w:pStyle w:val="SourceCode"/>
         <w:keepNext w:val="0"/>
-        <w:shd w:fill="F2F4F7"/>
-      </w:pPr>
-      <w:r>
+        <w:spacing w:after="0" w:before="0" w:line="252" w:lineRule="auto"/>
+        <w:ind w:left="173"/>
+        <w:shd w:fill="F3F6FA"/>
+      </w:pPr>
+      <w:r>
+        <w:rPr>
+          <w:rFonts w:ascii="Consolas" w:hAnsi="Consolas" w:eastAsia="Microsoft YaHei"/>
+          <w:sz w:val="16"/>
+        </w:rPr>
         <w:t>score = 0.7 * semantic + 0.3 * overlap</w:t>
       </w:r>
     </w:p>
     <w:p>
       <w:pPr>
-        <w:spacing w:after="0"/>
+        <w:spacing w:after="40"/>
       </w:pPr>
     </w:p>
     <w:p>
+      <w:pPr>
+        <w:spacing w:after="120"/>
+      </w:pPr>
       <w:r>
         <w:t>先隔离产品版本，再计算相似度；SQL 使用参数绑定。字符覆盖率补充短中文参数问题的排序能力，相关度阈值则由问答主流程决定。</w:t>
       </w:r>
@@ -3314,12 +3771,16 @@
     <w:p>
       <w:pPr>
         <w:pStyle w:val="Heading2"/>
+        <w:spacing w:after="120"/>
       </w:pPr>
       <w:r>
         <w:t>6.3 FAQ 门槛与冲突判定</w:t>
       </w:r>
     </w:p>
     <w:p>
+      <w:pPr>
+        <w:spacing w:after="120"/>
+      </w:pPr>
       <w:r>
         <w:t>位置：app/core.py，</w:t>
       </w:r>
@@ -3336,100 +3797,148 @@
     </w:p>
     <w:p>
       <w:pPr>
-        <w:pStyle w:val="SourceCode"/>
         <w:keepNext/>
-        <w:shd w:fill="F2F4F7"/>
-      </w:pPr>
-      <w:r>
+        <w:spacing w:after="0" w:before="0" w:line="252" w:lineRule="auto"/>
+        <w:ind w:left="173"/>
+        <w:shd w:fill="F3F6FA"/>
+      </w:pPr>
+      <w:r>
+        <w:rPr>
+          <w:rFonts w:ascii="Consolas" w:hAnsi="Consolas" w:eastAsia="Microsoft YaHei"/>
+          <w:sz w:val="16"/>
+        </w:rPr>
         <w:t>if score &gt;= 0.38 and coverage &gt;= 0.25:</w:t>
       </w:r>
     </w:p>
     <w:p>
       <w:pPr>
-        <w:pStyle w:val="SourceCode"/>
         <w:keepNext/>
-        <w:shd w:fill="F2F4F7"/>
-      </w:pPr>
-      <w:r>
+        <w:spacing w:after="0" w:before="0" w:line="252" w:lineRule="auto"/>
+        <w:ind w:left="173"/>
+        <w:shd w:fill="F3F6FA"/>
+      </w:pPr>
+      <w:r>
+        <w:rPr>
+          <w:rFonts w:ascii="Consolas" w:hAnsi="Consolas" w:eastAsia="Microsoft YaHei"/>
+          <w:sz w:val="16"/>
+        </w:rPr>
         <w:t xml:space="preserve">    candidates.append((score, row))</w:t>
       </w:r>
     </w:p>
     <w:p>
       <w:pPr>
-        <w:pStyle w:val="SourceCode"/>
         <w:keepNext/>
-        <w:shd w:fill="F2F4F7"/>
-      </w:pPr>
-      <w:r>
+        <w:spacing w:after="0" w:before="0" w:line="252" w:lineRule="auto"/>
+        <w:ind w:left="173"/>
+        <w:shd w:fill="F3F6FA"/>
+      </w:pPr>
+      <w:r>
+        <w:rPr>
+          <w:rFonts w:ascii="Consolas" w:hAnsi="Consolas" w:eastAsia="Microsoft YaHei"/>
+          <w:sz w:val="16"/>
+        </w:rPr>
         <w:t xml:space="preserve"> </w:t>
       </w:r>
     </w:p>
     <w:p>
       <w:pPr>
-        <w:pStyle w:val="SourceCode"/>
         <w:keepNext/>
-        <w:shd w:fill="F2F4F7"/>
-      </w:pPr>
-      <w:r>
+        <w:spacing w:after="0" w:before="0" w:line="252" w:lineRule="auto"/>
+        <w:ind w:left="173"/>
+        <w:shd w:fill="F3F6FA"/>
+      </w:pPr>
+      <w:r>
+        <w:rPr>
+          <w:rFonts w:ascii="Consolas" w:hAnsi="Consolas" w:eastAsia="Microsoft YaHei"/>
+          <w:sz w:val="16"/>
+        </w:rPr>
         <w:t>candidates.sort(key=lambda pair: pair[0], reverse=True)</w:t>
       </w:r>
     </w:p>
     <w:p>
       <w:pPr>
-        <w:pStyle w:val="SourceCode"/>
         <w:keepNext/>
-        <w:shd w:fill="F2F4F7"/>
-      </w:pPr>
-      <w:r>
+        <w:spacing w:after="0" w:before="0" w:line="252" w:lineRule="auto"/>
+        <w:ind w:left="173"/>
+        <w:shd w:fill="F3F6FA"/>
+      </w:pPr>
+      <w:r>
+        <w:rPr>
+          <w:rFonts w:ascii="Consolas" w:hAnsi="Consolas" w:eastAsia="Microsoft YaHei"/>
+          <w:sz w:val="16"/>
+        </w:rPr>
         <w:t>score, row = candidates[0]</w:t>
       </w:r>
     </w:p>
     <w:p>
       <w:pPr>
-        <w:pStyle w:val="SourceCode"/>
         <w:keepNext/>
-        <w:shd w:fill="F2F4F7"/>
-      </w:pPr>
-      <w:r>
+        <w:spacing w:after="0" w:before="0" w:line="252" w:lineRule="auto"/>
+        <w:ind w:left="173"/>
+        <w:shd w:fill="F3F6FA"/>
+      </w:pPr>
+      <w:r>
+        <w:rPr>
+          <w:rFonts w:ascii="Consolas" w:hAnsi="Consolas" w:eastAsia="Microsoft YaHei"/>
+          <w:sz w:val="16"/>
+        </w:rPr>
         <w:t>same_question = [item for _, item in candidates</w:t>
       </w:r>
     </w:p>
     <w:p>
       <w:pPr>
-        <w:pStyle w:val="SourceCode"/>
         <w:keepNext/>
-        <w:shd w:fill="F2F4F7"/>
-      </w:pPr>
-      <w:r>
+        <w:spacing w:after="0" w:before="0" w:line="252" w:lineRule="auto"/>
+        <w:ind w:left="173"/>
+        <w:shd w:fill="F3F6FA"/>
+      </w:pPr>
+      <w:r>
+        <w:rPr>
+          <w:rFonts w:ascii="Consolas" w:hAnsi="Consolas" w:eastAsia="Microsoft YaHei"/>
+          <w:sz w:val="16"/>
+        </w:rPr>
         <w:t xml:space="preserve">                 if faq_terms(item['question'], product['name'])</w:t>
       </w:r>
     </w:p>
     <w:p>
       <w:pPr>
-        <w:pStyle w:val="SourceCode"/>
         <w:keepNext/>
-        <w:shd w:fill="F2F4F7"/>
-      </w:pPr>
-      <w:r>
+        <w:spacing w:after="0" w:before="0" w:line="252" w:lineRule="auto"/>
+        <w:ind w:left="173"/>
+        <w:shd w:fill="F3F6FA"/>
+      </w:pPr>
+      <w:r>
+        <w:rPr>
+          <w:rFonts w:ascii="Consolas" w:hAnsi="Consolas" w:eastAsia="Microsoft YaHei"/>
+          <w:sz w:val="16"/>
+        </w:rPr>
         <w:t xml:space="preserve">                 == faq_terms(row['question'], product['name'])]</w:t>
       </w:r>
     </w:p>
     <w:p>
       <w:pPr>
-        <w:pStyle w:val="SourceCode"/>
         <w:keepNext w:val="0"/>
-        <w:shd w:fill="F2F4F7"/>
-      </w:pPr>
-      <w:r>
+        <w:spacing w:after="0" w:before="0" w:line="252" w:lineRule="auto"/>
+        <w:ind w:left="173"/>
+        <w:shd w:fill="F3F6FA"/>
+      </w:pPr>
+      <w:r>
+        <w:rPr>
+          <w:rFonts w:ascii="Consolas" w:hAnsi="Consolas" w:eastAsia="Microsoft YaHei"/>
+          <w:sz w:val="16"/>
+        </w:rPr>
         <w:t>conflict = len({item['answer'].strip() for item in same_question}) &gt; 1</w:t>
       </w:r>
     </w:p>
     <w:p>
       <w:pPr>
-        <w:spacing w:after="0"/>
+        <w:spacing w:after="40"/>
       </w:pPr>
     </w:p>
     <w:p>
+      <w:pPr>
+        <w:spacing w:after="120"/>
+      </w:pPr>
       <w:r>
         <w:t>双门槛避免仅靠向量碰撞产生匹配；同键答案集合大于 1 时交由人工处理，而不是任取一个冲突答案。</w:t>
       </w:r>
@@ -3437,12 +3946,16 @@
     <w:p>
       <w:pPr>
         <w:pStyle w:val="Heading2"/>
+        <w:spacing w:after="120"/>
       </w:pPr>
       <w:r>
         <w:t>6.4 FAQ 整理的来源检查</w:t>
       </w:r>
     </w:p>
     <w:p>
+      <w:pPr>
+        <w:spacing w:after="120"/>
+      </w:pPr>
       <w:r>
         <w:t>位置：app/core.py，</w:t>
       </w:r>
@@ -3459,60 +3972,88 @@
     </w:p>
     <w:p>
       <w:pPr>
-        <w:pStyle w:val="SourceCode"/>
         <w:keepNext/>
-        <w:shd w:fill="F2F4F7"/>
-      </w:pPr>
-      <w:r>
+        <w:spacing w:after="0" w:before="0" w:line="252" w:lineRule="auto"/>
+        <w:ind w:left="173"/>
+        <w:shd w:fill="F3F6FA"/>
+      </w:pPr>
+      <w:r>
+        <w:rPr>
+          <w:rFonts w:ascii="Consolas" w:hAnsi="Consolas" w:eastAsia="Microsoft YaHei"/>
+          <w:sz w:val="16"/>
+        </w:rPr>
         <w:t>answer_lines = [line.strip() for line in faq['answer'].splitlines() if line.strip()]</w:t>
       </w:r>
     </w:p>
     <w:p>
       <w:pPr>
-        <w:pStyle w:val="SourceCode"/>
         <w:keepNext/>
-        <w:shd w:fill="F2F4F7"/>
-      </w:pPr>
-      <w:r>
+        <w:spacing w:after="0" w:before="0" w:line="252" w:lineRule="auto"/>
+        <w:ind w:left="173"/>
+        <w:shd w:fill="F3F6FA"/>
+      </w:pPr>
+      <w:r>
+        <w:rPr>
+          <w:rFonts w:ascii="Consolas" w:hAnsi="Consolas" w:eastAsia="Microsoft YaHei"/>
+          <w:sz w:val="16"/>
+        </w:rPr>
         <w:t>if not key or not answer_lines or any(</w:t>
       </w:r>
     </w:p>
     <w:p>
       <w:pPr>
-        <w:pStyle w:val="SourceCode"/>
         <w:keepNext/>
-        <w:shd w:fill="F2F4F7"/>
-      </w:pPr>
-      <w:r>
+        <w:spacing w:after="0" w:before="0" w:line="252" w:lineRule="auto"/>
+        <w:ind w:left="173"/>
+        <w:shd w:fill="F3F6FA"/>
+      </w:pPr>
+      <w:r>
+        <w:rPr>
+          <w:rFonts w:ascii="Consolas" w:hAnsi="Consolas" w:eastAsia="Microsoft YaHei"/>
+          <w:sz w:val="16"/>
+        </w:rPr>
         <w:t xml:space="preserve">        line not in source_lines and line not in source_text for line in answer_lines):</w:t>
       </w:r>
     </w:p>
     <w:p>
       <w:pPr>
-        <w:pStyle w:val="SourceCode"/>
         <w:keepNext/>
-        <w:shd w:fill="F2F4F7"/>
-      </w:pPr>
-      <w:r>
+        <w:spacing w:after="0" w:before="0" w:line="252" w:lineRule="auto"/>
+        <w:ind w:left="173"/>
+        <w:shd w:fill="F3F6FA"/>
+      </w:pPr>
+      <w:r>
+        <w:rPr>
+          <w:rFonts w:ascii="Consolas" w:hAnsi="Consolas" w:eastAsia="Microsoft YaHei"/>
+          <w:sz w:val="16"/>
+        </w:rPr>
         <w:t xml:space="preserve">    source_rejected += 1</w:t>
       </w:r>
     </w:p>
     <w:p>
       <w:pPr>
-        <w:pStyle w:val="SourceCode"/>
         <w:keepNext w:val="0"/>
-        <w:shd w:fill="F2F4F7"/>
-      </w:pPr>
-      <w:r>
+        <w:spacing w:after="0" w:before="0" w:line="252" w:lineRule="auto"/>
+        <w:ind w:left="173"/>
+        <w:shd w:fill="F3F6FA"/>
+      </w:pPr>
+      <w:r>
+        <w:rPr>
+          <w:rFonts w:ascii="Consolas" w:hAnsi="Consolas" w:eastAsia="Microsoft YaHei"/>
+          <w:sz w:val="16"/>
+        </w:rPr>
         <w:t xml:space="preserve">    continue</w:t>
       </w:r>
     </w:p>
     <w:p>
       <w:pPr>
-        <w:spacing w:after="0"/>
+        <w:spacing w:after="40"/>
       </w:pPr>
     </w:p>
     <w:p>
+      <w:pPr>
+        <w:spacing w:after="120"/>
+      </w:pPr>
       <w:r>
         <w:t>通过原文行或子串存在性检查约束新增答案来源。它保证文字可追溯，但不保证生成的问题与答案在语义上一定匹配，仍需人工抽查。</w:t>
       </w:r>
@@ -3520,12 +4061,16 @@
     <w:p>
       <w:pPr>
         <w:pStyle w:val="Heading2"/>
+        <w:spacing w:after="120"/>
       </w:pPr>
       <w:r>
         <w:t>6.5 可选模型与离线回退</w:t>
       </w:r>
     </w:p>
     <w:p>
+      <w:pPr>
+        <w:spacing w:after="120"/>
+      </w:pPr>
       <w:r>
         <w:t>位置：app/core.py，</w:t>
       </w:r>
@@ -3552,60 +4097,88 @@
     </w:p>
     <w:p>
       <w:pPr>
-        <w:pStyle w:val="SourceCode"/>
         <w:keepNext/>
-        <w:shd w:fill="F2F4F7"/>
-      </w:pPr>
-      <w:r>
+        <w:spacing w:after="0" w:before="0" w:line="252" w:lineRule="auto"/>
+        <w:ind w:left="173"/>
+        <w:shd w:fill="F3F6FA"/>
+      </w:pPr>
+      <w:r>
+        <w:rPr>
+          <w:rFonts w:ascii="Consolas" w:hAnsi="Consolas" w:eastAsia="Microsoft YaHei"/>
+          <w:sz w:val="16"/>
+        </w:rPr>
         <w:t>try:</w:t>
       </w:r>
     </w:p>
     <w:p>
       <w:pPr>
-        <w:pStyle w:val="SourceCode"/>
         <w:keepNext/>
-        <w:shd w:fill="F2F4F7"/>
-      </w:pPr>
-      <w:r>
+        <w:spacing w:after="0" w:before="0" w:line="252" w:lineRule="auto"/>
+        <w:ind w:left="173"/>
+        <w:shd w:fill="F3F6FA"/>
+      </w:pPr>
+      <w:r>
+        <w:rPr>
+          <w:rFonts w:ascii="Consolas" w:hAnsi="Consolas" w:eastAsia="Microsoft YaHei"/>
+          <w:sz w:val="16"/>
+        </w:rPr>
         <w:t xml:space="preserve">    generated = llm_answer(rewritten, sources[:3])</w:t>
       </w:r>
     </w:p>
     <w:p>
       <w:pPr>
-        <w:pStyle w:val="SourceCode"/>
         <w:keepNext/>
-        <w:shd w:fill="F2F4F7"/>
-      </w:pPr>
-      <w:r>
+        <w:spacing w:after="0" w:before="0" w:line="252" w:lineRule="auto"/>
+        <w:ind w:left="173"/>
+        <w:shd w:fill="F3F6FA"/>
+      </w:pPr>
+      <w:r>
+        <w:rPr>
+          <w:rFonts w:ascii="Consolas" w:hAnsi="Consolas" w:eastAsia="Microsoft YaHei"/>
+          <w:sz w:val="16"/>
+        </w:rPr>
         <w:t>except Exception:</w:t>
       </w:r>
     </w:p>
     <w:p>
       <w:pPr>
-        <w:pStyle w:val="SourceCode"/>
         <w:keepNext/>
-        <w:shd w:fill="F2F4F7"/>
-      </w:pPr>
-      <w:r>
+        <w:spacing w:after="0" w:before="0" w:line="252" w:lineRule="auto"/>
+        <w:ind w:left="173"/>
+        <w:shd w:fill="F3F6FA"/>
+      </w:pPr>
+      <w:r>
+        <w:rPr>
+          <w:rFonts w:ascii="Consolas" w:hAnsi="Consolas" w:eastAsia="Microsoft YaHei"/>
+          <w:sz w:val="16"/>
+        </w:rPr>
         <w:t xml:space="preserve">    generated = None</w:t>
       </w:r>
     </w:p>
     <w:p>
       <w:pPr>
-        <w:pStyle w:val="SourceCode"/>
         <w:keepNext w:val="0"/>
-        <w:shd w:fill="F2F4F7"/>
-      </w:pPr>
-      <w:r>
+        <w:spacing w:after="0" w:before="0" w:line="252" w:lineRule="auto"/>
+        <w:ind w:left="173"/>
+        <w:shd w:fill="F3F6FA"/>
+      </w:pPr>
+      <w:r>
+        <w:rPr>
+          <w:rFonts w:ascii="Consolas" w:hAnsi="Consolas" w:eastAsia="Microsoft YaHei"/>
+          <w:sz w:val="16"/>
+        </w:rPr>
         <w:t>answer = generated or sources[0]['text']</w:t>
       </w:r>
     </w:p>
     <w:p>
       <w:pPr>
-        <w:spacing w:after="0"/>
+        <w:spacing w:after="40"/>
       </w:pPr>
     </w:p>
     <w:p>
+      <w:pPr>
+        <w:spacing w:after="120"/>
+      </w:pPr>
       <w:r>
         <w:t>外部模型失败不阻断整个回答；已有片段作为回退答案。当前捕获所有异常并静默回退，便于演示，但后续需要增加异常日志来定位服务问题。</w:t>
       </w:r>
@@ -3613,12 +4186,16 @@
     <w:p>
       <w:pPr>
         <w:pStyle w:val="Heading2"/>
+        <w:spacing w:after="120"/>
       </w:pPr>
       <w:r>
         <w:t>6.6 反馈唯一性与评估隔离</w:t>
       </w:r>
     </w:p>
     <w:p>
+      <w:pPr>
+        <w:spacing w:after="120"/>
+      </w:pPr>
       <w:r>
         <w:t>位置：app/main.py，</w:t>
       </w:r>
@@ -3644,6 +4221,9 @@
       </w:r>
     </w:p>
     <w:p>
+      <w:pPr>
+        <w:spacing w:after="120"/>
+      </w:pPr>
       <w:r>
         <w:t xml:space="preserve">反馈先校验目标消息属于指定会话、角色为助手且状态为 </w:t>
       </w:r>
@@ -3669,6 +4249,9 @@
       </w:r>
     </w:p>
     <w:p>
+      <w:pPr>
+        <w:spacing w:after="120"/>
+      </w:pPr>
       <w:r>
         <w:t xml:space="preserve">网页评估通过 SQLite </w:t>
       </w:r>
@@ -3705,16 +4288,202 @@
     </w:p>
     <w:p>
       <w:pPr>
-        <w:pStyle w:val="Heading1"/>
-        <w:pageBreakBefore/>
-      </w:pPr>
-      <w:r>
-        <w:t>7. 接口与响应设计</w:t>
+        <w:pStyle w:val="Heading2"/>
+        <w:spacing w:after="120"/>
+      </w:pPr>
+      <w:r>
+        <w:t>6.7 清洗预览与审核后入库</w:t>
       </w:r>
     </w:p>
     <w:p>
       <w:pPr>
+        <w:spacing w:after="120"/>
+      </w:pPr>
+      <w:r>
+        <w:t>位置：app/main.py，</w:t>
+      </w:r>
+      <w:r>
+        <w:rPr>
+          <w:rFonts w:ascii="Consolas" w:hAnsi="Consolas"/>
+          <w:sz w:val="18"/>
+        </w:rPr>
+        <w:t>preview_document()</w:t>
+      </w:r>
+      <w:r>
+        <w:t>、</w:t>
+      </w:r>
+      <w:r>
+        <w:rPr>
+          <w:rFonts w:ascii="Consolas" w:hAnsi="Consolas"/>
+          <w:sz w:val="18"/>
+        </w:rPr>
+        <w:t>document_request()</w:t>
+      </w:r>
+      <w:r>
+        <w:t>；app/core.py，</w:t>
+      </w:r>
+      <w:r>
+        <w:rPr>
+          <w:rFonts w:ascii="Consolas" w:hAnsi="Consolas"/>
+          <w:sz w:val="18"/>
+        </w:rPr>
+        <w:t>prepare_document()</w:t>
+      </w:r>
+      <w:r>
+        <w:t>、</w:t>
+      </w:r>
+      <w:r>
+        <w:rPr>
+          <w:rFonts w:ascii="Consolas" w:hAnsi="Consolas"/>
+          <w:sz w:val="18"/>
+        </w:rPr>
+        <w:t>add_document()</w:t>
+      </w:r>
+      <w:r>
+        <w:t>。</w:t>
+      </w:r>
+    </w:p>
+    <w:p>
+      <w:pPr>
+        <w:keepNext/>
+        <w:spacing w:after="0" w:before="0" w:line="252" w:lineRule="auto"/>
+        <w:ind w:left="173"/>
+        <w:shd w:fill="F3F6FA"/>
+      </w:pPr>
+      <w:r>
+        <w:rPr>
+          <w:rFonts w:ascii="Consolas" w:hAnsi="Consolas" w:eastAsia="Microsoft YaHei"/>
+          <w:sz w:val="16"/>
+        </w:rPr>
+        <w:t># 预览：解析、清洗、候选 QA 和检索片段，尚不写入数据库。</w:t>
+      </w:r>
+    </w:p>
+    <w:p>
+      <w:pPr>
+        <w:keepNext/>
+        <w:spacing w:after="0" w:before="0" w:line="252" w:lineRule="auto"/>
+        <w:ind w:left="173"/>
+        <w:shd w:fill="F3F6FA"/>
+      </w:pPr>
+      <w:r>
+        <w:rPr>
+          <w:rFonts w:ascii="Consolas" w:hAnsi="Consolas" w:eastAsia="Microsoft YaHei"/>
+          <w:sz w:val="16"/>
+        </w:rPr>
+        <w:t>prepared = prepare_document(product_id, version, filename, content,</w:t>
+      </w:r>
+    </w:p>
+    <w:p>
+      <w:pPr>
+        <w:keepNext/>
+        <w:spacing w:after="0" w:before="0" w:line="252" w:lineRule="auto"/>
+        <w:ind w:left="173"/>
+        <w:shd w:fill="F3F6FA"/>
+      </w:pPr>
+      <w:r>
+        <w:rPr>
+          <w:rFonts w:ascii="Consolas" w:hAnsi="Consolas" w:eastAsia="Microsoft YaHei"/>
+          <w:sz w:val="16"/>
+        </w:rPr>
+        <w:t xml:space="preserve">                            include_training=True, **cleaning_settings)</w:t>
+      </w:r>
+    </w:p>
+    <w:p>
+      <w:pPr>
+        <w:keepNext/>
+        <w:spacing w:after="0" w:before="0" w:line="252" w:lineRule="auto"/>
+        <w:ind w:left="173"/>
+        <w:shd w:fill="F3F6FA"/>
+      </w:pPr>
+      <w:r>
+        <w:rPr>
+          <w:rFonts w:ascii="Consolas" w:hAnsi="Consolas" w:eastAsia="Microsoft YaHei"/>
+          <w:sz w:val="16"/>
+        </w:rPr>
+        <w:t xml:space="preserve"> </w:t>
+      </w:r>
+    </w:p>
+    <w:p>
+      <w:pPr>
+        <w:keepNext/>
+        <w:spacing w:after="0" w:before="0" w:line="252" w:lineRule="auto"/>
+        <w:ind w:left="173"/>
+        <w:shd w:fill="F3F6FA"/>
+      </w:pPr>
+      <w:r>
+        <w:rPr>
+          <w:rFonts w:ascii="Consolas" w:hAnsi="Consolas" w:eastAsia="Microsoft YaHei"/>
+          <w:sz w:val="16"/>
+        </w:rPr>
+        <w:t># 审核入库：后端重新生成候选，只接受索引和经调整的问题。</w:t>
+      </w:r>
+    </w:p>
+    <w:p>
+      <w:pPr>
+        <w:keepNext/>
+        <w:spacing w:after="0" w:before="0" w:line="252" w:lineRule="auto"/>
+        <w:ind w:left="173"/>
+        <w:shd w:fill="F3F6FA"/>
+      </w:pPr>
+      <w:r>
+        <w:rPr>
+          <w:rFonts w:ascii="Consolas" w:hAnsi="Consolas" w:eastAsia="Microsoft YaHei"/>
+          <w:sz w:val="16"/>
+        </w:rPr>
+        <w:t>selected.append({**faqs[index], 'question': question.strip()})</w:t>
+      </w:r>
+    </w:p>
+    <w:p>
+      <w:pPr>
+        <w:keepNext w:val="0"/>
+        <w:spacing w:after="0" w:before="0" w:line="252" w:lineRule="auto"/>
+        <w:ind w:left="173"/>
+        <w:shd w:fill="F3F6FA"/>
+      </w:pPr>
+      <w:r>
+        <w:rPr>
+          <w:rFonts w:ascii="Consolas" w:hAnsi="Consolas" w:eastAsia="Microsoft YaHei"/>
+          <w:sz w:val="16"/>
+        </w:rPr>
+        <w:t>faqs = selected</w:t>
+      </w:r>
+    </w:p>
+    <w:p>
+      <w:pPr>
+        <w:spacing w:after="40"/>
+      </w:pPr>
+    </w:p>
+    <w:p>
+      <w:pPr>
+        <w:spacing w:after="120"/>
+      </w:pPr>
+      <w:r>
+        <w:t xml:space="preserve">以上为流程摘录；完整校验包括文件大小、产品版本、分段参数、候选索引范围、重复索引与问题长度。向量化和事务写入发生在校验之后。旧客户端仍可直接调用 </w:t>
+      </w:r>
+      <w:r>
+        <w:rPr>
+          <w:rFonts w:ascii="Consolas" w:hAnsi="Consolas"/>
+          <w:sz w:val="18"/>
+        </w:rPr>
+        <w:t>POST /api/documents</w:t>
+      </w:r>
+      <w:r>
+        <w:t>，不传审核字段时保留自动提取并入库的行为。</w:t>
+      </w:r>
+    </w:p>
+    <w:p>
+      <w:pPr>
+        <w:pStyle w:val="Heading1"/>
+        <w:spacing w:after="120"/>
+      </w:pPr>
+      <w:r>
+        <w:t>7. 接口与响应设计</w:t>
+      </w:r>
+    </w:p>
+    <w:p>
+      <w:pPr>
         <w:pStyle w:val="Heading2"/>
+        <w:spacing w:after="120"/>
       </w:pPr>
       <w:r>
         <w:t>7.1 接口清单</w:t>
@@ -3722,26 +4491,32 @@
     </w:p>
     <w:tbl>
       <w:tblPr>
-        <w:tblStyle w:val="LightShading-Accent1"/>
+        <w:tblStyle w:val="TableGrid"/>
         <w:tblW w:type="auto" w:w="0"/>
+        <w:tblLayout w:type="fixed"/>
         <w:tblLook w:firstColumn="1" w:firstRow="1" w:lastColumn="0" w:lastRow="0" w:noHBand="0" w:noVBand="1" w:val="04A0"/>
       </w:tblPr>
       <w:tblGrid>
-        <w:gridCol w:w="4819"/>
-        <w:gridCol w:w="4819"/>
+        <w:gridCol w:w="3373"/>
+        <w:gridCol w:w="6265"/>
       </w:tblGrid>
       <w:tr>
         <w:trPr>
           <w:tblHeader/>
-          <w:cantSplit/>
         </w:trPr>
         <w:tc>
           <w:tcPr>
-            <w:tcW w:type="dxa" w:w="4819"/>
+            <w:tcW w:type="dxa" w:w="3373"/>
+            <w:shd w:fill="E8F1FA"/>
           </w:tcPr>
           <w:p>
-            <w:r>
-              <w:rPr>
+            <w:pPr>
+              <w:spacing w:after="80"/>
+            </w:pPr>
+            <w:r>
+              <w:rPr>
+                <w:b/>
+                <w:color w:val="173750"/>
                 <w:sz w:val="18"/>
               </w:rPr>
               <w:t>方法与路径</w:t>
@@ -3750,11 +4525,17 @@
         </w:tc>
         <w:tc>
           <w:tcPr>
-            <w:tcW w:type="dxa" w:w="4819"/>
+            <w:tcW w:type="dxa" w:w="6265"/>
+            <w:shd w:fill="E8F1FA"/>
           </w:tcPr>
           <w:p>
-            <w:r>
-              <w:rPr>
+            <w:pPr>
+              <w:spacing w:after="80"/>
+            </w:pPr>
+            <w:r>
+              <w:rPr>
+                <w:b/>
+                <w:color w:val="173750"/>
                 <w:sz w:val="18"/>
               </w:rPr>
               <w:t>用途 / 主要参数</w:t>
@@ -3763,38 +4544,31 @@
         </w:tc>
       </w:tr>
       <w:tr>
-        <w:trPr>
-          <w:cantSplit/>
-        </w:trPr>
         <w:tc>
           <w:tcPr>
-            <w:tcW w:type="dxa" w:w="4819"/>
+            <w:tcW w:type="dxa" w:w="3373"/>
           </w:tcPr>
           <w:p>
-            <w:r>
-              <w:rPr>
-                <w:sz w:val="18"/>
-              </w:rPr>
-            </w:r>
+            <w:pPr>
+              <w:spacing w:after="80"/>
+            </w:pPr>
             <w:r>
               <w:rPr>
                 <w:rFonts w:ascii="Consolas" w:hAnsi="Consolas"/>
                 <w:sz w:val="18"/>
               </w:rPr>
               <w:t>GET /api/products</w:t>
-            </w:r>
-            <w:r>
-              <w:rPr>
-                <w:sz w:val="18"/>
-              </w:rPr>
             </w:r>
           </w:p>
         </w:tc>
         <w:tc>
           <w:tcPr>
-            <w:tcW w:type="dxa" w:w="4819"/>
+            <w:tcW w:type="dxa" w:w="6265"/>
           </w:tcPr>
           <w:p>
+            <w:pPr>
+              <w:spacing w:after="80"/>
+            </w:pPr>
             <w:r>
               <w:rPr>
                 <w:sz w:val="18"/>
@@ -3805,38 +4579,31 @@
         </w:tc>
       </w:tr>
       <w:tr>
-        <w:trPr>
-          <w:cantSplit/>
-        </w:trPr>
         <w:tc>
           <w:tcPr>
-            <w:tcW w:type="dxa" w:w="4819"/>
+            <w:tcW w:type="dxa" w:w="3373"/>
           </w:tcPr>
           <w:p>
-            <w:r>
-              <w:rPr>
-                <w:sz w:val="18"/>
-              </w:rPr>
-            </w:r>
+            <w:pPr>
+              <w:spacing w:after="80"/>
+            </w:pPr>
             <w:r>
               <w:rPr>
                 <w:rFonts w:ascii="Consolas" w:hAnsi="Consolas"/>
                 <w:sz w:val="18"/>
               </w:rPr>
               <w:t>POST /api/products</w:t>
-            </w:r>
-            <w:r>
-              <w:rPr>
-                <w:sz w:val="18"/>
-              </w:rPr>
             </w:r>
           </w:p>
         </w:tc>
         <w:tc>
           <w:tcPr>
-            <w:tcW w:type="dxa" w:w="4819"/>
+            <w:tcW w:type="dxa" w:w="6265"/>
           </w:tcPr>
           <w:p>
+            <w:pPr>
+              <w:spacing w:after="80"/>
+            </w:pPr>
             <w:r>
               <w:rPr>
                 <w:sz w:val="18"/>
@@ -3886,38 +4653,31 @@
         </w:tc>
       </w:tr>
       <w:tr>
-        <w:trPr>
-          <w:cantSplit/>
-        </w:trPr>
         <w:tc>
           <w:tcPr>
-            <w:tcW w:type="dxa" w:w="4819"/>
+            <w:tcW w:type="dxa" w:w="3373"/>
           </w:tcPr>
           <w:p>
-            <w:r>
-              <w:rPr>
-                <w:sz w:val="18"/>
-              </w:rPr>
-            </w:r>
+            <w:pPr>
+              <w:spacing w:after="80"/>
+            </w:pPr>
             <w:r>
               <w:rPr>
                 <w:rFonts w:ascii="Consolas" w:hAnsi="Consolas"/>
                 <w:sz w:val="18"/>
               </w:rPr>
               <w:t>GET /api/products/featured</w:t>
-            </w:r>
-            <w:r>
-              <w:rPr>
-                <w:sz w:val="18"/>
-              </w:rPr>
             </w:r>
           </w:p>
         </w:tc>
         <w:tc>
           <w:tcPr>
-            <w:tcW w:type="dxa" w:w="4819"/>
+            <w:tcW w:type="dxa" w:w="6265"/>
           </w:tcPr>
           <w:p>
+            <w:pPr>
+              <w:spacing w:after="80"/>
+            </w:pPr>
             <w:r>
               <w:rPr>
                 <w:sz w:val="18"/>
@@ -3928,38 +4688,31 @@
         </w:tc>
       </w:tr>
       <w:tr>
-        <w:trPr>
-          <w:cantSplit/>
-        </w:trPr>
         <w:tc>
           <w:tcPr>
-            <w:tcW w:type="dxa" w:w="4819"/>
+            <w:tcW w:type="dxa" w:w="3373"/>
           </w:tcPr>
           <w:p>
-            <w:r>
-              <w:rPr>
-                <w:sz w:val="18"/>
-              </w:rPr>
-            </w:r>
+            <w:pPr>
+              <w:spacing w:after="80"/>
+            </w:pPr>
             <w:r>
               <w:rPr>
                 <w:rFonts w:ascii="Consolas" w:hAnsi="Consolas"/>
                 <w:sz w:val="18"/>
               </w:rPr>
               <w:t>GET /api/products/catalog</w:t>
-            </w:r>
-            <w:r>
-              <w:rPr>
-                <w:sz w:val="18"/>
-              </w:rPr>
             </w:r>
           </w:p>
         </w:tc>
         <w:tc>
           <w:tcPr>
-            <w:tcW w:type="dxa" w:w="4819"/>
+            <w:tcW w:type="dxa" w:w="6265"/>
           </w:tcPr>
           <w:p>
+            <w:pPr>
+              <w:spacing w:after="80"/>
+            </w:pPr>
             <w:r>
               <w:rPr>
                 <w:sz w:val="18"/>
@@ -3970,38 +4723,31 @@
         </w:tc>
       </w:tr>
       <w:tr>
-        <w:trPr>
-          <w:cantSplit/>
-        </w:trPr>
         <w:tc>
           <w:tcPr>
-            <w:tcW w:type="dxa" w:w="4819"/>
+            <w:tcW w:type="dxa" w:w="3373"/>
           </w:tcPr>
           <w:p>
-            <w:r>
-              <w:rPr>
-                <w:sz w:val="18"/>
-              </w:rPr>
-            </w:r>
+            <w:pPr>
+              <w:spacing w:after="80"/>
+            </w:pPr>
             <w:r>
               <w:rPr>
                 <w:rFonts w:ascii="Consolas" w:hAnsi="Consolas"/>
                 <w:sz w:val="18"/>
               </w:rPr>
               <w:t>GET /api/products/search?q=...</w:t>
-            </w:r>
-            <w:r>
-              <w:rPr>
-                <w:sz w:val="18"/>
-              </w:rPr>
             </w:r>
           </w:p>
         </w:tc>
         <w:tc>
           <w:tcPr>
-            <w:tcW w:type="dxa" w:w="4819"/>
+            <w:tcW w:type="dxa" w:w="6265"/>
           </w:tcPr>
           <w:p>
+            <w:pPr>
+              <w:spacing w:after="80"/>
+            </w:pPr>
             <w:r>
               <w:rPr>
                 <w:sz w:val="18"/>
@@ -4012,665 +4758,621 @@
         </w:tc>
       </w:tr>
       <w:tr>
-        <w:trPr>
-          <w:cantSplit/>
-        </w:trPr>
         <w:tc>
           <w:tcPr>
-            <w:tcW w:type="dxa" w:w="4819"/>
+            <w:tcW w:type="dxa" w:w="3373"/>
           </w:tcPr>
           <w:p>
-            <w:r>
-              <w:rPr>
-                <w:sz w:val="18"/>
-              </w:rPr>
-            </w:r>
+            <w:pPr>
+              <w:spacing w:after="80"/>
+            </w:pPr>
             <w:r>
               <w:rPr>
                 <w:rFonts w:ascii="Consolas" w:hAnsi="Consolas"/>
                 <w:sz w:val="18"/>
               </w:rPr>
-              <w:t>POST /api/documents</w:t>
-            </w:r>
-            <w:r>
-              <w:rPr>
-                <w:sz w:val="18"/>
-              </w:rPr>
+              <w:t>POST /api/documents/preview</w:t>
             </w:r>
           </w:p>
         </w:tc>
         <w:tc>
           <w:tcPr>
-            <w:tcW w:type="dxa" w:w="4819"/>
+            <w:tcW w:type="dxa" w:w="6265"/>
           </w:tcPr>
           <w:p>
-            <w:r>
-              <w:rPr>
-                <w:sz w:val="18"/>
-              </w:rPr>
-              <w:t>multipart 文件上传及产品、版本、类别、标题。</w:t>
+            <w:pPr>
+              <w:spacing w:after="80"/>
+            </w:pPr>
+            <w:r>
+              <w:rPr>
+                <w:sz w:val="18"/>
+              </w:rPr>
+              <w:t>multipart 文件、产品版本和清洗分段参数；返回预览，不写库。</w:t>
             </w:r>
           </w:p>
         </w:tc>
       </w:tr>
       <w:tr>
-        <w:trPr>
-          <w:cantSplit/>
-        </w:trPr>
         <w:tc>
           <w:tcPr>
-            <w:tcW w:type="dxa" w:w="4819"/>
+            <w:tcW w:type="dxa" w:w="3373"/>
           </w:tcPr>
           <w:p>
-            <w:r>
-              <w:rPr>
-                <w:sz w:val="18"/>
-              </w:rPr>
-            </w:r>
+            <w:pPr>
+              <w:spacing w:after="80"/>
+            </w:pPr>
             <w:r>
               <w:rPr>
                 <w:rFonts w:ascii="Consolas" w:hAnsi="Consolas"/>
                 <w:sz w:val="18"/>
               </w:rPr>
-              <w:t>GET /api/documents</w:t>
-            </w:r>
-            <w:r>
-              <w:rPr>
-                <w:sz w:val="18"/>
-              </w:rPr>
+              <w:t>POST /api/documents</w:t>
             </w:r>
           </w:p>
         </w:tc>
         <w:tc>
           <w:tcPr>
-            <w:tcW w:type="dxa" w:w="4819"/>
+            <w:tcW w:type="dxa" w:w="6265"/>
           </w:tcPr>
           <w:p>
-            <w:r>
-              <w:rPr>
-                <w:sz w:val="18"/>
-              </w:rPr>
-              <w:t>资料列表，可按产品过滤。</w:t>
+            <w:pPr>
+              <w:spacing w:after="80"/>
+            </w:pPr>
+            <w:r>
+              <w:rPr>
+                <w:sz w:val="18"/>
+              </w:rPr>
+              <w:t xml:space="preserve">上传原文件；审核流程另传 </w:t>
+            </w:r>
+            <w:r>
+              <w:rPr>
+                <w:rFonts w:ascii="Consolas" w:hAnsi="Consolas"/>
+                <w:sz w:val="18"/>
+              </w:rPr>
+              <w:t>review</w:t>
+            </w:r>
+            <w:r>
+              <w:rPr>
+                <w:sz w:val="18"/>
+              </w:rPr>
+              <w:t>、</w:t>
+            </w:r>
+            <w:r>
+              <w:rPr>
+                <w:rFonts w:ascii="Consolas" w:hAnsi="Consolas"/>
+                <w:sz w:val="18"/>
+              </w:rPr>
+              <w:t>selected_faqs</w:t>
+            </w:r>
+            <w:r>
+              <w:rPr>
+                <w:sz w:val="18"/>
+              </w:rPr>
+              <w:t xml:space="preserve"> 和同一组清洗分段参数。</w:t>
             </w:r>
           </w:p>
         </w:tc>
       </w:tr>
       <w:tr>
-        <w:trPr>
-          <w:cantSplit/>
-        </w:trPr>
         <w:tc>
           <w:tcPr>
-            <w:tcW w:type="dxa" w:w="4819"/>
+            <w:tcW w:type="dxa" w:w="3373"/>
           </w:tcPr>
           <w:p>
-            <w:r>
-              <w:rPr>
-                <w:sz w:val="18"/>
-              </w:rPr>
-            </w:r>
+            <w:pPr>
+              <w:spacing w:after="80"/>
+            </w:pPr>
             <w:r>
               <w:rPr>
                 <w:rFonts w:ascii="Consolas" w:hAnsi="Consolas"/>
                 <w:sz w:val="18"/>
               </w:rPr>
-              <w:t>DELETE /api/documents/{document_id}</w:t>
-            </w:r>
-            <w:r>
-              <w:rPr>
-                <w:sz w:val="18"/>
-              </w:rPr>
+              <w:t>GET /api/documents</w:t>
             </w:r>
           </w:p>
         </w:tc>
         <w:tc>
           <w:tcPr>
-            <w:tcW w:type="dxa" w:w="4819"/>
+            <w:tcW w:type="dxa" w:w="6265"/>
           </w:tcPr>
           <w:p>
-            <w:r>
-              <w:rPr>
-                <w:sz w:val="18"/>
-              </w:rPr>
-              <w:t>删除资料及关联知识。</w:t>
+            <w:pPr>
+              <w:spacing w:after="80"/>
+            </w:pPr>
+            <w:r>
+              <w:rPr>
+                <w:sz w:val="18"/>
+              </w:rPr>
+              <w:t>资料列表，可按产品过滤。</w:t>
             </w:r>
           </w:p>
         </w:tc>
       </w:tr>
       <w:tr>
-        <w:trPr>
-          <w:cantSplit/>
-        </w:trPr>
         <w:tc>
           <w:tcPr>
-            <w:tcW w:type="dxa" w:w="4819"/>
+            <w:tcW w:type="dxa" w:w="3373"/>
           </w:tcPr>
           <w:p>
-            <w:r>
-              <w:rPr>
-                <w:sz w:val="18"/>
-              </w:rPr>
-            </w:r>
+            <w:pPr>
+              <w:spacing w:after="80"/>
+            </w:pPr>
             <w:r>
               <w:rPr>
                 <w:rFonts w:ascii="Consolas" w:hAnsi="Consolas"/>
                 <w:sz w:val="18"/>
               </w:rPr>
-              <w:t>GET /api/faqs</w:t>
-            </w:r>
-            <w:r>
-              <w:rPr>
-                <w:sz w:val="18"/>
-              </w:rPr>
+              <w:t>DELETE /api/documents/{document_id}</w:t>
             </w:r>
           </w:p>
         </w:tc>
         <w:tc>
           <w:tcPr>
-            <w:tcW w:type="dxa" w:w="4819"/>
+            <w:tcW w:type="dxa" w:w="6265"/>
           </w:tcPr>
           <w:p>
-            <w:r>
-              <w:rPr>
-                <w:sz w:val="18"/>
-              </w:rPr>
-              <w:t>按产品、版本返回 FAQ。</w:t>
+            <w:pPr>
+              <w:spacing w:after="80"/>
+            </w:pPr>
+            <w:r>
+              <w:rPr>
+                <w:sz w:val="18"/>
+              </w:rPr>
+              <w:t>删除资料及关联知识。</w:t>
             </w:r>
           </w:p>
         </w:tc>
       </w:tr>
       <w:tr>
-        <w:trPr>
-          <w:cantSplit/>
-        </w:trPr>
         <w:tc>
           <w:tcPr>
-            <w:tcW w:type="dxa" w:w="4819"/>
+            <w:tcW w:type="dxa" w:w="3373"/>
           </w:tcPr>
           <w:p>
-            <w:r>
-              <w:rPr>
-                <w:sz w:val="18"/>
-              </w:rPr>
-            </w:r>
+            <w:pPr>
+              <w:spacing w:after="80"/>
+            </w:pPr>
             <w:r>
               <w:rPr>
                 <w:rFonts w:ascii="Consolas" w:hAnsi="Consolas"/>
                 <w:sz w:val="18"/>
               </w:rPr>
-              <w:t>POST /api/faqs/train</w:t>
-            </w:r>
-            <w:r>
-              <w:rPr>
-                <w:sz w:val="18"/>
-              </w:rPr>
+              <w:t>GET /api/faqs</w:t>
             </w:r>
           </w:p>
         </w:tc>
         <w:tc>
           <w:tcPr>
-            <w:tcW w:type="dxa" w:w="4819"/>
+            <w:tcW w:type="dxa" w:w="6265"/>
           </w:tcPr>
           <w:p>
-            <w:r>
-              <w:rPr>
-                <w:sz w:val="18"/>
-              </w:rPr>
-              <w:t>按需整理，可用查询参数限定产品、版本。</w:t>
+            <w:pPr>
+              <w:spacing w:after="80"/>
+            </w:pPr>
+            <w:r>
+              <w:rPr>
+                <w:sz w:val="18"/>
+              </w:rPr>
+              <w:t>按产品、版本返回 FAQ。</w:t>
             </w:r>
           </w:p>
         </w:tc>
       </w:tr>
       <w:tr>
-        <w:trPr>
-          <w:cantSplit/>
-        </w:trPr>
         <w:tc>
           <w:tcPr>
-            <w:tcW w:type="dxa" w:w="4819"/>
+            <w:tcW w:type="dxa" w:w="3373"/>
           </w:tcPr>
           <w:p>
-            <w:r>
-              <w:rPr>
-                <w:sz w:val="18"/>
-              </w:rPr>
-            </w:r>
+            <w:pPr>
+              <w:spacing w:after="80"/>
+            </w:pPr>
             <w:r>
               <w:rPr>
                 <w:rFonts w:ascii="Consolas" w:hAnsi="Consolas"/>
                 <w:sz w:val="18"/>
               </w:rPr>
-              <w:t>POST /api/faqs/manual</w:t>
-            </w:r>
-            <w:r>
-              <w:rPr>
-                <w:sz w:val="18"/>
-              </w:rPr>
+              <w:t>POST /api/faqs/train</w:t>
             </w:r>
           </w:p>
         </w:tc>
         <w:tc>
           <w:tcPr>
-            <w:tcW w:type="dxa" w:w="4819"/>
+            <w:tcW w:type="dxa" w:w="6265"/>
           </w:tcPr>
           <w:p>
-            <w:r>
-              <w:rPr>
-                <w:sz w:val="18"/>
-              </w:rPr>
-              <w:t>人工问答入库。</w:t>
+            <w:pPr>
+              <w:spacing w:after="80"/>
+            </w:pPr>
+            <w:r>
+              <w:rPr>
+                <w:sz w:val="18"/>
+              </w:rPr>
+              <w:t>按需整理，可用查询参数限定产品、版本。</w:t>
             </w:r>
           </w:p>
         </w:tc>
       </w:tr>
       <w:tr>
-        <w:trPr>
-          <w:cantSplit/>
-        </w:trPr>
         <w:tc>
           <w:tcPr>
-            <w:tcW w:type="dxa" w:w="4819"/>
+            <w:tcW w:type="dxa" w:w="3373"/>
           </w:tcPr>
           <w:p>
-            <w:r>
-              <w:rPr>
-                <w:sz w:val="18"/>
-              </w:rPr>
-            </w:r>
+            <w:pPr>
+              <w:spacing w:after="80"/>
+            </w:pPr>
             <w:r>
               <w:rPr>
                 <w:rFonts w:ascii="Consolas" w:hAnsi="Consolas"/>
                 <w:sz w:val="18"/>
               </w:rPr>
-              <w:t>POST /api/ask</w:t>
-            </w:r>
-            <w:r>
-              <w:rPr>
-                <w:sz w:val="18"/>
-              </w:rPr>
+              <w:t>POST /api/faqs/manual</w:t>
             </w:r>
           </w:p>
         </w:tc>
         <w:tc>
           <w:tcPr>
-            <w:tcW w:type="dxa" w:w="4819"/>
+            <w:tcW w:type="dxa" w:w="6265"/>
           </w:tcPr>
           <w:p>
-            <w:r>
-              <w:rPr>
-                <w:sz w:val="18"/>
-              </w:rPr>
-              <w:t>主问答接口。</w:t>
+            <w:pPr>
+              <w:spacing w:after="80"/>
+            </w:pPr>
+            <w:r>
+              <w:rPr>
+                <w:sz w:val="18"/>
+              </w:rPr>
+              <w:t>人工问答入库。</w:t>
             </w:r>
           </w:p>
         </w:tc>
       </w:tr>
       <w:tr>
-        <w:trPr>
-          <w:cantSplit/>
-        </w:trPr>
         <w:tc>
           <w:tcPr>
-            <w:tcW w:type="dxa" w:w="4819"/>
+            <w:tcW w:type="dxa" w:w="3373"/>
           </w:tcPr>
           <w:p>
-            <w:r>
-              <w:rPr>
-                <w:sz w:val="18"/>
-              </w:rPr>
-            </w:r>
+            <w:pPr>
+              <w:spacing w:after="80"/>
+            </w:pPr>
             <w:r>
               <w:rPr>
                 <w:rFonts w:ascii="Consolas" w:hAnsi="Consolas"/>
                 <w:sz w:val="18"/>
               </w:rPr>
-              <w:t>POST /api/gaps/{gap_id}/answer</w:t>
-            </w:r>
-            <w:r>
-              <w:rPr>
-                <w:sz w:val="18"/>
-              </w:rPr>
+              <w:t>POST /api/ask</w:t>
             </w:r>
           </w:p>
         </w:tc>
         <w:tc>
           <w:tcPr>
-            <w:tcW w:type="dxa" w:w="4819"/>
+            <w:tcW w:type="dxa" w:w="6265"/>
           </w:tcPr>
           <w:p>
-            <w:r>
-              <w:rPr>
-                <w:sz w:val="18"/>
-              </w:rPr>
-              <w:t>人工补充并解决知识缺口。</w:t>
+            <w:pPr>
+              <w:spacing w:after="80"/>
+            </w:pPr>
+            <w:r>
+              <w:rPr>
+                <w:sz w:val="18"/>
+              </w:rPr>
+              <w:t>主问答接口。</w:t>
             </w:r>
           </w:p>
         </w:tc>
       </w:tr>
       <w:tr>
-        <w:trPr>
-          <w:cantSplit/>
-        </w:trPr>
         <w:tc>
           <w:tcPr>
-            <w:tcW w:type="dxa" w:w="4819"/>
+            <w:tcW w:type="dxa" w:w="3373"/>
           </w:tcPr>
           <w:p>
-            <w:r>
-              <w:rPr>
-                <w:sz w:val="18"/>
-              </w:rPr>
-            </w:r>
+            <w:pPr>
+              <w:spacing w:after="80"/>
+            </w:pPr>
             <w:r>
               <w:rPr>
                 <w:rFonts w:ascii="Consolas" w:hAnsi="Consolas"/>
                 <w:sz w:val="18"/>
               </w:rPr>
-              <w:t>POST /api/feedback</w:t>
-            </w:r>
-            <w:r>
-              <w:rPr>
-                <w:sz w:val="18"/>
-              </w:rPr>
+              <w:t>POST /api/gaps/{gap_id}/answer</w:t>
             </w:r>
           </w:p>
         </w:tc>
         <w:tc>
           <w:tcPr>
-            <w:tcW w:type="dxa" w:w="4819"/>
+            <w:tcW w:type="dxa" w:w="6265"/>
           </w:tcPr>
           <w:p>
-            <w:r>
-              <w:rPr>
-                <w:sz w:val="18"/>
-              </w:rPr>
-              <w:t>指定回答的正负评价，</w:t>
-            </w:r>
-            <w:r>
-              <w:rPr>
-                <w:rFonts w:ascii="Consolas" w:hAnsi="Consolas"/>
-                <w:sz w:val="18"/>
-              </w:rPr>
-              <w:t>rating</w:t>
-            </w:r>
-            <w:r>
-              <w:rPr>
-                <w:sz w:val="18"/>
-              </w:rPr>
-              <w:t xml:space="preserve"> 为 </w:t>
-            </w:r>
-            <w:r>
-              <w:rPr>
-                <w:rFonts w:ascii="Consolas" w:hAnsi="Consolas"/>
-                <w:sz w:val="18"/>
-              </w:rPr>
-              <w:t>1</w:t>
-            </w:r>
-            <w:r>
-              <w:rPr>
-                <w:sz w:val="18"/>
-              </w:rPr>
-              <w:t xml:space="preserve"> 或 </w:t>
-            </w:r>
-            <w:r>
-              <w:rPr>
-                <w:rFonts w:ascii="Consolas" w:hAnsi="Consolas"/>
-                <w:sz w:val="18"/>
-              </w:rPr>
-              <w:t>-1</w:t>
-            </w:r>
-            <w:r>
-              <w:rPr>
-                <w:sz w:val="18"/>
-              </w:rPr>
-              <w:t>。</w:t>
+            <w:pPr>
+              <w:spacing w:after="80"/>
+            </w:pPr>
+            <w:r>
+              <w:rPr>
+                <w:sz w:val="18"/>
+              </w:rPr>
+              <w:t>人工补充并解决知识缺口。</w:t>
             </w:r>
           </w:p>
         </w:tc>
       </w:tr>
       <w:tr>
-        <w:trPr>
-          <w:cantSplit/>
-        </w:trPr>
         <w:tc>
           <w:tcPr>
-            <w:tcW w:type="dxa" w:w="4819"/>
+            <w:tcW w:type="dxa" w:w="3373"/>
           </w:tcPr>
           <w:p>
-            <w:r>
-              <w:rPr>
-                <w:sz w:val="18"/>
-              </w:rPr>
-            </w:r>
+            <w:pPr>
+              <w:spacing w:after="80"/>
+            </w:pPr>
             <w:r>
               <w:rPr>
                 <w:rFonts w:ascii="Consolas" w:hAnsi="Consolas"/>
                 <w:sz w:val="18"/>
               </w:rPr>
-              <w:t>GET /api/prompt</w:t>
-            </w:r>
-            <w:r>
-              <w:rPr>
-                <w:sz w:val="18"/>
-              </w:rPr>
+              <w:t>POST /api/feedback</w:t>
             </w:r>
           </w:p>
         </w:tc>
         <w:tc>
           <w:tcPr>
-            <w:tcW w:type="dxa" w:w="4819"/>
+            <w:tcW w:type="dxa" w:w="6265"/>
           </w:tcPr>
           <w:p>
-            <w:r>
-              <w:rPr>
-                <w:sz w:val="18"/>
-              </w:rPr>
-              <w:t>读取当前、默认 Prompt 和模型配置状态。</w:t>
+            <w:pPr>
+              <w:spacing w:after="80"/>
+            </w:pPr>
+            <w:r>
+              <w:rPr>
+                <w:sz w:val="18"/>
+              </w:rPr>
+              <w:t>指定回答的正负评价，</w:t>
+            </w:r>
+            <w:r>
+              <w:rPr>
+                <w:rFonts w:ascii="Consolas" w:hAnsi="Consolas"/>
+                <w:sz w:val="18"/>
+              </w:rPr>
+              <w:t>rating</w:t>
+            </w:r>
+            <w:r>
+              <w:rPr>
+                <w:sz w:val="18"/>
+              </w:rPr>
+              <w:t xml:space="preserve"> 为 </w:t>
+            </w:r>
+            <w:r>
+              <w:rPr>
+                <w:rFonts w:ascii="Consolas" w:hAnsi="Consolas"/>
+                <w:sz w:val="18"/>
+              </w:rPr>
+              <w:t>1</w:t>
+            </w:r>
+            <w:r>
+              <w:rPr>
+                <w:sz w:val="18"/>
+              </w:rPr>
+              <w:t xml:space="preserve"> 或 </w:t>
+            </w:r>
+            <w:r>
+              <w:rPr>
+                <w:rFonts w:ascii="Consolas" w:hAnsi="Consolas"/>
+                <w:sz w:val="18"/>
+              </w:rPr>
+              <w:t>-1</w:t>
+            </w:r>
+            <w:r>
+              <w:rPr>
+                <w:sz w:val="18"/>
+              </w:rPr>
+              <w:t>。</w:t>
             </w:r>
           </w:p>
         </w:tc>
       </w:tr>
       <w:tr>
-        <w:trPr>
-          <w:cantSplit/>
-        </w:trPr>
         <w:tc>
           <w:tcPr>
-            <w:tcW w:type="dxa" w:w="4819"/>
+            <w:tcW w:type="dxa" w:w="3373"/>
           </w:tcPr>
           <w:p>
-            <w:r>
-              <w:rPr>
-                <w:sz w:val="18"/>
-              </w:rPr>
-            </w:r>
+            <w:pPr>
+              <w:spacing w:after="80"/>
+            </w:pPr>
             <w:r>
               <w:rPr>
                 <w:rFonts w:ascii="Consolas" w:hAnsi="Consolas"/>
                 <w:sz w:val="18"/>
               </w:rPr>
-              <w:t>PUT /api/prompt</w:t>
-            </w:r>
-            <w:r>
-              <w:rPr>
-                <w:sz w:val="18"/>
-              </w:rPr>
+              <w:t>GET /api/prompt</w:t>
             </w:r>
           </w:p>
         </w:tc>
         <w:tc>
           <w:tcPr>
-            <w:tcW w:type="dxa" w:w="4819"/>
+            <w:tcW w:type="dxa" w:w="6265"/>
           </w:tcPr>
           <w:p>
-            <w:r>
-              <w:rPr>
-                <w:sz w:val="18"/>
-              </w:rPr>
-              <w:t>保存自定义 Prompt，长度 10～10000 字。</w:t>
+            <w:pPr>
+              <w:spacing w:after="80"/>
+            </w:pPr>
+            <w:r>
+              <w:rPr>
+                <w:sz w:val="18"/>
+              </w:rPr>
+              <w:t>读取当前、默认 Prompt 和模型配置状态。</w:t>
             </w:r>
           </w:p>
         </w:tc>
       </w:tr>
       <w:tr>
-        <w:trPr>
-          <w:cantSplit/>
-        </w:trPr>
         <w:tc>
           <w:tcPr>
-            <w:tcW w:type="dxa" w:w="4819"/>
+            <w:tcW w:type="dxa" w:w="3373"/>
           </w:tcPr>
           <w:p>
-            <w:r>
-              <w:rPr>
-                <w:sz w:val="18"/>
-              </w:rPr>
-            </w:r>
+            <w:pPr>
+              <w:spacing w:after="80"/>
+            </w:pPr>
             <w:r>
               <w:rPr>
                 <w:rFonts w:ascii="Consolas" w:hAnsi="Consolas"/>
                 <w:sz w:val="18"/>
               </w:rPr>
-              <w:t>DELETE /api/prompt</w:t>
-            </w:r>
-            <w:r>
-              <w:rPr>
-                <w:sz w:val="18"/>
-              </w:rPr>
+              <w:t>PUT /api/prompt</w:t>
             </w:r>
           </w:p>
         </w:tc>
         <w:tc>
           <w:tcPr>
-            <w:tcW w:type="dxa" w:w="4819"/>
+            <w:tcW w:type="dxa" w:w="6265"/>
           </w:tcPr>
           <w:p>
-            <w:r>
-              <w:rPr>
-                <w:sz w:val="18"/>
-              </w:rPr>
-              <w:t>恢复默认 Prompt。</w:t>
+            <w:pPr>
+              <w:spacing w:after="80"/>
+            </w:pPr>
+            <w:r>
+              <w:rPr>
+                <w:sz w:val="18"/>
+              </w:rPr>
+              <w:t>保存自定义 Prompt，长度 10～10000 字。</w:t>
             </w:r>
           </w:p>
         </w:tc>
       </w:tr>
       <w:tr>
-        <w:trPr>
-          <w:cantSplit/>
-        </w:trPr>
         <w:tc>
           <w:tcPr>
-            <w:tcW w:type="dxa" w:w="4819"/>
+            <w:tcW w:type="dxa" w:w="3373"/>
           </w:tcPr>
           <w:p>
-            <w:r>
-              <w:rPr>
-                <w:sz w:val="18"/>
-              </w:rPr>
-            </w:r>
+            <w:pPr>
+              <w:spacing w:after="80"/>
+            </w:pPr>
             <w:r>
               <w:rPr>
                 <w:rFonts w:ascii="Consolas" w:hAnsi="Consolas"/>
                 <w:sz w:val="18"/>
               </w:rPr>
-              <w:t>GET /api/stats</w:t>
-            </w:r>
-            <w:r>
-              <w:rPr>
-                <w:sz w:val="18"/>
-              </w:rPr>
+              <w:t>DELETE /api/prompt</w:t>
             </w:r>
           </w:p>
         </w:tc>
         <w:tc>
           <w:tcPr>
-            <w:tcW w:type="dxa" w:w="4819"/>
+            <w:tcW w:type="dxa" w:w="6265"/>
           </w:tcPr>
           <w:p>
-            <w:r>
-              <w:rPr>
-                <w:sz w:val="18"/>
-              </w:rPr>
-              <w:t>咨询状态、解决率、反馈、未解决缺口统计。</w:t>
+            <w:pPr>
+              <w:spacing w:after="80"/>
+            </w:pPr>
+            <w:r>
+              <w:rPr>
+                <w:sz w:val="18"/>
+              </w:rPr>
+              <w:t>恢复默认 Prompt。</w:t>
             </w:r>
           </w:p>
         </w:tc>
       </w:tr>
       <w:tr>
-        <w:trPr>
-          <w:cantSplit/>
-        </w:trPr>
         <w:tc>
           <w:tcPr>
-            <w:tcW w:type="dxa" w:w="4819"/>
+            <w:tcW w:type="dxa" w:w="3373"/>
           </w:tcPr>
           <w:p>
-            <w:r>
-              <w:rPr>
-                <w:sz w:val="18"/>
-              </w:rPr>
-            </w:r>
+            <w:pPr>
+              <w:spacing w:after="80"/>
+            </w:pPr>
             <w:r>
               <w:rPr>
                 <w:rFonts w:ascii="Consolas" w:hAnsi="Consolas"/>
                 <w:sz w:val="18"/>
               </w:rPr>
-              <w:t>GET /api/handoffs</w:t>
-            </w:r>
-            <w:r>
-              <w:rPr>
-                <w:sz w:val="18"/>
-              </w:rPr>
+              <w:t>GET /api/stats</w:t>
             </w:r>
           </w:p>
         </w:tc>
         <w:tc>
           <w:tcPr>
-            <w:tcW w:type="dxa" w:w="4819"/>
+            <w:tcW w:type="dxa" w:w="6265"/>
           </w:tcPr>
           <w:p>
-            <w:r>
-              <w:rPr>
-                <w:sz w:val="18"/>
-              </w:rPr>
-              <w:t>最近最多 50 条人工处理记录。</w:t>
+            <w:pPr>
+              <w:spacing w:after="80"/>
+            </w:pPr>
+            <w:r>
+              <w:rPr>
+                <w:sz w:val="18"/>
+              </w:rPr>
+              <w:t>咨询状态、解决率、反馈、未解决缺口统计。</w:t>
             </w:r>
           </w:p>
         </w:tc>
       </w:tr>
       <w:tr>
-        <w:trPr>
-          <w:cantSplit/>
-        </w:trPr>
         <w:tc>
           <w:tcPr>
-            <w:tcW w:type="dxa" w:w="4819"/>
+            <w:tcW w:type="dxa" w:w="3373"/>
           </w:tcPr>
           <w:p>
-            <w:r>
-              <w:rPr>
-                <w:sz w:val="18"/>
-              </w:rPr>
-            </w:r>
+            <w:pPr>
+              <w:spacing w:after="80"/>
+            </w:pPr>
             <w:r>
               <w:rPr>
                 <w:rFonts w:ascii="Consolas" w:hAnsi="Consolas"/>
                 <w:sz w:val="18"/>
               </w:rPr>
-              <w:t>GET /api/evaluation</w:t>
-            </w:r>
-            <w:r>
-              <w:rPr>
-                <w:sz w:val="18"/>
-              </w:rPr>
+              <w:t>GET /api/handoffs</w:t>
             </w:r>
           </w:p>
         </w:tc>
         <w:tc>
           <w:tcPr>
-            <w:tcW w:type="dxa" w:w="4819"/>
+            <w:tcW w:type="dxa" w:w="6265"/>
           </w:tcPr>
           <w:p>
+            <w:pPr>
+              <w:spacing w:after="80"/>
+            </w:pPr>
+            <w:r>
+              <w:rPr>
+                <w:sz w:val="18"/>
+              </w:rPr>
+              <w:t>最近最多 50 条人工处理记录。</w:t>
+            </w:r>
+          </w:p>
+        </w:tc>
+      </w:tr>
+      <w:tr>
+        <w:tc>
+          <w:tcPr>
+            <w:tcW w:type="dxa" w:w="3373"/>
+          </w:tcPr>
+          <w:p>
+            <w:pPr>
+              <w:spacing w:after="80"/>
+            </w:pPr>
+            <w:r>
+              <w:rPr>
+                <w:rFonts w:ascii="Consolas" w:hAnsi="Consolas"/>
+                <w:sz w:val="18"/>
+              </w:rPr>
+              <w:t>GET /api/evaluation</w:t>
+            </w:r>
+          </w:p>
+        </w:tc>
+        <w:tc>
+          <w:tcPr>
+            <w:tcW w:type="dxa" w:w="6265"/>
+          </w:tcPr>
+          <w:p>
+            <w:pPr>
+              <w:spacing w:after="80"/>
+            </w:pPr>
             <w:r>
               <w:rPr>
                 <w:sz w:val="18"/>
@@ -4683,10 +5385,13 @@
     </w:tbl>
     <w:p>
       <w:pPr>
-        <w:spacing w:after="0"/>
+        <w:spacing w:after="40"/>
       </w:pPr>
     </w:p>
     <w:p>
+      <w:pPr>
+        <w:spacing w:after="120"/>
+      </w:pPr>
       <w:r>
         <w:t xml:space="preserve">API 自动文档入口为 </w:t>
       </w:r>
@@ -4704,72 +5409,104 @@
     <w:p>
       <w:pPr>
         <w:pStyle w:val="Heading2"/>
+        <w:spacing w:after="120"/>
       </w:pPr>
       <w:r>
         <w:t>7.2 主问答协议</w:t>
       </w:r>
     </w:p>
     <w:p>
+      <w:pPr>
+        <w:spacing w:after="120"/>
+      </w:pPr>
       <w:r>
         <w:t>请求示例，使用仓库虚构演示产品：</w:t>
       </w:r>
     </w:p>
     <w:p>
       <w:pPr>
-        <w:pStyle w:val="SourceCode"/>
         <w:keepNext/>
-        <w:shd w:fill="F2F4F7"/>
-      </w:pPr>
-      <w:r>
+        <w:spacing w:after="0" w:before="0" w:line="252" w:lineRule="auto"/>
+        <w:ind w:left="173"/>
+        <w:shd w:fill="F3F6FA"/>
+      </w:pPr>
+      <w:r>
+        <w:rPr>
+          <w:rFonts w:ascii="Consolas" w:hAnsi="Consolas" w:eastAsia="Microsoft YaHei"/>
+          <w:sz w:val="16"/>
+        </w:rPr>
         <w:t>{</w:t>
       </w:r>
     </w:p>
     <w:p>
       <w:pPr>
-        <w:pStyle w:val="SourceCode"/>
         <w:keepNext/>
-        <w:shd w:fill="F2F4F7"/>
-      </w:pPr>
-      <w:r>
+        <w:spacing w:after="0" w:before="0" w:line="252" w:lineRule="auto"/>
+        <w:ind w:left="173"/>
+        <w:shd w:fill="F3F6FA"/>
+      </w:pPr>
+      <w:r>
+        <w:rPr>
+          <w:rFonts w:ascii="Consolas" w:hAnsi="Consolas" w:eastAsia="Microsoft YaHei"/>
+          <w:sz w:val="16"/>
+        </w:rPr>
         <w:t xml:space="preserve">  "question": "星云笔记最多支持多少个标签？",</w:t>
       </w:r>
     </w:p>
     <w:p>
       <w:pPr>
-        <w:pStyle w:val="SourceCode"/>
         <w:keepNext/>
-        <w:shd w:fill="F2F4F7"/>
-      </w:pPr>
-      <w:r>
+        <w:spacing w:after="0" w:before="0" w:line="252" w:lineRule="auto"/>
+        <w:ind w:left="173"/>
+        <w:shd w:fill="F3F6FA"/>
+      </w:pPr>
+      <w:r>
+        <w:rPr>
+          <w:rFonts w:ascii="Consolas" w:hAnsi="Consolas" w:eastAsia="Microsoft YaHei"/>
+          <w:sz w:val="16"/>
+        </w:rPr>
         <w:t xml:space="preserve">  "product_id": "nova_notes",</w:t>
       </w:r>
     </w:p>
     <w:p>
       <w:pPr>
-        <w:pStyle w:val="SourceCode"/>
         <w:keepNext/>
-        <w:shd w:fill="F2F4F7"/>
-      </w:pPr>
-      <w:r>
+        <w:spacing w:after="0" w:before="0" w:line="252" w:lineRule="auto"/>
+        <w:ind w:left="173"/>
+        <w:shd w:fill="F3F6FA"/>
+      </w:pPr>
+      <w:r>
+        <w:rPr>
+          <w:rFonts w:ascii="Consolas" w:hAnsi="Consolas" w:eastAsia="Microsoft YaHei"/>
+          <w:sz w:val="16"/>
+        </w:rPr>
         <w:t xml:space="preserve">  "version": "2.0"</w:t>
       </w:r>
     </w:p>
     <w:p>
       <w:pPr>
-        <w:pStyle w:val="SourceCode"/>
         <w:keepNext w:val="0"/>
-        <w:shd w:fill="F2F4F7"/>
-      </w:pPr>
-      <w:r>
+        <w:spacing w:after="0" w:before="0" w:line="252" w:lineRule="auto"/>
+        <w:ind w:left="173"/>
+        <w:shd w:fill="F3F6FA"/>
+      </w:pPr>
+      <w:r>
+        <w:rPr>
+          <w:rFonts w:ascii="Consolas" w:hAnsi="Consolas" w:eastAsia="Microsoft YaHei"/>
+          <w:sz w:val="16"/>
+        </w:rPr>
         <w:t>}</w:t>
       </w:r>
     </w:p>
     <w:p>
       <w:pPr>
-        <w:spacing w:after="0"/>
+        <w:spacing w:after="40"/>
       </w:pPr>
     </w:p>
     <w:p>
+      <w:pPr>
+        <w:spacing w:after="120"/>
+      </w:pPr>
       <w:r>
         <w:t xml:space="preserve">连续追问时传回服务返回的 </w:t>
       </w:r>
@@ -4786,26 +5523,32 @@
     </w:p>
     <w:tbl>
       <w:tblPr>
-        <w:tblStyle w:val="LightShading-Accent1"/>
+        <w:tblStyle w:val="TableGrid"/>
         <w:tblW w:type="auto" w:w="0"/>
+        <w:tblLayout w:type="fixed"/>
         <w:tblLook w:firstColumn="1" w:firstRow="1" w:lastColumn="0" w:lastRow="0" w:noHBand="0" w:noVBand="1" w:val="04A0"/>
       </w:tblPr>
       <w:tblGrid>
-        <w:gridCol w:w="4819"/>
-        <w:gridCol w:w="4819"/>
+        <w:gridCol w:w="3373"/>
+        <w:gridCol w:w="6265"/>
       </w:tblGrid>
       <w:tr>
         <w:trPr>
           <w:tblHeader/>
-          <w:cantSplit/>
         </w:trPr>
         <w:tc>
           <w:tcPr>
-            <w:tcW w:type="dxa" w:w="4819"/>
+            <w:tcW w:type="dxa" w:w="3373"/>
+            <w:shd w:fill="E8F1FA"/>
           </w:tcPr>
           <w:p>
-            <w:r>
-              <w:rPr>
+            <w:pPr>
+              <w:spacing w:after="80"/>
+            </w:pPr>
+            <w:r>
+              <w:rPr>
+                <w:b/>
+                <w:color w:val="173750"/>
                 <w:sz w:val="18"/>
               </w:rPr>
               <w:t>返回字段</w:t>
@@ -4814,11 +5557,17 @@
         </w:tc>
         <w:tc>
           <w:tcPr>
-            <w:tcW w:type="dxa" w:w="4819"/>
+            <w:tcW w:type="dxa" w:w="6265"/>
+            <w:shd w:fill="E8F1FA"/>
           </w:tcPr>
           <w:p>
-            <w:r>
-              <w:rPr>
+            <w:pPr>
+              <w:spacing w:after="80"/>
+            </w:pPr>
+            <w:r>
+              <w:rPr>
+                <w:b/>
+                <w:color w:val="173750"/>
                 <w:sz w:val="18"/>
               </w:rPr>
               <w:t>含义</w:t>
@@ -4827,19 +5576,14 @@
         </w:tc>
       </w:tr>
       <w:tr>
-        <w:trPr>
-          <w:cantSplit/>
-        </w:trPr>
         <w:tc>
           <w:tcPr>
-            <w:tcW w:type="dxa" w:w="4819"/>
+            <w:tcW w:type="dxa" w:w="3373"/>
           </w:tcPr>
           <w:p>
-            <w:r>
-              <w:rPr>
-                <w:sz w:val="18"/>
-              </w:rPr>
-            </w:r>
+            <w:pPr>
+              <w:spacing w:after="80"/>
+            </w:pPr>
             <w:r>
               <w:rPr>
                 <w:rFonts w:ascii="Consolas" w:hAnsi="Consolas"/>
@@ -4859,19 +5603,17 @@
                 <w:sz w:val="18"/>
               </w:rPr>
               <w:t>message_id</w:t>
-            </w:r>
-            <w:r>
-              <w:rPr>
-                <w:sz w:val="18"/>
-              </w:rPr>
             </w:r>
           </w:p>
         </w:tc>
         <w:tc>
           <w:tcPr>
-            <w:tcW w:type="dxa" w:w="4819"/>
+            <w:tcW w:type="dxa" w:w="6265"/>
           </w:tcPr>
           <w:p>
+            <w:pPr>
+              <w:spacing w:after="80"/>
+            </w:pPr>
             <w:r>
               <w:rPr>
                 <w:sz w:val="18"/>
@@ -4882,19 +5624,14 @@
         </w:tc>
       </w:tr>
       <w:tr>
-        <w:trPr>
-          <w:cantSplit/>
-        </w:trPr>
         <w:tc>
           <w:tcPr>
-            <w:tcW w:type="dxa" w:w="4819"/>
+            <w:tcW w:type="dxa" w:w="3373"/>
           </w:tcPr>
           <w:p>
-            <w:r>
-              <w:rPr>
-                <w:sz w:val="18"/>
-              </w:rPr>
-            </w:r>
+            <w:pPr>
+              <w:spacing w:after="80"/>
+            </w:pPr>
             <w:r>
               <w:rPr>
                 <w:rFonts w:ascii="Consolas" w:hAnsi="Consolas"/>
@@ -4914,19 +5651,17 @@
                 <w:sz w:val="18"/>
               </w:rPr>
               <w:t>version</w:t>
-            </w:r>
-            <w:r>
-              <w:rPr>
-                <w:sz w:val="18"/>
-              </w:rPr>
             </w:r>
           </w:p>
         </w:tc>
         <w:tc>
           <w:tcPr>
-            <w:tcW w:type="dxa" w:w="4819"/>
+            <w:tcW w:type="dxa" w:w="6265"/>
           </w:tcPr>
           <w:p>
+            <w:pPr>
+              <w:spacing w:after="80"/>
+            </w:pPr>
             <w:r>
               <w:rPr>
                 <w:sz w:val="18"/>
@@ -4937,38 +5672,31 @@
         </w:tc>
       </w:tr>
       <w:tr>
-        <w:trPr>
-          <w:cantSplit/>
-        </w:trPr>
         <w:tc>
           <w:tcPr>
-            <w:tcW w:type="dxa" w:w="4819"/>
+            <w:tcW w:type="dxa" w:w="3373"/>
           </w:tcPr>
           <w:p>
-            <w:r>
-              <w:rPr>
-                <w:sz w:val="18"/>
-              </w:rPr>
-            </w:r>
+            <w:pPr>
+              <w:spacing w:after="80"/>
+            </w:pPr>
             <w:r>
               <w:rPr>
                 <w:rFonts w:ascii="Consolas" w:hAnsi="Consolas"/>
                 <w:sz w:val="18"/>
               </w:rPr>
               <w:t>rewritten_question</w:t>
-            </w:r>
-            <w:r>
-              <w:rPr>
-                <w:sz w:val="18"/>
-              </w:rPr>
             </w:r>
           </w:p>
         </w:tc>
         <w:tc>
           <w:tcPr>
-            <w:tcW w:type="dxa" w:w="4819"/>
+            <w:tcW w:type="dxa" w:w="6265"/>
           </w:tcPr>
           <w:p>
+            <w:pPr>
+              <w:spacing w:after="80"/>
+            </w:pPr>
             <w:r>
               <w:rPr>
                 <w:sz w:val="18"/>
@@ -4979,38 +5707,31 @@
         </w:tc>
       </w:tr>
       <w:tr>
-        <w:trPr>
-          <w:cantSplit/>
-        </w:trPr>
         <w:tc>
           <w:tcPr>
-            <w:tcW w:type="dxa" w:w="4819"/>
+            <w:tcW w:type="dxa" w:w="3373"/>
           </w:tcPr>
           <w:p>
-            <w:r>
-              <w:rPr>
-                <w:sz w:val="18"/>
-              </w:rPr>
-            </w:r>
+            <w:pPr>
+              <w:spacing w:after="80"/>
+            </w:pPr>
             <w:r>
               <w:rPr>
                 <w:rFonts w:ascii="Consolas" w:hAnsi="Consolas"/>
                 <w:sz w:val="18"/>
               </w:rPr>
               <w:t>answer</w:t>
-            </w:r>
-            <w:r>
-              <w:rPr>
-                <w:sz w:val="18"/>
-              </w:rPr>
             </w:r>
           </w:p>
         </w:tc>
         <w:tc>
           <w:tcPr>
-            <w:tcW w:type="dxa" w:w="4819"/>
+            <w:tcW w:type="dxa" w:w="6265"/>
           </w:tcPr>
           <w:p>
+            <w:pPr>
+              <w:spacing w:after="80"/>
+            </w:pPr>
             <w:r>
               <w:rPr>
                 <w:sz w:val="18"/>
@@ -5021,38 +5742,31 @@
         </w:tc>
       </w:tr>
       <w:tr>
-        <w:trPr>
-          <w:cantSplit/>
-        </w:trPr>
         <w:tc>
           <w:tcPr>
-            <w:tcW w:type="dxa" w:w="4819"/>
+            <w:tcW w:type="dxa" w:w="3373"/>
           </w:tcPr>
           <w:p>
-            <w:r>
-              <w:rPr>
-                <w:sz w:val="18"/>
-              </w:rPr>
-            </w:r>
+            <w:pPr>
+              <w:spacing w:after="80"/>
+            </w:pPr>
             <w:r>
               <w:rPr>
                 <w:rFonts w:ascii="Consolas" w:hAnsi="Consolas"/>
                 <w:sz w:val="18"/>
               </w:rPr>
               <w:t>display_answer</w:t>
-            </w:r>
-            <w:r>
-              <w:rPr>
-                <w:sz w:val="18"/>
-              </w:rPr>
             </w:r>
           </w:p>
         </w:tc>
         <w:tc>
           <w:tcPr>
-            <w:tcW w:type="dxa" w:w="4819"/>
+            <w:tcW w:type="dxa" w:w="6265"/>
           </w:tcPr>
           <w:p>
+            <w:pPr>
+              <w:spacing w:after="80"/>
+            </w:pPr>
             <w:r>
               <w:rPr>
                 <w:sz w:val="18"/>
@@ -5063,43 +5777,31 @@
         </w:tc>
       </w:tr>
       <w:tr>
-        <w:trPr>
-          <w:cantSplit/>
-        </w:trPr>
         <w:tc>
           <w:tcPr>
-            <w:tcW w:type="dxa" w:w="4819"/>
+            <w:tcW w:type="dxa" w:w="3373"/>
           </w:tcPr>
           <w:p>
-            <w:r>
-              <w:rPr>
-                <w:sz w:val="18"/>
-              </w:rPr>
-            </w:r>
+            <w:pPr>
+              <w:spacing w:after="80"/>
+            </w:pPr>
             <w:r>
               <w:rPr>
                 <w:rFonts w:ascii="Consolas" w:hAnsi="Consolas"/>
                 <w:sz w:val="18"/>
               </w:rPr>
               <w:t>status</w:t>
-            </w:r>
-            <w:r>
-              <w:rPr>
-                <w:sz w:val="18"/>
-              </w:rPr>
             </w:r>
           </w:p>
         </w:tc>
         <w:tc>
           <w:tcPr>
-            <w:tcW w:type="dxa" w:w="4819"/>
+            <w:tcW w:type="dxa" w:w="6265"/>
           </w:tcPr>
           <w:p>
-            <w:r>
-              <w:rPr>
-                <w:sz w:val="18"/>
-              </w:rPr>
-            </w:r>
+            <w:pPr>
+              <w:spacing w:after="80"/>
+            </w:pPr>
             <w:r>
               <w:rPr>
                 <w:rFonts w:ascii="Consolas" w:hAnsi="Consolas"/>
@@ -5169,38 +5871,31 @@
         </w:tc>
       </w:tr>
       <w:tr>
-        <w:trPr>
-          <w:cantSplit/>
-        </w:trPr>
         <w:tc>
           <w:tcPr>
-            <w:tcW w:type="dxa" w:w="4819"/>
+            <w:tcW w:type="dxa" w:w="3373"/>
           </w:tcPr>
           <w:p>
-            <w:r>
-              <w:rPr>
-                <w:sz w:val="18"/>
-              </w:rPr>
-            </w:r>
+            <w:pPr>
+              <w:spacing w:after="80"/>
+            </w:pPr>
             <w:r>
               <w:rPr>
                 <w:rFonts w:ascii="Consolas" w:hAnsi="Consolas"/>
                 <w:sz w:val="18"/>
               </w:rPr>
               <w:t>confidence</w:t>
-            </w:r>
-            <w:r>
-              <w:rPr>
-                <w:sz w:val="18"/>
-              </w:rPr>
             </w:r>
           </w:p>
         </w:tc>
         <w:tc>
           <w:tcPr>
-            <w:tcW w:type="dxa" w:w="4819"/>
+            <w:tcW w:type="dxa" w:w="6265"/>
           </w:tcPr>
           <w:p>
+            <w:pPr>
+              <w:spacing w:after="80"/>
+            </w:pPr>
             <w:r>
               <w:rPr>
                 <w:sz w:val="18"/>
@@ -5211,38 +5906,31 @@
         </w:tc>
       </w:tr>
       <w:tr>
-        <w:trPr>
-          <w:cantSplit/>
-        </w:trPr>
         <w:tc>
           <w:tcPr>
-            <w:tcW w:type="dxa" w:w="4819"/>
+            <w:tcW w:type="dxa" w:w="3373"/>
           </w:tcPr>
           <w:p>
-            <w:r>
-              <w:rPr>
-                <w:sz w:val="18"/>
-              </w:rPr>
-            </w:r>
+            <w:pPr>
+              <w:spacing w:after="80"/>
+            </w:pPr>
             <w:r>
               <w:rPr>
                 <w:rFonts w:ascii="Consolas" w:hAnsi="Consolas"/>
                 <w:sz w:val="18"/>
               </w:rPr>
               <w:t>sources</w:t>
-            </w:r>
-            <w:r>
-              <w:rPr>
-                <w:sz w:val="18"/>
-              </w:rPr>
             </w:r>
           </w:p>
         </w:tc>
         <w:tc>
           <w:tcPr>
-            <w:tcW w:type="dxa" w:w="4819"/>
+            <w:tcW w:type="dxa" w:w="6265"/>
           </w:tcPr>
           <w:p>
+            <w:pPr>
+              <w:spacing w:after="80"/>
+            </w:pPr>
             <w:r>
               <w:rPr>
                 <w:sz w:val="18"/>
@@ -5331,38 +6019,31 @@
         </w:tc>
       </w:tr>
       <w:tr>
-        <w:trPr>
-          <w:cantSplit/>
-        </w:trPr>
         <w:tc>
           <w:tcPr>
-            <w:tcW w:type="dxa" w:w="4819"/>
+            <w:tcW w:type="dxa" w:w="3373"/>
           </w:tcPr>
           <w:p>
-            <w:r>
-              <w:rPr>
-                <w:sz w:val="18"/>
-              </w:rPr>
-            </w:r>
+            <w:pPr>
+              <w:spacing w:after="80"/>
+            </w:pPr>
             <w:r>
               <w:rPr>
                 <w:rFonts w:ascii="Consolas" w:hAnsi="Consolas"/>
                 <w:sz w:val="18"/>
               </w:rPr>
               <w:t>suggested_questions</w:t>
-            </w:r>
-            <w:r>
-              <w:rPr>
-                <w:sz w:val="18"/>
-              </w:rPr>
             </w:r>
           </w:p>
         </w:tc>
         <w:tc>
           <w:tcPr>
-            <w:tcW w:type="dxa" w:w="4819"/>
+            <w:tcW w:type="dxa" w:w="6265"/>
           </w:tcPr>
           <w:p>
+            <w:pPr>
+              <w:spacing w:after="80"/>
+            </w:pPr>
             <w:r>
               <w:rPr>
                 <w:sz w:val="18"/>
@@ -5373,38 +6054,31 @@
         </w:tc>
       </w:tr>
       <w:tr>
-        <w:trPr>
-          <w:cantSplit/>
-        </w:trPr>
         <w:tc>
           <w:tcPr>
-            <w:tcW w:type="dxa" w:w="4819"/>
+            <w:tcW w:type="dxa" w:w="3373"/>
           </w:tcPr>
           <w:p>
-            <w:r>
-              <w:rPr>
-                <w:sz w:val="18"/>
-              </w:rPr>
-            </w:r>
+            <w:pPr>
+              <w:spacing w:after="80"/>
+            </w:pPr>
             <w:r>
               <w:rPr>
                 <w:rFonts w:ascii="Consolas" w:hAnsi="Consolas"/>
                 <w:sz w:val="18"/>
               </w:rPr>
               <w:t>matched_products</w:t>
-            </w:r>
-            <w:r>
-              <w:rPr>
-                <w:sz w:val="18"/>
-              </w:rPr>
             </w:r>
           </w:p>
         </w:tc>
         <w:tc>
           <w:tcPr>
-            <w:tcW w:type="dxa" w:w="4819"/>
+            <w:tcW w:type="dxa" w:w="6265"/>
           </w:tcPr>
           <w:p>
+            <w:pPr>
+              <w:spacing w:after="80"/>
+            </w:pPr>
             <w:r>
               <w:rPr>
                 <w:sz w:val="18"/>
@@ -5415,38 +6089,31 @@
         </w:tc>
       </w:tr>
       <w:tr>
-        <w:trPr>
-          <w:cantSplit/>
-        </w:trPr>
         <w:tc>
           <w:tcPr>
-            <w:tcW w:type="dxa" w:w="4819"/>
+            <w:tcW w:type="dxa" w:w="3373"/>
           </w:tcPr>
           <w:p>
-            <w:r>
-              <w:rPr>
-                <w:sz w:val="18"/>
-              </w:rPr>
-            </w:r>
+            <w:pPr>
+              <w:spacing w:after="80"/>
+            </w:pPr>
             <w:r>
               <w:rPr>
                 <w:rFonts w:ascii="Consolas" w:hAnsi="Consolas"/>
                 <w:sz w:val="18"/>
               </w:rPr>
               <w:t>handoff_id</w:t>
-            </w:r>
-            <w:r>
-              <w:rPr>
-                <w:sz w:val="18"/>
-              </w:rPr>
             </w:r>
           </w:p>
         </w:tc>
         <w:tc>
           <w:tcPr>
-            <w:tcW w:type="dxa" w:w="4819"/>
+            <w:tcW w:type="dxa" w:w="6265"/>
           </w:tcPr>
           <w:p>
+            <w:pPr>
+              <w:spacing w:after="80"/>
+            </w:pPr>
             <w:r>
               <w:rPr>
                 <w:sz w:val="18"/>
@@ -5470,38 +6137,31 @@
         </w:tc>
       </w:tr>
       <w:tr>
-        <w:trPr>
-          <w:cantSplit/>
-        </w:trPr>
         <w:tc>
           <w:tcPr>
-            <w:tcW w:type="dxa" w:w="4819"/>
+            <w:tcW w:type="dxa" w:w="3373"/>
           </w:tcPr>
           <w:p>
-            <w:r>
-              <w:rPr>
-                <w:sz w:val="18"/>
-              </w:rPr>
-            </w:r>
+            <w:pPr>
+              <w:spacing w:after="80"/>
+            </w:pPr>
             <w:r>
               <w:rPr>
                 <w:rFonts w:ascii="Consolas" w:hAnsi="Consolas"/>
                 <w:sz w:val="18"/>
               </w:rPr>
               <w:t>latency_ms</w:t>
-            </w:r>
-            <w:r>
-              <w:rPr>
-                <w:sz w:val="18"/>
-              </w:rPr>
             </w:r>
           </w:p>
         </w:tc>
         <w:tc>
           <w:tcPr>
-            <w:tcW w:type="dxa" w:w="4819"/>
+            <w:tcW w:type="dxa" w:w="6265"/>
           </w:tcPr>
           <w:p>
+            <w:pPr>
+              <w:spacing w:after="80"/>
+            </w:pPr>
             <w:r>
               <w:rPr>
                 <w:sz w:val="18"/>
@@ -5514,79 +6174,791 @@
     </w:tbl>
     <w:p>
       <w:pPr>
-        <w:spacing w:after="0"/>
+        <w:spacing w:after="40"/>
       </w:pPr>
     </w:p>
     <w:p>
       <w:pPr>
-        <w:pStyle w:val="Heading1"/>
-        <w:pageBreakBefore/>
-      </w:pPr>
-      <w:r>
-        <w:t>8. 运行部署与配置</w:t>
+        <w:pStyle w:val="Heading2"/>
+        <w:spacing w:after="120"/>
+      </w:pPr>
+      <w:r>
+        <w:t>7.3 文件清洗与 QA 审核接口参数</w:t>
       </w:r>
     </w:p>
     <w:p>
-      <w:r>
-        <w:t>手动启动示例：</w:t>
-      </w:r>
+      <w:pPr>
+        <w:spacing w:after="120"/>
+      </w:pPr>
+      <w:r>
+        <w:t xml:space="preserve">两个文档接口均使用 multipart。预览返回 </w:t>
+      </w:r>
+      <w:r>
+        <w:rPr>
+          <w:rFonts w:ascii="Consolas" w:hAnsi="Consolas"/>
+          <w:sz w:val="18"/>
+        </w:rPr>
+        <w:t>text</w:t>
+      </w:r>
+      <w:r>
+        <w:t>、</w:t>
+      </w:r>
+      <w:r>
+        <w:rPr>
+          <w:rFonts w:ascii="Consolas" w:hAnsi="Consolas"/>
+          <w:sz w:val="18"/>
+        </w:rPr>
+        <w:t>cleaning</w:t>
+      </w:r>
+      <w:r>
+        <w:t>、</w:t>
+      </w:r>
+      <w:r>
+        <w:rPr>
+          <w:rFonts w:ascii="Consolas" w:hAnsi="Consolas"/>
+          <w:sz w:val="18"/>
+        </w:rPr>
+        <w:t>chunks</w:t>
+      </w:r>
+      <w:r>
+        <w:t xml:space="preserve"> 和 </w:t>
+      </w:r>
+      <w:r>
+        <w:rPr>
+          <w:rFonts w:ascii="Consolas" w:hAnsi="Consolas"/>
+          <w:sz w:val="18"/>
+        </w:rPr>
+        <w:t>faqs</w:t>
+      </w:r>
+      <w:r>
+        <w:t xml:space="preserve">；提交返回 </w:t>
+      </w:r>
+      <w:r>
+        <w:rPr>
+          <w:rFonts w:ascii="Consolas" w:hAnsi="Consolas"/>
+          <w:sz w:val="18"/>
+        </w:rPr>
+        <w:t>document_id</w:t>
+      </w:r>
+      <w:r>
+        <w:t>、片段数、FAQ 数、字符数和清洗报告。清洗参数按本次资料保存，不是全局设置。</w:t>
+      </w:r>
+    </w:p>
+    <w:tbl>
+      <w:tblPr>
+        <w:tblStyle w:val="TableGrid"/>
+        <w:tblW w:type="auto" w:w="0"/>
+        <w:tblLayout w:type="fixed"/>
+        <w:tblLook w:firstColumn="1" w:firstRow="1" w:lastColumn="0" w:lastRow="0" w:noHBand="0" w:noVBand="1" w:val="04A0"/>
+      </w:tblPr>
+      <w:tblGrid>
+        <w:gridCol w:w="2217"/>
+        <w:gridCol w:w="2891"/>
+        <w:gridCol w:w="4530"/>
+      </w:tblGrid>
+      <w:tr>
+        <w:trPr>
+          <w:tblHeader/>
+        </w:trPr>
+        <w:tc>
+          <w:tcPr>
+            <w:tcW w:type="dxa" w:w="2217"/>
+            <w:shd w:fill="E8F1FA"/>
+          </w:tcPr>
+          <w:p>
+            <w:pPr>
+              <w:spacing w:after="80"/>
+            </w:pPr>
+            <w:r>
+              <w:rPr>
+                <w:b/>
+                <w:color w:val="173750"/>
+                <w:sz w:val="18"/>
+              </w:rPr>
+              <w:t>字段</w:t>
+            </w:r>
+          </w:p>
+        </w:tc>
+        <w:tc>
+          <w:tcPr>
+            <w:tcW w:type="dxa" w:w="2891"/>
+            <w:shd w:fill="E8F1FA"/>
+          </w:tcPr>
+          <w:p>
+            <w:pPr>
+              <w:spacing w:after="80"/>
+            </w:pPr>
+            <w:r>
+              <w:rPr>
+                <w:b/>
+                <w:color w:val="173750"/>
+                <w:sz w:val="18"/>
+              </w:rPr>
+              <w:t>默认 / 约束</w:t>
+            </w:r>
+          </w:p>
+        </w:tc>
+        <w:tc>
+          <w:tcPr>
+            <w:tcW w:type="dxa" w:w="4530"/>
+            <w:shd w:fill="E8F1FA"/>
+          </w:tcPr>
+          <w:p>
+            <w:pPr>
+              <w:spacing w:after="80"/>
+            </w:pPr>
+            <w:r>
+              <w:rPr>
+                <w:b/>
+                <w:color w:val="173750"/>
+                <w:sz w:val="18"/>
+              </w:rPr>
+              <w:t>用途</w:t>
+            </w:r>
+          </w:p>
+        </w:tc>
+      </w:tr>
+      <w:tr>
+        <w:tc>
+          <w:tcPr>
+            <w:tcW w:type="dxa" w:w="2217"/>
+          </w:tcPr>
+          <w:p>
+            <w:pPr>
+              <w:spacing w:after="80"/>
+            </w:pPr>
+            <w:r>
+              <w:rPr>
+                <w:rFonts w:ascii="Consolas" w:hAnsi="Consolas"/>
+                <w:sz w:val="18"/>
+              </w:rPr>
+              <w:t>product_id</w:t>
+            </w:r>
+            <w:r>
+              <w:rPr>
+                <w:sz w:val="18"/>
+              </w:rPr>
+              <w:t>、</w:t>
+            </w:r>
+            <w:r>
+              <w:rPr>
+                <w:rFonts w:ascii="Consolas" w:hAnsi="Consolas"/>
+                <w:sz w:val="18"/>
+              </w:rPr>
+              <w:t>version</w:t>
+            </w:r>
+            <w:r>
+              <w:rPr>
+                <w:sz w:val="18"/>
+              </w:rPr>
+              <w:t>、</w:t>
+            </w:r>
+            <w:r>
+              <w:rPr>
+                <w:rFonts w:ascii="Consolas" w:hAnsi="Consolas"/>
+                <w:sz w:val="18"/>
+              </w:rPr>
+              <w:t>file</w:t>
+            </w:r>
+          </w:p>
+        </w:tc>
+        <w:tc>
+          <w:tcPr>
+            <w:tcW w:type="dxa" w:w="2891"/>
+          </w:tcPr>
+          <w:p>
+            <w:pPr>
+              <w:spacing w:after="80"/>
+            </w:pPr>
+            <w:r>
+              <w:rPr>
+                <w:sz w:val="18"/>
+              </w:rPr>
+              <w:t>必填；产品存在、版本非空，文件最大 5 MB</w:t>
+            </w:r>
+          </w:p>
+        </w:tc>
+        <w:tc>
+          <w:tcPr>
+            <w:tcW w:type="dxa" w:w="4530"/>
+          </w:tcPr>
+          <w:p>
+            <w:pPr>
+              <w:spacing w:after="80"/>
+            </w:pPr>
+            <w:r>
+              <w:rPr>
+                <w:sz w:val="18"/>
+              </w:rPr>
+              <w:t>资料归属和原文件。</w:t>
+            </w:r>
+          </w:p>
+        </w:tc>
+      </w:tr>
+      <w:tr>
+        <w:tc>
+          <w:tcPr>
+            <w:tcW w:type="dxa" w:w="2217"/>
+          </w:tcPr>
+          <w:p>
+            <w:pPr>
+              <w:spacing w:after="80"/>
+            </w:pPr>
+            <w:r>
+              <w:rPr>
+                <w:rFonts w:ascii="Consolas" w:hAnsi="Consolas"/>
+                <w:sz w:val="18"/>
+              </w:rPr>
+              <w:t>remove_page_markers</w:t>
+            </w:r>
+          </w:p>
+        </w:tc>
+        <w:tc>
+          <w:tcPr>
+            <w:tcW w:type="dxa" w:w="2891"/>
+          </w:tcPr>
+          <w:p>
+            <w:pPr>
+              <w:spacing w:after="80"/>
+            </w:pPr>
+            <w:r>
+              <w:rPr>
+                <w:rFonts w:ascii="Consolas" w:hAnsi="Consolas"/>
+                <w:sz w:val="18"/>
+              </w:rPr>
+              <w:t>true</w:t>
+            </w:r>
+          </w:p>
+        </w:tc>
+        <w:tc>
+          <w:tcPr>
+            <w:tcW w:type="dxa" w:w="4530"/>
+          </w:tcPr>
+          <w:p>
+            <w:pPr>
+              <w:spacing w:after="80"/>
+            </w:pPr>
+            <w:r>
+              <w:rPr>
+                <w:sz w:val="18"/>
+              </w:rPr>
+              <w:t>是否过滤匹配规则的页码行。</w:t>
+            </w:r>
+          </w:p>
+        </w:tc>
+      </w:tr>
+      <w:tr>
+        <w:tc>
+          <w:tcPr>
+            <w:tcW w:type="dxa" w:w="2217"/>
+          </w:tcPr>
+          <w:p>
+            <w:pPr>
+              <w:spacing w:after="80"/>
+            </w:pPr>
+            <w:r>
+              <w:rPr>
+                <w:rFonts w:ascii="Consolas" w:hAnsi="Consolas"/>
+                <w:sz w:val="18"/>
+              </w:rPr>
+              <w:t>remove_duplicates</w:t>
+            </w:r>
+          </w:p>
+        </w:tc>
+        <w:tc>
+          <w:tcPr>
+            <w:tcW w:type="dxa" w:w="2891"/>
+          </w:tcPr>
+          <w:p>
+            <w:pPr>
+              <w:spacing w:after="80"/>
+            </w:pPr>
+            <w:r>
+              <w:rPr>
+                <w:rFonts w:ascii="Consolas" w:hAnsi="Consolas"/>
+                <w:sz w:val="18"/>
+              </w:rPr>
+              <w:t>true</w:t>
+            </w:r>
+          </w:p>
+        </w:tc>
+        <w:tc>
+          <w:tcPr>
+            <w:tcW w:type="dxa" w:w="4530"/>
+          </w:tcPr>
+          <w:p>
+            <w:pPr>
+              <w:spacing w:after="80"/>
+            </w:pPr>
+            <w:r>
+              <w:rPr>
+                <w:sz w:val="18"/>
+              </w:rPr>
+              <w:t>是否移除相邻重复行。</w:t>
+            </w:r>
+          </w:p>
+        </w:tc>
+      </w:tr>
+      <w:tr>
+        <w:tc>
+          <w:tcPr>
+            <w:tcW w:type="dxa" w:w="2217"/>
+          </w:tcPr>
+          <w:p>
+            <w:pPr>
+              <w:spacing w:after="80"/>
+            </w:pPr>
+            <w:r>
+              <w:rPr>
+                <w:rFonts w:ascii="Consolas" w:hAnsi="Consolas"/>
+                <w:sz w:val="18"/>
+              </w:rPr>
+              <w:t>max_chars</w:t>
+            </w:r>
+          </w:p>
+        </w:tc>
+        <w:tc>
+          <w:tcPr>
+            <w:tcW w:type="dxa" w:w="2891"/>
+          </w:tcPr>
+          <w:p>
+            <w:pPr>
+              <w:spacing w:after="80"/>
+            </w:pPr>
+            <w:r>
+              <w:rPr>
+                <w:rFonts w:ascii="Consolas" w:hAnsi="Consolas"/>
+                <w:sz w:val="18"/>
+              </w:rPr>
+              <w:t>360</w:t>
+            </w:r>
+            <w:r>
+              <w:rPr>
+                <w:sz w:val="18"/>
+              </w:rPr>
+              <w:t>；120～2000</w:t>
+            </w:r>
+          </w:p>
+        </w:tc>
+        <w:tc>
+          <w:tcPr>
+            <w:tcW w:type="dxa" w:w="4530"/>
+          </w:tcPr>
+          <w:p>
+            <w:pPr>
+              <w:spacing w:after="80"/>
+            </w:pPr>
+            <w:r>
+              <w:rPr>
+                <w:sz w:val="18"/>
+              </w:rPr>
+              <w:t>片段最大字数，包含标题前缀。</w:t>
+            </w:r>
+          </w:p>
+        </w:tc>
+      </w:tr>
+      <w:tr>
+        <w:tc>
+          <w:tcPr>
+            <w:tcW w:type="dxa" w:w="2217"/>
+          </w:tcPr>
+          <w:p>
+            <w:pPr>
+              <w:spacing w:after="80"/>
+            </w:pPr>
+            <w:r>
+              <w:rPr>
+                <w:rFonts w:ascii="Consolas" w:hAnsi="Consolas"/>
+                <w:sz w:val="18"/>
+              </w:rPr>
+              <w:t>overlap</w:t>
+            </w:r>
+          </w:p>
+        </w:tc>
+        <w:tc>
+          <w:tcPr>
+            <w:tcW w:type="dxa" w:w="2891"/>
+          </w:tcPr>
+          <w:p>
+            <w:pPr>
+              <w:spacing w:after="80"/>
+            </w:pPr>
+            <w:r>
+              <w:rPr>
+                <w:rFonts w:ascii="Consolas" w:hAnsi="Consolas"/>
+                <w:sz w:val="18"/>
+              </w:rPr>
+              <w:t>50</w:t>
+            </w:r>
+            <w:r>
+              <w:rPr>
+                <w:sz w:val="18"/>
+              </w:rPr>
+              <w:t xml:space="preserve">；非负且小于 </w:t>
+            </w:r>
+            <w:r>
+              <w:rPr>
+                <w:rFonts w:ascii="Consolas" w:hAnsi="Consolas"/>
+                <w:sz w:val="18"/>
+              </w:rPr>
+              <w:t>max_chars // 2</w:t>
+            </w:r>
+          </w:p>
+        </w:tc>
+        <w:tc>
+          <w:tcPr>
+            <w:tcW w:type="dxa" w:w="4530"/>
+          </w:tcPr>
+          <w:p>
+            <w:pPr>
+              <w:spacing w:after="80"/>
+            </w:pPr>
+            <w:r>
+              <w:rPr>
+                <w:sz w:val="18"/>
+              </w:rPr>
+              <w:t>长正文片段重叠字数，上限为正文容量的一半。</w:t>
+            </w:r>
+          </w:p>
+        </w:tc>
+      </w:tr>
+      <w:tr>
+        <w:tc>
+          <w:tcPr>
+            <w:tcW w:type="dxa" w:w="2217"/>
+          </w:tcPr>
+          <w:p>
+            <w:pPr>
+              <w:spacing w:after="80"/>
+            </w:pPr>
+            <w:r>
+              <w:rPr>
+                <w:rFonts w:ascii="Consolas" w:hAnsi="Consolas"/>
+                <w:sz w:val="18"/>
+              </w:rPr>
+              <w:t>category</w:t>
+            </w:r>
+            <w:r>
+              <w:rPr>
+                <w:sz w:val="18"/>
+              </w:rPr>
+              <w:t>、</w:t>
+            </w:r>
+            <w:r>
+              <w:rPr>
+                <w:rFonts w:ascii="Consolas" w:hAnsi="Consolas"/>
+                <w:sz w:val="18"/>
+              </w:rPr>
+              <w:t>title</w:t>
+            </w:r>
+          </w:p>
+        </w:tc>
+        <w:tc>
+          <w:tcPr>
+            <w:tcW w:type="dxa" w:w="2891"/>
+          </w:tcPr>
+          <w:p>
+            <w:pPr>
+              <w:spacing w:after="80"/>
+            </w:pPr>
+            <w:r>
+              <w:rPr>
+                <w:sz w:val="18"/>
+              </w:rPr>
+              <w:t>提交时可选；类别默认“产品说明”，标题默认文件名</w:t>
+            </w:r>
+          </w:p>
+        </w:tc>
+        <w:tc>
+          <w:tcPr>
+            <w:tcW w:type="dxa" w:w="4530"/>
+          </w:tcPr>
+          <w:p>
+            <w:pPr>
+              <w:spacing w:after="80"/>
+            </w:pPr>
+            <w:r>
+              <w:rPr>
+                <w:sz w:val="18"/>
+              </w:rPr>
+              <w:t>入库资料的分类和标题。</w:t>
+            </w:r>
+          </w:p>
+        </w:tc>
+      </w:tr>
+      <w:tr>
+        <w:tc>
+          <w:tcPr>
+            <w:tcW w:type="dxa" w:w="2217"/>
+          </w:tcPr>
+          <w:p>
+            <w:pPr>
+              <w:spacing w:after="80"/>
+            </w:pPr>
+            <w:r>
+              <w:rPr>
+                <w:rFonts w:ascii="Consolas" w:hAnsi="Consolas"/>
+                <w:sz w:val="18"/>
+              </w:rPr>
+              <w:t>review</w:t>
+            </w:r>
+          </w:p>
+        </w:tc>
+        <w:tc>
+          <w:tcPr>
+            <w:tcW w:type="dxa" w:w="2891"/>
+          </w:tcPr>
+          <w:p>
+            <w:pPr>
+              <w:spacing w:after="80"/>
+            </w:pPr>
+            <w:r>
+              <w:rPr>
+                <w:sz w:val="18"/>
+              </w:rPr>
+              <w:t xml:space="preserve">提交默认 </w:t>
+            </w:r>
+            <w:r>
+              <w:rPr>
+                <w:rFonts w:ascii="Consolas" w:hAnsi="Consolas"/>
+                <w:sz w:val="18"/>
+              </w:rPr>
+              <w:t>false</w:t>
+            </w:r>
+            <w:r>
+              <w:rPr>
+                <w:sz w:val="18"/>
+              </w:rPr>
+              <w:t xml:space="preserve">；界面审核提交为 </w:t>
+            </w:r>
+            <w:r>
+              <w:rPr>
+                <w:rFonts w:ascii="Consolas" w:hAnsi="Consolas"/>
+                <w:sz w:val="18"/>
+              </w:rPr>
+              <w:t>true</w:t>
+            </w:r>
+          </w:p>
+        </w:tc>
+        <w:tc>
+          <w:tcPr>
+            <w:tcW w:type="dxa" w:w="4530"/>
+          </w:tcPr>
+          <w:p>
+            <w:pPr>
+              <w:spacing w:after="80"/>
+            </w:pPr>
+            <w:r>
+              <w:rPr>
+                <w:sz w:val="18"/>
+              </w:rPr>
+              <w:t>包含主题条目的候选问答，与预览一致。</w:t>
+            </w:r>
+          </w:p>
+        </w:tc>
+      </w:tr>
+      <w:tr>
+        <w:tc>
+          <w:tcPr>
+            <w:tcW w:type="dxa" w:w="2217"/>
+          </w:tcPr>
+          <w:p>
+            <w:pPr>
+              <w:spacing w:after="80"/>
+            </w:pPr>
+            <w:r>
+              <w:rPr>
+                <w:rFonts w:ascii="Consolas" w:hAnsi="Consolas"/>
+                <w:sz w:val="18"/>
+              </w:rPr>
+              <w:t>selected_faqs</w:t>
+            </w:r>
+          </w:p>
+        </w:tc>
+        <w:tc>
+          <w:tcPr>
+            <w:tcW w:type="dxa" w:w="2891"/>
+          </w:tcPr>
+          <w:p>
+            <w:pPr>
+              <w:spacing w:after="80"/>
+            </w:pPr>
+            <w:r>
+              <w:rPr>
+                <w:sz w:val="18"/>
+              </w:rPr>
+              <w:t>提交时可选，JSON 数组</w:t>
+            </w:r>
+          </w:p>
+        </w:tc>
+        <w:tc>
+          <w:tcPr>
+            <w:tcW w:type="dxa" w:w="4530"/>
+          </w:tcPr>
+          <w:p>
+            <w:pPr>
+              <w:spacing w:after="80"/>
+            </w:pPr>
+            <w:r>
+              <w:rPr>
+                <w:sz w:val="18"/>
+              </w:rPr>
+              <w:t xml:space="preserve">元素为候选 </w:t>
+            </w:r>
+            <w:r>
+              <w:rPr>
+                <w:rFonts w:ascii="Consolas" w:hAnsi="Consolas"/>
+                <w:sz w:val="18"/>
+              </w:rPr>
+              <w:t>index</w:t>
+            </w:r>
+            <w:r>
+              <w:rPr>
+                <w:sz w:val="18"/>
+              </w:rPr>
+              <w:t xml:space="preserve"> 和调整后的 </w:t>
+            </w:r>
+            <w:r>
+              <w:rPr>
+                <w:rFonts w:ascii="Consolas" w:hAnsi="Consolas"/>
+                <w:sz w:val="18"/>
+              </w:rPr>
+              <w:t>question</w:t>
+            </w:r>
+            <w:r>
+              <w:rPr>
+                <w:sz w:val="18"/>
+              </w:rPr>
+              <w:t>；空数组仅保存片段。</w:t>
+            </w:r>
+          </w:p>
+        </w:tc>
+      </w:tr>
+    </w:tbl>
+    <w:p>
+      <w:pPr>
+        <w:spacing w:after="40"/>
+      </w:pPr>
     </w:p>
     <w:p>
       <w:pPr>
-        <w:pStyle w:val="SourceCode"/>
-        <w:keepNext/>
-        <w:shd w:fill="F2F4F7"/>
-      </w:pPr>
-      <w:r>
-        <w:t>python -m venv .venv</w:t>
+        <w:spacing w:after="120"/>
+      </w:pPr>
+      <w:r>
+        <w:t xml:space="preserve">未传 </w:t>
+      </w:r>
+      <w:r>
+        <w:rPr>
+          <w:rFonts w:ascii="Consolas" w:hAnsi="Consolas"/>
+          <w:sz w:val="18"/>
+        </w:rPr>
+        <w:t>selected_faqs</w:t>
+      </w:r>
+      <w:r>
+        <w:t xml:space="preserve"> 时自动保存所生成的全部候选；审核流程应传明确的数组并保持预览时的文件和参数一致。该流程未使用服务端草稿 ID，不能把候选索引跨文件复用。</w:t>
       </w:r>
     </w:p>
     <w:p>
       <w:pPr>
-        <w:pStyle w:val="SourceCode"/>
-        <w:keepNext/>
-        <w:shd w:fill="F2F4F7"/>
-      </w:pPr>
-      <w:r>
-        <w:t>source .venv/bin/activate</w:t>
+        <w:pStyle w:val="Heading1"/>
+        <w:spacing w:after="120"/>
+      </w:pPr>
+      <w:r>
+        <w:t>8. 运行部署与配置</w:t>
       </w:r>
     </w:p>
     <w:p>
       <w:pPr>
-        <w:pStyle w:val="SourceCode"/>
-        <w:keepNext/>
-        <w:shd w:fill="F2F4F7"/>
-      </w:pPr>
-      <w:r>
-        <w:t>pip install -r requirements.txt</w:t>
+        <w:spacing w:after="120"/>
+      </w:pPr>
+      <w:r>
+        <w:t>手动启动示例：</w:t>
       </w:r>
     </w:p>
     <w:p>
       <w:pPr>
-        <w:pStyle w:val="SourceCode"/>
         <w:keepNext/>
-        <w:shd w:fill="F2F4F7"/>
-      </w:pPr>
-      <w:r>
-        <w:t>python seed.py --if-empty</w:t>
+        <w:spacing w:after="0" w:before="0" w:line="252" w:lineRule="auto"/>
+        <w:ind w:left="173"/>
+        <w:shd w:fill="F3F6FA"/>
+      </w:pPr>
+      <w:r>
+        <w:rPr>
+          <w:rFonts w:ascii="Consolas" w:hAnsi="Consolas" w:eastAsia="Microsoft YaHei"/>
+          <w:sz w:val="16"/>
+        </w:rPr>
+        <w:t>python -m venv .venv</w:t>
       </w:r>
     </w:p>
     <w:p>
       <w:pPr>
-        <w:pStyle w:val="SourceCode"/>
-        <w:keepNext w:val="0"/>
-        <w:shd w:fill="F2F4F7"/>
-      </w:pPr>
-      <w:r>
-        <w:t>python run_server.py</w:t>
+        <w:keepNext/>
+        <w:spacing w:after="0" w:before="0" w:line="252" w:lineRule="auto"/>
+        <w:ind w:left="173"/>
+        <w:shd w:fill="F3F6FA"/>
+      </w:pPr>
+      <w:r>
+        <w:rPr>
+          <w:rFonts w:ascii="Consolas" w:hAnsi="Consolas" w:eastAsia="Microsoft YaHei"/>
+          <w:sz w:val="16"/>
+        </w:rPr>
+        <w:t>source .venv/bin/activate</w:t>
       </w:r>
     </w:p>
     <w:p>
       <w:pPr>
-        <w:spacing w:after="0"/>
-      </w:pPr>
+        <w:keepNext/>
+        <w:spacing w:after="0" w:before="0" w:line="252" w:lineRule="auto"/>
+        <w:ind w:left="173"/>
+        <w:shd w:fill="F3F6FA"/>
+      </w:pPr>
+      <w:r>
+        <w:rPr>
+          <w:rFonts w:ascii="Consolas" w:hAnsi="Consolas" w:eastAsia="Microsoft YaHei"/>
+          <w:sz w:val="16"/>
+        </w:rPr>
+        <w:t>pip install -r requirements.txt</w:t>
+      </w:r>
     </w:p>
     <w:p>
+      <w:pPr>
+        <w:keepNext/>
+        <w:spacing w:after="0" w:before="0" w:line="252" w:lineRule="auto"/>
+        <w:ind w:left="173"/>
+        <w:shd w:fill="F3F6FA"/>
+      </w:pPr>
+      <w:r>
+        <w:rPr>
+          <w:rFonts w:ascii="Consolas" w:hAnsi="Consolas" w:eastAsia="Microsoft YaHei"/>
+          <w:sz w:val="16"/>
+        </w:rPr>
+        <w:t>python seed.py --if-empty</w:t>
+      </w:r>
+    </w:p>
+    <w:p>
+      <w:pPr>
+        <w:keepNext w:val="0"/>
+        <w:spacing w:after="0" w:before="0" w:line="252" w:lineRule="auto"/>
+        <w:ind w:left="173"/>
+        <w:shd w:fill="F3F6FA"/>
+      </w:pPr>
+      <w:r>
+        <w:rPr>
+          <w:rFonts w:ascii="Consolas" w:hAnsi="Consolas" w:eastAsia="Microsoft YaHei"/>
+          <w:sz w:val="16"/>
+        </w:rPr>
+        <w:t>python run_server.py</w:t>
+      </w:r>
+    </w:p>
+    <w:p>
+      <w:pPr>
+        <w:spacing w:after="40"/>
+      </w:pPr>
+    </w:p>
+    <w:p>
+      <w:pPr>
+        <w:spacing w:after="120"/>
+      </w:pPr>
       <w:r>
         <w:t xml:space="preserve">Windows 可使用 </w:t>
       </w:r>
@@ -5641,28 +7013,223 @@
         <w:t xml:space="preserve"> 会重建演示资料，应按用途选择。</w:t>
       </w:r>
     </w:p>
+    <w:p>
+      <w:pPr>
+        <w:pStyle w:val="Heading2"/>
+        <w:spacing w:after="120"/>
+      </w:pPr>
+      <w:r>
+        <w:t>8.1 Windows 多版本 Python 启动</w:t>
+      </w:r>
+    </w:p>
+    <w:p>
+      <w:pPr>
+        <w:spacing w:after="120"/>
+      </w:pPr>
+      <w:r>
+        <w:rPr>
+          <w:rFonts w:ascii="Consolas" w:hAnsi="Consolas"/>
+          <w:sz w:val="18"/>
+        </w:rPr>
+        <w:t>start_windows.bat</w:t>
+      </w:r>
+      <w:r>
+        <w:t xml:space="preserve"> 调用 Windows 自带的 PowerShell，引导脚本接受 Python 3.9 及以上并跳过更旧版本。环境准备顺序如下：</w:t>
+      </w:r>
+    </w:p>
+    <w:p>
+      <w:pPr>
+        <w:spacing w:after="120"/>
+      </w:pPr>
+      <w:r>
+        <w:t xml:space="preserve">1. 检查 </w:t>
+      </w:r>
+      <w:r>
+        <w:rPr>
+          <w:rFonts w:ascii="Consolas" w:hAnsi="Consolas"/>
+          <w:sz w:val="18"/>
+        </w:rPr>
+        <w:t>.venv/Scripts/python.exe</w:t>
+      </w:r>
+      <w:r>
+        <w:t>，优先复用可用环境并补齐依赖。</w:t>
+      </w:r>
+    </w:p>
+    <w:p>
+      <w:pPr>
+        <w:spacing w:after="120"/>
+      </w:pPr>
+      <w:r>
+        <w:t xml:space="preserve">2. 未准备成功时，通过 </w:t>
+      </w:r>
+      <w:r>
+        <w:rPr>
+          <w:rFonts w:ascii="Consolas" w:hAnsi="Consolas"/>
+          <w:sz w:val="18"/>
+        </w:rPr>
+        <w:t>py -0p</w:t>
+      </w:r>
+      <w:r>
+        <w:t>、用户及系统注册表、常见目录和 PATH 收集并按解释器实际路径去重。启动器版本候选优先顺序为 3.11、3.12、3.13、3.14、3.10、3.9，其他识别到的版本也可继续尝试。</w:t>
+      </w:r>
+    </w:p>
+    <w:p>
+      <w:pPr>
+        <w:spacing w:after="120"/>
+      </w:pPr>
+      <w:r>
+        <w:t xml:space="preserve">3. 逐个创建虚拟环境，必要时运行 </w:t>
+      </w:r>
+      <w:r>
+        <w:rPr>
+          <w:rFonts w:ascii="Consolas" w:hAnsi="Consolas"/>
+          <w:sz w:val="18"/>
+        </w:rPr>
+        <w:t>ensurepip</w:t>
+      </w:r>
+      <w:r>
+        <w:t xml:space="preserve">，升级到兼容该 Python 的 pip，安装 </w:t>
+      </w:r>
+      <w:r>
+        <w:rPr>
+          <w:rFonts w:ascii="Consolas" w:hAnsi="Consolas"/>
+          <w:sz w:val="18"/>
+        </w:rPr>
+        <w:t>requirements.txt</w:t>
+      </w:r>
+      <w:r>
+        <w:t xml:space="preserve">；检查依赖和 </w:t>
+      </w:r>
+      <w:r>
+        <w:rPr>
+          <w:rFonts w:ascii="Consolas" w:hAnsi="Consolas"/>
+          <w:sz w:val="18"/>
+        </w:rPr>
+        <w:t>app.core</w:t>
+      </w:r>
+      <w:r>
+        <w:t xml:space="preserve"> 导入，再执行 </w:t>
+      </w:r>
+      <w:r>
+        <w:rPr>
+          <w:rFonts w:ascii="Consolas" w:hAnsi="Consolas"/>
+          <w:sz w:val="18"/>
+        </w:rPr>
+        <w:t>pip check</w:t>
+      </w:r>
+      <w:r>
+        <w:t>。失败记录原因并继续尝试下一解释器。</w:t>
+      </w:r>
+    </w:p>
+    <w:p>
+      <w:pPr>
+        <w:spacing w:after="120"/>
+      </w:pPr>
+      <w:r>
+        <w:t xml:space="preserve">4. 已有候选都不可用且未尝试过 3.11 时，如有 </w:t>
+      </w:r>
+      <w:r>
+        <w:rPr>
+          <w:rFonts w:ascii="Consolas" w:hAnsi="Consolas"/>
+          <w:sz w:val="18"/>
+        </w:rPr>
+        <w:t>winget</w:t>
+      </w:r>
+      <w:r>
+        <w:t>，尝试为当前用户安装 Python 3.11，再重新识别候选。</w:t>
+      </w:r>
+    </w:p>
+    <w:p>
+      <w:pPr>
+        <w:spacing w:after="120"/>
+      </w:pPr>
+      <w:r>
+        <w:t xml:space="preserve">5. 环境可用后输出实际 Python 版本与路径，执行 </w:t>
+      </w:r>
+      <w:r>
+        <w:rPr>
+          <w:rFonts w:ascii="Consolas" w:hAnsi="Consolas"/>
+          <w:sz w:val="18"/>
+        </w:rPr>
+        <w:t>seed.py --if-empty</w:t>
+      </w:r>
+      <w:r>
+        <w:t>，然后启动本机服务。</w:t>
+      </w:r>
+    </w:p>
+    <w:p>
+      <w:pPr>
+        <w:spacing w:after="120"/>
+      </w:pPr>
+      <w:r>
+        <w:t>Python 探测命令使用 Python 单引号字符串，避免 Windows PowerShell 5.1 原生命令参数丢失嵌入双引号的问题。</w:t>
+      </w:r>
+      <w:r>
+        <w:rPr>
+          <w:rFonts w:ascii="Consolas" w:hAnsi="Consolas"/>
+          <w:sz w:val="18"/>
+        </w:rPr>
+        <w:t>start_windows.bat --setup-only</w:t>
+      </w:r>
+      <w:r>
+        <w:t xml:space="preserve"> 仅准备环境和初始化空库，不启动服务；直接双击仍正常启动。脚本失败返回非零退出码，交互场景暂停以便查看错误，CI 环境不暂停。</w:t>
+      </w:r>
+    </w:p>
+    <w:p>
+      <w:pPr>
+        <w:spacing w:after="120"/>
+      </w:pPr>
+      <w:r>
+        <w:t>当前兼容性证据为 Python 3.9～3.14 的 Windows x64 依赖解析均可取得兼容预编译包；这不是 Windows 启动实测。</w:t>
+      </w:r>
+      <w:r>
+        <w:rPr>
+          <w:rFonts w:ascii="Consolas" w:hAnsi="Consolas"/>
+          <w:sz w:val="18"/>
+        </w:rPr>
+        <w:t>.github/workflows/windows-startup.yml</w:t>
+      </w:r>
+      <w:r>
+        <w:t xml:space="preserve"> 已配置同六个 Python 版本，在含空格的目录下通过 Windows PowerShell 5.1 调用批处理入口，并验证实际选择的解释器及应用测试。本次工作环境为 macOS，尚未运行该 Windows 工作流；32 位、ARM64 和其他版本未在本次矩阵中验证。</w:t>
+      </w:r>
+    </w:p>
+    <w:p>
+      <w:pPr>
+        <w:pStyle w:val="Heading2"/>
+        <w:spacing w:after="120"/>
+      </w:pPr>
+      <w:r>
+        <w:t>8.2 模型与数据库配置</w:t>
+      </w:r>
+    </w:p>
     <w:tbl>
       <w:tblPr>
-        <w:tblStyle w:val="LightShading-Accent1"/>
+        <w:tblStyle w:val="TableGrid"/>
         <w:tblW w:type="auto" w:w="0"/>
+        <w:tblLayout w:type="fixed"/>
         <w:tblLook w:firstColumn="1" w:firstRow="1" w:lastColumn="0" w:lastRow="0" w:noHBand="0" w:noVBand="1" w:val="04A0"/>
       </w:tblPr>
       <w:tblGrid>
-        <w:gridCol w:w="4819"/>
-        <w:gridCol w:w="4819"/>
+        <w:gridCol w:w="3373"/>
+        <w:gridCol w:w="6265"/>
       </w:tblGrid>
       <w:tr>
         <w:trPr>
           <w:tblHeader/>
-          <w:cantSplit/>
         </w:trPr>
         <w:tc>
           <w:tcPr>
-            <w:tcW w:type="dxa" w:w="4819"/>
+            <w:tcW w:type="dxa" w:w="3373"/>
+            <w:shd w:fill="E8F1FA"/>
           </w:tcPr>
           <w:p>
-            <w:r>
-              <w:rPr>
+            <w:pPr>
+              <w:spacing w:after="80"/>
+            </w:pPr>
+            <w:r>
+              <w:rPr>
+                <w:b/>
+                <w:color w:val="173750"/>
                 <w:sz w:val="18"/>
               </w:rPr>
               <w:t>配置项</w:t>
@@ -5671,11 +7238,17 @@
         </w:tc>
         <w:tc>
           <w:tcPr>
-            <w:tcW w:type="dxa" w:w="4819"/>
+            <w:tcW w:type="dxa" w:w="6265"/>
+            <w:shd w:fill="E8F1FA"/>
           </w:tcPr>
           <w:p>
-            <w:r>
-              <w:rPr>
+            <w:pPr>
+              <w:spacing w:after="80"/>
+            </w:pPr>
+            <w:r>
+              <w:rPr>
+                <w:b/>
+                <w:color w:val="173750"/>
                 <w:sz w:val="18"/>
               </w:rPr>
               <w:t>用途</w:t>
@@ -5684,38 +7257,31 @@
         </w:tc>
       </w:tr>
       <w:tr>
-        <w:trPr>
-          <w:cantSplit/>
-        </w:trPr>
         <w:tc>
           <w:tcPr>
-            <w:tcW w:type="dxa" w:w="4819"/>
+            <w:tcW w:type="dxa" w:w="3373"/>
           </w:tcPr>
           <w:p>
-            <w:r>
-              <w:rPr>
-                <w:sz w:val="18"/>
-              </w:rPr>
-            </w:r>
+            <w:pPr>
+              <w:spacing w:after="80"/>
+            </w:pPr>
             <w:r>
               <w:rPr>
                 <w:rFonts w:ascii="Consolas" w:hAnsi="Consolas"/>
                 <w:sz w:val="18"/>
               </w:rPr>
               <w:t>RAG_DB</w:t>
-            </w:r>
-            <w:r>
-              <w:rPr>
-                <w:sz w:val="18"/>
-              </w:rPr>
             </w:r>
           </w:p>
         </w:tc>
         <w:tc>
           <w:tcPr>
-            <w:tcW w:type="dxa" w:w="4819"/>
+            <w:tcW w:type="dxa" w:w="6265"/>
           </w:tcPr>
           <w:p>
+            <w:pPr>
+              <w:spacing w:after="80"/>
+            </w:pPr>
             <w:r>
               <w:rPr>
                 <w:sz w:val="18"/>
@@ -5739,38 +7305,31 @@
         </w:tc>
       </w:tr>
       <w:tr>
-        <w:trPr>
-          <w:cantSplit/>
-        </w:trPr>
         <w:tc>
           <w:tcPr>
-            <w:tcW w:type="dxa" w:w="4819"/>
+            <w:tcW w:type="dxa" w:w="3373"/>
           </w:tcPr>
           <w:p>
-            <w:r>
-              <w:rPr>
-                <w:sz w:val="18"/>
-              </w:rPr>
-            </w:r>
+            <w:pPr>
+              <w:spacing w:after="80"/>
+            </w:pPr>
             <w:r>
               <w:rPr>
                 <w:rFonts w:ascii="Consolas" w:hAnsi="Consolas"/>
                 <w:sz w:val="18"/>
               </w:rPr>
               <w:t>LLM_BASE_URL</w:t>
-            </w:r>
-            <w:r>
-              <w:rPr>
-                <w:sz w:val="18"/>
-              </w:rPr>
             </w:r>
           </w:p>
         </w:tc>
         <w:tc>
           <w:tcPr>
-            <w:tcW w:type="dxa" w:w="4819"/>
+            <w:tcW w:type="dxa" w:w="6265"/>
           </w:tcPr>
           <w:p>
+            <w:pPr>
+              <w:spacing w:after="80"/>
+            </w:pPr>
             <w:r>
               <w:rPr>
                 <w:sz w:val="18"/>
@@ -5794,38 +7353,31 @@
         </w:tc>
       </w:tr>
       <w:tr>
-        <w:trPr>
-          <w:cantSplit/>
-        </w:trPr>
         <w:tc>
           <w:tcPr>
-            <w:tcW w:type="dxa" w:w="4819"/>
+            <w:tcW w:type="dxa" w:w="3373"/>
           </w:tcPr>
           <w:p>
-            <w:r>
-              <w:rPr>
-                <w:sz w:val="18"/>
-              </w:rPr>
-            </w:r>
+            <w:pPr>
+              <w:spacing w:after="80"/>
+            </w:pPr>
             <w:r>
               <w:rPr>
                 <w:rFonts w:ascii="Consolas" w:hAnsi="Consolas"/>
                 <w:sz w:val="18"/>
               </w:rPr>
               <w:t>LLM_API_KEY</w:t>
-            </w:r>
-            <w:r>
-              <w:rPr>
-                <w:sz w:val="18"/>
-              </w:rPr>
             </w:r>
           </w:p>
         </w:tc>
         <w:tc>
           <w:tcPr>
-            <w:tcW w:type="dxa" w:w="4819"/>
+            <w:tcW w:type="dxa" w:w="6265"/>
           </w:tcPr>
           <w:p>
+            <w:pPr>
+              <w:spacing w:after="80"/>
+            </w:pPr>
             <w:r>
               <w:rPr>
                 <w:sz w:val="18"/>
@@ -5836,38 +7388,31 @@
         </w:tc>
       </w:tr>
       <w:tr>
-        <w:trPr>
-          <w:cantSplit/>
-        </w:trPr>
         <w:tc>
           <w:tcPr>
-            <w:tcW w:type="dxa" w:w="4819"/>
+            <w:tcW w:type="dxa" w:w="3373"/>
           </w:tcPr>
           <w:p>
-            <w:r>
-              <w:rPr>
-                <w:sz w:val="18"/>
-              </w:rPr>
-            </w:r>
+            <w:pPr>
+              <w:spacing w:after="80"/>
+            </w:pPr>
             <w:r>
               <w:rPr>
                 <w:rFonts w:ascii="Consolas" w:hAnsi="Consolas"/>
                 <w:sz w:val="18"/>
               </w:rPr>
               <w:t>LLM_MODEL</w:t>
-            </w:r>
-            <w:r>
-              <w:rPr>
-                <w:sz w:val="18"/>
-              </w:rPr>
             </w:r>
           </w:p>
         </w:tc>
         <w:tc>
           <w:tcPr>
-            <w:tcW w:type="dxa" w:w="4819"/>
+            <w:tcW w:type="dxa" w:w="6265"/>
           </w:tcPr>
           <w:p>
+            <w:pPr>
+              <w:spacing w:after="80"/>
+            </w:pPr>
             <w:r>
               <w:rPr>
                 <w:sz w:val="18"/>
@@ -5878,38 +7423,31 @@
         </w:tc>
       </w:tr>
       <w:tr>
-        <w:trPr>
-          <w:cantSplit/>
-        </w:trPr>
         <w:tc>
           <w:tcPr>
-            <w:tcW w:type="dxa" w:w="4819"/>
+            <w:tcW w:type="dxa" w:w="3373"/>
           </w:tcPr>
           <w:p>
-            <w:r>
-              <w:rPr>
-                <w:sz w:val="18"/>
-              </w:rPr>
-            </w:r>
+            <w:pPr>
+              <w:spacing w:after="80"/>
+            </w:pPr>
             <w:r>
               <w:rPr>
                 <w:rFonts w:ascii="Consolas" w:hAnsi="Consolas"/>
                 <w:sz w:val="18"/>
               </w:rPr>
               <w:t>prompts/answer.txt</w:t>
-            </w:r>
-            <w:r>
-              <w:rPr>
-                <w:sz w:val="18"/>
-              </w:rPr>
             </w:r>
           </w:p>
         </w:tc>
         <w:tc>
           <w:tcPr>
-            <w:tcW w:type="dxa" w:w="4819"/>
+            <w:tcW w:type="dxa" w:w="6265"/>
           </w:tcPr>
           <w:p>
+            <w:pPr>
+              <w:spacing w:after="80"/>
+            </w:pPr>
             <w:r>
               <w:rPr>
                 <w:sz w:val="18"/>
@@ -5922,10 +7460,13 @@
     </w:tbl>
     <w:p>
       <w:pPr>
-        <w:spacing w:after="0"/>
+        <w:spacing w:after="40"/>
       </w:pPr>
     </w:p>
     <w:p>
+      <w:pPr>
+        <w:spacing w:after="120"/>
+      </w:pPr>
       <w:r>
         <w:t>跨机器迁移需保留 SQLite 文件；重新导入资料能重建检索知识，但不能恢复原会话、反馈与人工记录。SQLite 文件被 Git 忽略，代码仓库本身不是业务数据库备份。</w:t>
       </w:r>
@@ -5933,7 +7474,7 @@
     <w:p>
       <w:pPr>
         <w:pStyle w:val="Heading1"/>
-        <w:pageBreakBefore/>
+        <w:spacing w:after="120"/>
       </w:pPr>
       <w:r>
         <w:t>9. 测试与效果评估</w:t>
@@ -5942,13 +7483,16 @@
     <w:p>
       <w:pPr>
         <w:pStyle w:val="Heading2"/>
+        <w:spacing w:after="120"/>
       </w:pPr>
       <w:r>
         <w:t>9.1 现有验证覆盖</w:t>
       </w:r>
     </w:p>
     <w:p>
-      <w:r/>
+      <w:pPr>
+        <w:spacing w:after="120"/>
+      </w:pPr>
       <w:r>
         <w:rPr>
           <w:rFonts w:ascii="Consolas" w:hAnsi="Consolas"/>
@@ -5957,56 +7501,103 @@
         <w:t>tests/</w:t>
       </w:r>
       <w:r>
-        <w:t xml:space="preserve"> 中已有清洗、HTML 导入、FAQ 提取与整理、会话、产品发现、人工补充、评价、Prompt 配置、评估隔离、启动器及演示资料保留等测试。核心关注点是产品／版本隔离、未知问题拒答、FAQ 去重和来源可核对。</w:t>
+        <w:t xml:space="preserve"> 中已有清洗、HTML 导入、FAQ 提取与整理、会话、产品发现、人工补充、评价、Prompt 配置、评估隔离、启动器及演示资料保留等测试。新增 </w:t>
+      </w:r>
+      <w:r>
+        <w:rPr>
+          <w:rFonts w:ascii="Consolas" w:hAnsi="Consolas"/>
+          <w:sz w:val="18"/>
+        </w:rPr>
+        <w:t>test_document_review.py</w:t>
+      </w:r>
+      <w:r>
+        <w:t xml:space="preserve"> 覆盖预览不写库、无效参数与选择不写库、原文答案保护、QA 修改与选择、无 QA 回退和版本隔离；</w:t>
+      </w:r>
+      <w:r>
+        <w:rPr>
+          <w:rFonts w:ascii="Consolas" w:hAnsi="Consolas"/>
+          <w:sz w:val="18"/>
+        </w:rPr>
+        <w:t>test_launcher.py</w:t>
+      </w:r>
+      <w:r>
+        <w:t xml:space="preserve"> 覆盖探测代码执行及启动端口选择。</w:t>
+      </w:r>
+      <w:r>
+        <w:rPr>
+          <w:rFonts w:ascii="Consolas" w:hAnsi="Consolas"/>
+          <w:sz w:val="18"/>
+        </w:rPr>
+        <w:t>windows_bootstrap_checks.ps1</w:t>
+      </w:r>
+      <w:r>
+        <w:t xml:space="preserve"> 用于 Windows 原生传参、版本接受与拒绝、路径去重和失败退出检查。</w:t>
       </w:r>
     </w:p>
     <w:p>
+      <w:pPr>
+        <w:spacing w:after="120"/>
+      </w:pPr>
       <w:r>
         <w:t>固定样例脚本运行方式：</w:t>
       </w:r>
     </w:p>
     <w:p>
       <w:pPr>
-        <w:pStyle w:val="SourceCode"/>
         <w:keepNext w:val="0"/>
-        <w:shd w:fill="F2F4F7"/>
-      </w:pPr>
-      <w:r>
+        <w:spacing w:after="0" w:before="0" w:line="252" w:lineRule="auto"/>
+        <w:ind w:left="173"/>
+        <w:shd w:fill="F3F6FA"/>
+      </w:pPr>
+      <w:r>
+        <w:rPr>
+          <w:rFonts w:ascii="Consolas" w:hAnsi="Consolas" w:eastAsia="Microsoft YaHei"/>
+          <w:sz w:val="16"/>
+        </w:rPr>
         <w:t>.venv/bin/python evaluate.py</w:t>
       </w:r>
     </w:p>
     <w:p>
       <w:pPr>
-        <w:spacing w:after="0"/>
+        <w:spacing w:after="40"/>
       </w:pPr>
     </w:p>
     <w:p>
-      <w:r>
-        <w:t>本次整理文档时于 2026-10-02 实际运行该命令，8 个样例全部通过，退出码为 0：</w:t>
+      <w:pPr>
+        <w:spacing w:after="120"/>
+      </w:pPr>
+      <w:r>
+        <w:t>本次同步文档时于 2026-10-09 实际运行该命令，8 个样例全部通过，退出码为 0：</w:t>
       </w:r>
     </w:p>
     <w:tbl>
       <w:tblPr>
-        <w:tblStyle w:val="LightShading-Accent1"/>
+        <w:tblStyle w:val="TableGrid"/>
         <w:tblW w:type="auto" w:w="0"/>
+        <w:tblLayout w:type="fixed"/>
         <w:tblLook w:firstColumn="1" w:firstRow="1" w:lastColumn="0" w:lastRow="0" w:noHBand="0" w:noVBand="1" w:val="04A0"/>
       </w:tblPr>
       <w:tblGrid>
-        <w:gridCol w:w="4819"/>
-        <w:gridCol w:w="4819"/>
+        <w:gridCol w:w="3373"/>
+        <w:gridCol w:w="6265"/>
       </w:tblGrid>
       <w:tr>
         <w:trPr>
           <w:tblHeader/>
-          <w:cantSplit/>
         </w:trPr>
         <w:tc>
           <w:tcPr>
-            <w:tcW w:type="dxa" w:w="4819"/>
+            <w:tcW w:type="dxa" w:w="3373"/>
+            <w:shd w:fill="E8F1FA"/>
           </w:tcPr>
           <w:p>
-            <w:r>
-              <w:rPr>
+            <w:pPr>
+              <w:spacing w:after="80"/>
+            </w:pPr>
+            <w:r>
+              <w:rPr>
+                <w:b/>
+                <w:color w:val="173750"/>
                 <w:sz w:val="18"/>
               </w:rPr>
               <w:t>场景</w:t>
@@ -6015,11 +7606,17 @@
         </w:tc>
         <w:tc>
           <w:tcPr>
-            <w:tcW w:type="dxa" w:w="4819"/>
+            <w:tcW w:type="dxa" w:w="6265"/>
+            <w:shd w:fill="E8F1FA"/>
           </w:tcPr>
           <w:p>
-            <w:r>
-              <w:rPr>
+            <w:pPr>
+              <w:spacing w:after="80"/>
+            </w:pPr>
+            <w:r>
+              <w:rPr>
+                <w:b/>
+                <w:color w:val="173750"/>
                 <w:sz w:val="18"/>
               </w:rPr>
               <w:t>预期与实际结果</w:t>
@@ -6028,14 +7625,14 @@
         </w:tc>
       </w:tr>
       <w:tr>
-        <w:trPr>
-          <w:cantSplit/>
-        </w:trPr>
         <w:tc>
           <w:tcPr>
-            <w:tcW w:type="dxa" w:w="4819"/>
+            <w:tcW w:type="dxa" w:w="3373"/>
           </w:tcPr>
           <w:p>
+            <w:pPr>
+              <w:spacing w:after="80"/>
+            </w:pPr>
             <w:r>
               <w:rPr>
                 <w:sz w:val="18"/>
@@ -6046,14 +7643,12 @@
         </w:tc>
         <w:tc>
           <w:tcPr>
-            <w:tcW w:type="dxa" w:w="4819"/>
+            <w:tcW w:type="dxa" w:w="6265"/>
           </w:tcPr>
           <w:p>
-            <w:r>
-              <w:rPr>
-                <w:sz w:val="18"/>
-              </w:rPr>
-            </w:r>
+            <w:pPr>
+              <w:spacing w:after="80"/>
+            </w:pPr>
             <w:r>
               <w:rPr>
                 <w:rFonts w:ascii="Consolas" w:hAnsi="Consolas"/>
@@ -6071,14 +7666,14 @@
         </w:tc>
       </w:tr>
       <w:tr>
-        <w:trPr>
-          <w:cantSplit/>
-        </w:trPr>
         <w:tc>
           <w:tcPr>
-            <w:tcW w:type="dxa" w:w="4819"/>
+            <w:tcW w:type="dxa" w:w="3373"/>
           </w:tcPr>
           <w:p>
+            <w:pPr>
+              <w:spacing w:after="80"/>
+            </w:pPr>
             <w:r>
               <w:rPr>
                 <w:sz w:val="18"/>
@@ -6089,14 +7684,12 @@
         </w:tc>
         <w:tc>
           <w:tcPr>
-            <w:tcW w:type="dxa" w:w="4819"/>
+            <w:tcW w:type="dxa" w:w="6265"/>
           </w:tcPr>
           <w:p>
-            <w:r>
-              <w:rPr>
-                <w:sz w:val="18"/>
-              </w:rPr>
-            </w:r>
+            <w:pPr>
+              <w:spacing w:after="80"/>
+            </w:pPr>
             <w:r>
               <w:rPr>
                 <w:rFonts w:ascii="Consolas" w:hAnsi="Consolas"/>
@@ -6114,14 +7707,14 @@
         </w:tc>
       </w:tr>
       <w:tr>
-        <w:trPr>
-          <w:cantSplit/>
-        </w:trPr>
         <w:tc>
           <w:tcPr>
-            <w:tcW w:type="dxa" w:w="4819"/>
+            <w:tcW w:type="dxa" w:w="3373"/>
           </w:tcPr>
           <w:p>
+            <w:pPr>
+              <w:spacing w:after="80"/>
+            </w:pPr>
             <w:r>
               <w:rPr>
                 <w:sz w:val="18"/>
@@ -6132,14 +7725,12 @@
         </w:tc>
         <w:tc>
           <w:tcPr>
-            <w:tcW w:type="dxa" w:w="4819"/>
+            <w:tcW w:type="dxa" w:w="6265"/>
           </w:tcPr>
           <w:p>
-            <w:r>
-              <w:rPr>
-                <w:sz w:val="18"/>
-              </w:rPr>
-            </w:r>
+            <w:pPr>
+              <w:spacing w:after="80"/>
+            </w:pPr>
             <w:r>
               <w:rPr>
                 <w:rFonts w:ascii="Consolas" w:hAnsi="Consolas"/>
@@ -6157,14 +7748,14 @@
         </w:tc>
       </w:tr>
       <w:tr>
-        <w:trPr>
-          <w:cantSplit/>
-        </w:trPr>
         <w:tc>
           <w:tcPr>
-            <w:tcW w:type="dxa" w:w="4819"/>
+            <w:tcW w:type="dxa" w:w="3373"/>
           </w:tcPr>
           <w:p>
+            <w:pPr>
+              <w:spacing w:after="80"/>
+            </w:pPr>
             <w:r>
               <w:rPr>
                 <w:sz w:val="18"/>
@@ -6175,14 +7766,12 @@
         </w:tc>
         <w:tc>
           <w:tcPr>
-            <w:tcW w:type="dxa" w:w="4819"/>
+            <w:tcW w:type="dxa" w:w="6265"/>
           </w:tcPr>
           <w:p>
-            <w:r>
-              <w:rPr>
-                <w:sz w:val="18"/>
-              </w:rPr>
-            </w:r>
+            <w:pPr>
+              <w:spacing w:after="80"/>
+            </w:pPr>
             <w:r>
               <w:rPr>
                 <w:rFonts w:ascii="Consolas" w:hAnsi="Consolas"/>
@@ -6200,14 +7789,14 @@
         </w:tc>
       </w:tr>
       <w:tr>
-        <w:trPr>
-          <w:cantSplit/>
-        </w:trPr>
         <w:tc>
           <w:tcPr>
-            <w:tcW w:type="dxa" w:w="4819"/>
+            <w:tcW w:type="dxa" w:w="3373"/>
           </w:tcPr>
           <w:p>
+            <w:pPr>
+              <w:spacing w:after="80"/>
+            </w:pPr>
             <w:r>
               <w:rPr>
                 <w:sz w:val="18"/>
@@ -6218,14 +7807,12 @@
         </w:tc>
         <w:tc>
           <w:tcPr>
-            <w:tcW w:type="dxa" w:w="4819"/>
+            <w:tcW w:type="dxa" w:w="6265"/>
           </w:tcPr>
           <w:p>
-            <w:r>
-              <w:rPr>
-                <w:sz w:val="18"/>
-              </w:rPr>
-            </w:r>
+            <w:pPr>
+              <w:spacing w:after="80"/>
+            </w:pPr>
             <w:r>
               <w:rPr>
                 <w:rFonts w:ascii="Consolas" w:hAnsi="Consolas"/>
@@ -6243,14 +7830,14 @@
         </w:tc>
       </w:tr>
       <w:tr>
-        <w:trPr>
-          <w:cantSplit/>
-        </w:trPr>
         <w:tc>
           <w:tcPr>
-            <w:tcW w:type="dxa" w:w="4819"/>
+            <w:tcW w:type="dxa" w:w="3373"/>
           </w:tcPr>
           <w:p>
+            <w:pPr>
+              <w:spacing w:after="80"/>
+            </w:pPr>
             <w:r>
               <w:rPr>
                 <w:sz w:val="18"/>
@@ -6261,14 +7848,12 @@
         </w:tc>
         <w:tc>
           <w:tcPr>
-            <w:tcW w:type="dxa" w:w="4819"/>
+            <w:tcW w:type="dxa" w:w="6265"/>
           </w:tcPr>
           <w:p>
-            <w:r>
-              <w:rPr>
-                <w:sz w:val="18"/>
-              </w:rPr>
-            </w:r>
+            <w:pPr>
+              <w:spacing w:after="80"/>
+            </w:pPr>
             <w:r>
               <w:rPr>
                 <w:rFonts w:ascii="Consolas" w:hAnsi="Consolas"/>
@@ -6286,14 +7871,14 @@
         </w:tc>
       </w:tr>
       <w:tr>
-        <w:trPr>
-          <w:cantSplit/>
-        </w:trPr>
         <w:tc>
           <w:tcPr>
-            <w:tcW w:type="dxa" w:w="4819"/>
+            <w:tcW w:type="dxa" w:w="3373"/>
           </w:tcPr>
           <w:p>
+            <w:pPr>
+              <w:spacing w:after="80"/>
+            </w:pPr>
             <w:r>
               <w:rPr>
                 <w:sz w:val="18"/>
@@ -6304,14 +7889,12 @@
         </w:tc>
         <w:tc>
           <w:tcPr>
-            <w:tcW w:type="dxa" w:w="4819"/>
+            <w:tcW w:type="dxa" w:w="6265"/>
           </w:tcPr>
           <w:p>
-            <w:r>
-              <w:rPr>
-                <w:sz w:val="18"/>
-              </w:rPr>
-            </w:r>
+            <w:pPr>
+              <w:spacing w:after="80"/>
+            </w:pPr>
             <w:r>
               <w:rPr>
                 <w:rFonts w:ascii="Consolas" w:hAnsi="Consolas"/>
@@ -6329,14 +7912,14 @@
         </w:tc>
       </w:tr>
       <w:tr>
-        <w:trPr>
-          <w:cantSplit/>
-        </w:trPr>
         <w:tc>
           <w:tcPr>
-            <w:tcW w:type="dxa" w:w="4819"/>
+            <w:tcW w:type="dxa" w:w="3373"/>
           </w:tcPr>
           <w:p>
+            <w:pPr>
+              <w:spacing w:after="80"/>
+            </w:pPr>
             <w:r>
               <w:rPr>
                 <w:sz w:val="18"/>
@@ -6347,14 +7930,12 @@
         </w:tc>
         <w:tc>
           <w:tcPr>
-            <w:tcW w:type="dxa" w:w="4819"/>
+            <w:tcW w:type="dxa" w:w="6265"/>
           </w:tcPr>
           <w:p>
-            <w:r>
-              <w:rPr>
-                <w:sz w:val="18"/>
-              </w:rPr>
-            </w:r>
+            <w:pPr>
+              <w:spacing w:after="80"/>
+            </w:pPr>
             <w:r>
               <w:rPr>
                 <w:rFonts w:ascii="Consolas" w:hAnsi="Consolas"/>
@@ -6374,10 +7955,13 @@
     </w:tbl>
     <w:p>
       <w:pPr>
-        <w:spacing w:after="0"/>
+        <w:spacing w:after="40"/>
       </w:pPr>
     </w:p>
     <w:p>
+      <w:pPr>
+        <w:spacing w:after="120"/>
+      </w:pPr>
       <w:r>
         <w:t xml:space="preserve">脚本输出 </w:t>
       </w:r>
@@ -6409,12 +7993,13 @@
         <w:t>source_hit_rate=1.0</w:t>
       </w:r>
       <w:r>
-        <w:t>。本次仅运行固定样例评估，没有据此宣称全部单元测试或真实模型服务已经验证。</w:t>
+        <w:t>。同日最近一次应用回归共 33 项测试通过；浏览器已验证清洗预览、QA 修改与选择、确认入库、指定版本问答、Prompt 刷新保留及手机布局。Windows 依赖解析通过，完整启动矩阵尚待执行；真实模型服务未在本次验证。</w:t>
       </w:r>
     </w:p>
     <w:p>
       <w:pPr>
         <w:pStyle w:val="Heading2"/>
+        <w:spacing w:after="120"/>
       </w:pPr>
       <w:r>
         <w:t>9.2 指标口径</w:t>
@@ -6423,8 +8008,8 @@
     <w:p>
       <w:pPr>
         <w:pStyle w:val="ListBullet"/>
-      </w:pPr>
-      <w:r/>
+        <w:spacing w:after="120"/>
+      </w:pPr>
       <w:r>
         <w:rPr>
           <w:rFonts w:ascii="Consolas" w:hAnsi="Consolas"/>
@@ -6439,6 +8024,7 @@
     <w:p>
       <w:pPr>
         <w:pStyle w:val="ListBullet"/>
+        <w:spacing w:after="120"/>
       </w:pPr>
       <w:r>
         <w:t>网页评估使用当前知识库的副本，不重新导入演示资料；如果已删除或替换固定样例对应知识，指标可能降低。</w:t>
@@ -6447,6 +8033,7 @@
     <w:p>
       <w:pPr>
         <w:pStyle w:val="ListBullet"/>
+        <w:spacing w:after="120"/>
       </w:pPr>
       <w:r>
         <w:t xml:space="preserve">网页 </w:t>
@@ -6495,6 +8082,7 @@
     <w:p>
       <w:pPr>
         <w:pStyle w:val="ListBullet"/>
+        <w:spacing w:after="120"/>
       </w:pPr>
       <w:r>
         <w:t xml:space="preserve">混淆矩阵按预期状态和实际状态计数；不在 </w:t>
@@ -6523,6 +8111,7 @@
     <w:p>
       <w:pPr>
         <w:pStyle w:val="ListBullet"/>
+        <w:spacing w:after="120"/>
       </w:pPr>
       <w:r>
         <w:t xml:space="preserve">业务 </w:t>
@@ -6549,6 +8138,9 @@
       </w:r>
     </w:p>
     <w:p>
+      <w:pPr>
+        <w:spacing w:after="120"/>
+      </w:pPr>
       <w:r>
         <w:t>这 8 个样例只能证明固定演示场景回归通过，不能外推到真实用户问题的总体准确率。</w:t>
       </w:r>
@@ -6556,7 +8148,7 @@
     <w:p>
       <w:pPr>
         <w:pStyle w:val="Heading1"/>
-        <w:pageBreakBefore/>
+        <w:spacing w:after="120"/>
       </w:pPr>
       <w:r>
         <w:t>10. 当前限制与后续设计建议</w:t>
@@ -6564,26 +8156,32 @@
     </w:p>
     <w:tbl>
       <w:tblPr>
-        <w:tblStyle w:val="LightShading-Accent1"/>
+        <w:tblStyle w:val="TableGrid"/>
         <w:tblW w:type="auto" w:w="0"/>
+        <w:tblLayout w:type="fixed"/>
         <w:tblLook w:firstColumn="1" w:firstRow="1" w:lastColumn="0" w:lastRow="0" w:noHBand="0" w:noVBand="1" w:val="04A0"/>
       </w:tblPr>
       <w:tblGrid>
-        <w:gridCol w:w="4819"/>
-        <w:gridCol w:w="4819"/>
+        <w:gridCol w:w="3373"/>
+        <w:gridCol w:w="6265"/>
       </w:tblGrid>
       <w:tr>
         <w:trPr>
           <w:tblHeader/>
-          <w:cantSplit/>
         </w:trPr>
         <w:tc>
           <w:tcPr>
-            <w:tcW w:type="dxa" w:w="4819"/>
+            <w:tcW w:type="dxa" w:w="3373"/>
+            <w:shd w:fill="E8F1FA"/>
           </w:tcPr>
           <w:p>
-            <w:r>
-              <w:rPr>
+            <w:pPr>
+              <w:spacing w:after="80"/>
+            </w:pPr>
+            <w:r>
+              <w:rPr>
+                <w:b/>
+                <w:color w:val="173750"/>
                 <w:sz w:val="18"/>
               </w:rPr>
               <w:t>当前实现限制</w:t>
@@ -6592,11 +8190,17 @@
         </w:tc>
         <w:tc>
           <w:tcPr>
-            <w:tcW w:type="dxa" w:w="4819"/>
+            <w:tcW w:type="dxa" w:w="6265"/>
+            <w:shd w:fill="E8F1FA"/>
           </w:tcPr>
           <w:p>
-            <w:r>
-              <w:rPr>
+            <w:pPr>
+              <w:spacing w:after="80"/>
+            </w:pPr>
+            <w:r>
+              <w:rPr>
+                <w:b/>
+                <w:color w:val="173750"/>
                 <w:sz w:val="18"/>
               </w:rPr>
               <w:t>后续建议（尚未实现）</w:t>
@@ -6605,14 +8209,14 @@
         </w:tc>
       </w:tr>
       <w:tr>
-        <w:trPr>
-          <w:cantSplit/>
-        </w:trPr>
         <w:tc>
           <w:tcPr>
-            <w:tcW w:type="dxa" w:w="4819"/>
+            <w:tcW w:type="dxa" w:w="3373"/>
           </w:tcPr>
           <w:p>
+            <w:pPr>
+              <w:spacing w:after="80"/>
+            </w:pPr>
             <w:r>
               <w:rPr>
                 <w:sz w:val="18"/>
@@ -6623,9 +8227,12 @@
         </w:tc>
         <w:tc>
           <w:tcPr>
-            <w:tcW w:type="dxa" w:w="4819"/>
+            <w:tcW w:type="dxa" w:w="6265"/>
           </w:tcPr>
           <w:p>
+            <w:pPr>
+              <w:spacing w:after="80"/>
+            </w:pPr>
             <w:r>
               <w:rPr>
                 <w:sz w:val="18"/>
@@ -6636,14 +8243,14 @@
         </w:tc>
       </w:tr>
       <w:tr>
-        <w:trPr>
-          <w:cantSplit/>
-        </w:trPr>
         <w:tc>
           <w:tcPr>
-            <w:tcW w:type="dxa" w:w="4819"/>
+            <w:tcW w:type="dxa" w:w="3373"/>
           </w:tcPr>
           <w:p>
+            <w:pPr>
+              <w:spacing w:after="80"/>
+            </w:pPr>
             <w:r>
               <w:rPr>
                 <w:sz w:val="18"/>
@@ -6654,9 +8261,12 @@
         </w:tc>
         <w:tc>
           <w:tcPr>
-            <w:tcW w:type="dxa" w:w="4819"/>
+            <w:tcW w:type="dxa" w:w="6265"/>
           </w:tcPr>
           <w:p>
+            <w:pPr>
+              <w:spacing w:after="80"/>
+            </w:pPr>
             <w:r>
               <w:rPr>
                 <w:sz w:val="18"/>
@@ -6667,14 +8277,14 @@
         </w:tc>
       </w:tr>
       <w:tr>
-        <w:trPr>
-          <w:cantSplit/>
-        </w:trPr>
         <w:tc>
           <w:tcPr>
-            <w:tcW w:type="dxa" w:w="4819"/>
+            <w:tcW w:type="dxa" w:w="3373"/>
           </w:tcPr>
           <w:p>
+            <w:pPr>
+              <w:spacing w:after="80"/>
+            </w:pPr>
             <w:r>
               <w:rPr>
                 <w:sz w:val="18"/>
@@ -6685,9 +8295,12 @@
         </w:tc>
         <w:tc>
           <w:tcPr>
-            <w:tcW w:type="dxa" w:w="4819"/>
+            <w:tcW w:type="dxa" w:w="6265"/>
           </w:tcPr>
           <w:p>
+            <w:pPr>
+              <w:spacing w:after="80"/>
+            </w:pPr>
             <w:r>
               <w:rPr>
                 <w:sz w:val="18"/>
@@ -6698,14 +8311,14 @@
         </w:tc>
       </w:tr>
       <w:tr>
-        <w:trPr>
-          <w:cantSplit/>
-        </w:trPr>
         <w:tc>
           <w:tcPr>
-            <w:tcW w:type="dxa" w:w="4819"/>
+            <w:tcW w:type="dxa" w:w="3373"/>
           </w:tcPr>
           <w:p>
+            <w:pPr>
+              <w:spacing w:after="80"/>
+            </w:pPr>
             <w:r>
               <w:rPr>
                 <w:sz w:val="18"/>
@@ -6716,9 +8329,12 @@
         </w:tc>
         <w:tc>
           <w:tcPr>
-            <w:tcW w:type="dxa" w:w="4819"/>
+            <w:tcW w:type="dxa" w:w="6265"/>
           </w:tcPr>
           <w:p>
+            <w:pPr>
+              <w:spacing w:after="80"/>
+            </w:pPr>
             <w:r>
               <w:rPr>
                 <w:sz w:val="18"/>
@@ -6729,14 +8345,14 @@
         </w:tc>
       </w:tr>
       <w:tr>
-        <w:trPr>
-          <w:cantSplit/>
-        </w:trPr>
         <w:tc>
           <w:tcPr>
-            <w:tcW w:type="dxa" w:w="4819"/>
+            <w:tcW w:type="dxa" w:w="3373"/>
           </w:tcPr>
           <w:p>
+            <w:pPr>
+              <w:spacing w:after="80"/>
+            </w:pPr>
             <w:r>
               <w:rPr>
                 <w:sz w:val="18"/>
@@ -6747,9 +8363,12 @@
         </w:tc>
         <w:tc>
           <w:tcPr>
-            <w:tcW w:type="dxa" w:w="4819"/>
+            <w:tcW w:type="dxa" w:w="6265"/>
           </w:tcPr>
           <w:p>
+            <w:pPr>
+              <w:spacing w:after="80"/>
+            </w:pPr>
             <w:r>
               <w:rPr>
                 <w:sz w:val="18"/>
@@ -6760,14 +8379,14 @@
         </w:tc>
       </w:tr>
       <w:tr>
-        <w:trPr>
-          <w:cantSplit/>
-        </w:trPr>
         <w:tc>
           <w:tcPr>
-            <w:tcW w:type="dxa" w:w="4819"/>
+            <w:tcW w:type="dxa" w:w="3373"/>
           </w:tcPr>
           <w:p>
+            <w:pPr>
+              <w:spacing w:after="80"/>
+            </w:pPr>
             <w:r>
               <w:rPr>
                 <w:sz w:val="18"/>
@@ -6778,9 +8397,12 @@
         </w:tc>
         <w:tc>
           <w:tcPr>
-            <w:tcW w:type="dxa" w:w="4819"/>
+            <w:tcW w:type="dxa" w:w="6265"/>
           </w:tcPr>
           <w:p>
+            <w:pPr>
+              <w:spacing w:after="80"/>
+            </w:pPr>
             <w:r>
               <w:rPr>
                 <w:sz w:val="18"/>
@@ -6791,14 +8413,14 @@
         </w:tc>
       </w:tr>
       <w:tr>
-        <w:trPr>
-          <w:cantSplit/>
-        </w:trPr>
         <w:tc>
           <w:tcPr>
-            <w:tcW w:type="dxa" w:w="4819"/>
+            <w:tcW w:type="dxa" w:w="3373"/>
           </w:tcPr>
           <w:p>
+            <w:pPr>
+              <w:spacing w:after="80"/>
+            </w:pPr>
             <w:r>
               <w:rPr>
                 <w:sz w:val="18"/>
@@ -6809,9 +8431,12 @@
         </w:tc>
         <w:tc>
           <w:tcPr>
-            <w:tcW w:type="dxa" w:w="4819"/>
+            <w:tcW w:type="dxa" w:w="6265"/>
           </w:tcPr>
           <w:p>
+            <w:pPr>
+              <w:spacing w:after="80"/>
+            </w:pPr>
             <w:r>
               <w:rPr>
                 <w:sz w:val="18"/>
@@ -6822,14 +8447,14 @@
         </w:tc>
       </w:tr>
       <w:tr>
-        <w:trPr>
-          <w:cantSplit/>
-        </w:trPr>
         <w:tc>
           <w:tcPr>
-            <w:tcW w:type="dxa" w:w="4819"/>
+            <w:tcW w:type="dxa" w:w="3373"/>
           </w:tcPr>
           <w:p>
+            <w:pPr>
+              <w:spacing w:after="80"/>
+            </w:pPr>
             <w:r>
               <w:rPr>
                 <w:sz w:val="18"/>
@@ -6840,9 +8465,12 @@
         </w:tc>
         <w:tc>
           <w:tcPr>
-            <w:tcW w:type="dxa" w:w="4819"/>
+            <w:tcW w:type="dxa" w:w="6265"/>
           </w:tcPr>
           <w:p>
+            <w:pPr>
+              <w:spacing w:after="80"/>
+            </w:pPr>
             <w:r>
               <w:rPr>
                 <w:sz w:val="18"/>
@@ -6855,13 +8483,13 @@
     </w:tbl>
     <w:p>
       <w:pPr>
-        <w:spacing w:after="0"/>
+        <w:spacing w:after="40"/>
       </w:pPr>
     </w:p>
     <w:p>
       <w:pPr>
         <w:pStyle w:val="Heading1"/>
-        <w:pageBreakBefore/>
+        <w:spacing w:after="120"/>
       </w:pPr>
       <w:r>
         <w:t>11. 源码索引</w:t>
@@ -6869,26 +8497,32 @@
     </w:p>
     <w:tbl>
       <w:tblPr>
-        <w:tblStyle w:val="LightShading-Accent1"/>
+        <w:tblStyle w:val="TableGrid"/>
         <w:tblW w:type="auto" w:w="0"/>
+        <w:tblLayout w:type="fixed"/>
         <w:tblLook w:firstColumn="1" w:firstRow="1" w:lastColumn="0" w:lastRow="0" w:noHBand="0" w:noVBand="1" w:val="04A0"/>
       </w:tblPr>
       <w:tblGrid>
-        <w:gridCol w:w="4819"/>
-        <w:gridCol w:w="4819"/>
+        <w:gridCol w:w="3373"/>
+        <w:gridCol w:w="6265"/>
       </w:tblGrid>
       <w:tr>
         <w:trPr>
           <w:tblHeader/>
-          <w:cantSplit/>
         </w:trPr>
         <w:tc>
           <w:tcPr>
-            <w:tcW w:type="dxa" w:w="4819"/>
+            <w:tcW w:type="dxa" w:w="3373"/>
+            <w:shd w:fill="E8F1FA"/>
           </w:tcPr>
           <w:p>
-            <w:r>
-              <w:rPr>
+            <w:pPr>
+              <w:spacing w:after="80"/>
+            </w:pPr>
+            <w:r>
+              <w:rPr>
+                <w:b/>
+                <w:color w:val="173750"/>
                 <w:sz w:val="18"/>
               </w:rPr>
               <w:t>主题</w:t>
@@ -6897,11 +8531,17 @@
         </w:tc>
         <w:tc>
           <w:tcPr>
-            <w:tcW w:type="dxa" w:w="4819"/>
+            <w:tcW w:type="dxa" w:w="6265"/>
+            <w:shd w:fill="E8F1FA"/>
           </w:tcPr>
           <w:p>
-            <w:r>
-              <w:rPr>
+            <w:pPr>
+              <w:spacing w:after="80"/>
+            </w:pPr>
+            <w:r>
+              <w:rPr>
+                <w:b/>
+                <w:color w:val="173750"/>
                 <w:sz w:val="18"/>
               </w:rPr>
               <w:t>文件 / 核心入口</w:t>
@@ -6910,14 +8550,14 @@
         </w:tc>
       </w:tr>
       <w:tr>
-        <w:trPr>
-          <w:cantSplit/>
-        </w:trPr>
         <w:tc>
           <w:tcPr>
-            <w:tcW w:type="dxa" w:w="4819"/>
+            <w:tcW w:type="dxa" w:w="3373"/>
           </w:tcPr>
           <w:p>
+            <w:pPr>
+              <w:spacing w:after="80"/>
+            </w:pPr>
             <w:r>
               <w:rPr>
                 <w:sz w:val="18"/>
@@ -6928,14 +8568,56 @@
         </w:tc>
         <w:tc>
           <w:tcPr>
-            <w:tcW w:type="dxa" w:w="4819"/>
+            <w:tcW w:type="dxa" w:w="6265"/>
           </w:tcPr>
           <w:p>
+            <w:pPr>
+              <w:spacing w:after="80"/>
+            </w:pPr>
             <w:r>
               <w:rPr>
                 <w:sz w:val="18"/>
               </w:rPr>
               <w:t>app/static/index.html：</w:t>
+            </w:r>
+            <w:r>
+              <w:rPr>
+                <w:rFonts w:ascii="Consolas" w:hAnsi="Consolas"/>
+                <w:sz w:val="18"/>
+              </w:rPr>
+              <w:t>showPage</w:t>
+            </w:r>
+            <w:r>
+              <w:rPr>
+                <w:sz w:val="18"/>
+              </w:rPr>
+              <w:t>、</w:t>
+            </w:r>
+            <w:r>
+              <w:rPr>
+                <w:rFonts w:ascii="Consolas" w:hAnsi="Consolas"/>
+                <w:sz w:val="18"/>
+              </w:rPr>
+              <w:t>setStep</w:t>
+            </w:r>
+            <w:r>
+              <w:rPr>
+                <w:sz w:val="18"/>
+              </w:rPr>
+              <w:t>、</w:t>
+            </w:r>
+            <w:r>
+              <w:rPr>
+                <w:rFonts w:ascii="Consolas" w:hAnsi="Consolas"/>
+                <w:sz w:val="18"/>
+              </w:rPr>
+              <w:t>configProducts</w:t>
+            </w:r>
+            <w:r>
+              <w:rPr>
+                <w:sz w:val="18"/>
+              </w:rPr>
+              <w:t>、</w:t>
             </w:r>
             <w:r>
               <w:rPr>
@@ -6980,14 +8662,14 @@
         </w:tc>
       </w:tr>
       <w:tr>
-        <w:trPr>
-          <w:cantSplit/>
-        </w:trPr>
         <w:tc>
           <w:tcPr>
-            <w:tcW w:type="dxa" w:w="4819"/>
+            <w:tcW w:type="dxa" w:w="3373"/>
           </w:tcPr>
           <w:p>
+            <w:pPr>
+              <w:spacing w:after="80"/>
+            </w:pPr>
             <w:r>
               <w:rPr>
                 <w:sz w:val="18"/>
@@ -6998,9 +8680,12 @@
         </w:tc>
         <w:tc>
           <w:tcPr>
-            <w:tcW w:type="dxa" w:w="4819"/>
+            <w:tcW w:type="dxa" w:w="6265"/>
           </w:tcPr>
           <w:p>
+            <w:pPr>
+              <w:spacing w:after="80"/>
+            </w:pPr>
             <w:r>
               <w:rPr>
                 <w:sz w:val="18"/>
@@ -7013,6 +8698,32 @@
                 <w:sz w:val="18"/>
               </w:rPr>
               <w:t>AskInput</w:t>
+            </w:r>
+            <w:r>
+              <w:rPr>
+                <w:sz w:val="18"/>
+              </w:rPr>
+              <w:t>、</w:t>
+            </w:r>
+            <w:r>
+              <w:rPr>
+                <w:rFonts w:ascii="Consolas" w:hAnsi="Consolas"/>
+                <w:sz w:val="18"/>
+              </w:rPr>
+              <w:t>preview_document</w:t>
+            </w:r>
+            <w:r>
+              <w:rPr>
+                <w:sz w:val="18"/>
+              </w:rPr>
+              <w:t>、</w:t>
+            </w:r>
+            <w:r>
+              <w:rPr>
+                <w:rFonts w:ascii="Consolas" w:hAnsi="Consolas"/>
+                <w:sz w:val="18"/>
+              </w:rPr>
+              <w:t>document_request</w:t>
             </w:r>
             <w:r>
               <w:rPr>
@@ -7076,14 +8787,14 @@
         </w:tc>
       </w:tr>
       <w:tr>
-        <w:trPr>
-          <w:cantSplit/>
-        </w:trPr>
         <w:tc>
           <w:tcPr>
-            <w:tcW w:type="dxa" w:w="4819"/>
+            <w:tcW w:type="dxa" w:w="3373"/>
           </w:tcPr>
           <w:p>
+            <w:pPr>
+              <w:spacing w:after="80"/>
+            </w:pPr>
             <w:r>
               <w:rPr>
                 <w:sz w:val="18"/>
@@ -7094,9 +8805,12 @@
         </w:tc>
         <w:tc>
           <w:tcPr>
-            <w:tcW w:type="dxa" w:w="4819"/>
+            <w:tcW w:type="dxa" w:w="6265"/>
           </w:tcPr>
           <w:p>
+            <w:pPr>
+              <w:spacing w:after="80"/>
+            </w:pPr>
             <w:r>
               <w:rPr>
                 <w:sz w:val="18"/>
@@ -7135,6 +8849,19 @@
                 <w:sz w:val="18"/>
               </w:rPr>
               <w:t>parse_document</w:t>
+            </w:r>
+            <w:r>
+              <w:rPr>
+                <w:sz w:val="18"/>
+              </w:rPr>
+              <w:t>、</w:t>
+            </w:r>
+            <w:r>
+              <w:rPr>
+                <w:rFonts w:ascii="Consolas" w:hAnsi="Consolas"/>
+                <w:sz w:val="18"/>
+              </w:rPr>
+              <w:t>prepare_document</w:t>
             </w:r>
             <w:r>
               <w:rPr>
@@ -7172,14 +8899,14 @@
         </w:tc>
       </w:tr>
       <w:tr>
-        <w:trPr>
-          <w:cantSplit/>
-        </w:trPr>
         <w:tc>
           <w:tcPr>
-            <w:tcW w:type="dxa" w:w="4819"/>
+            <w:tcW w:type="dxa" w:w="3373"/>
           </w:tcPr>
           <w:p>
+            <w:pPr>
+              <w:spacing w:after="80"/>
+            </w:pPr>
             <w:r>
               <w:rPr>
                 <w:sz w:val="18"/>
@@ -7190,9 +8917,12 @@
         </w:tc>
         <w:tc>
           <w:tcPr>
-            <w:tcW w:type="dxa" w:w="4819"/>
+            <w:tcW w:type="dxa" w:w="6265"/>
           </w:tcPr>
           <w:p>
+            <w:pPr>
+              <w:spacing w:after="80"/>
+            </w:pPr>
             <w:r>
               <w:rPr>
                 <w:sz w:val="18"/>
@@ -7255,14 +8985,14 @@
         </w:tc>
       </w:tr>
       <w:tr>
-        <w:trPr>
-          <w:cantSplit/>
-        </w:trPr>
         <w:tc>
           <w:tcPr>
-            <w:tcW w:type="dxa" w:w="4819"/>
+            <w:tcW w:type="dxa" w:w="3373"/>
           </w:tcPr>
           <w:p>
+            <w:pPr>
+              <w:spacing w:after="80"/>
+            </w:pPr>
             <w:r>
               <w:rPr>
                 <w:sz w:val="18"/>
@@ -7273,9 +9003,12 @@
         </w:tc>
         <w:tc>
           <w:tcPr>
-            <w:tcW w:type="dxa" w:w="4819"/>
+            <w:tcW w:type="dxa" w:w="6265"/>
           </w:tcPr>
           <w:p>
+            <w:pPr>
+              <w:spacing w:after="80"/>
+            </w:pPr>
             <w:r>
               <w:rPr>
                 <w:sz w:val="18"/>
@@ -7338,14 +9071,14 @@
         </w:tc>
       </w:tr>
       <w:tr>
-        <w:trPr>
-          <w:cantSplit/>
-        </w:trPr>
         <w:tc>
           <w:tcPr>
-            <w:tcW w:type="dxa" w:w="4819"/>
+            <w:tcW w:type="dxa" w:w="3373"/>
           </w:tcPr>
           <w:p>
+            <w:pPr>
+              <w:spacing w:after="80"/>
+            </w:pPr>
             <w:r>
               <w:rPr>
                 <w:sz w:val="18"/>
@@ -7356,9 +9089,12 @@
         </w:tc>
         <w:tc>
           <w:tcPr>
-            <w:tcW w:type="dxa" w:w="4819"/>
+            <w:tcW w:type="dxa" w:w="6265"/>
           </w:tcPr>
           <w:p>
+            <w:pPr>
+              <w:spacing w:after="80"/>
+            </w:pPr>
             <w:r>
               <w:rPr>
                 <w:sz w:val="18"/>
@@ -7369,14 +9105,14 @@
         </w:tc>
       </w:tr>
       <w:tr>
-        <w:trPr>
-          <w:cantSplit/>
-        </w:trPr>
         <w:tc>
           <w:tcPr>
-            <w:tcW w:type="dxa" w:w="4819"/>
+            <w:tcW w:type="dxa" w:w="3373"/>
           </w:tcPr>
           <w:p>
+            <w:pPr>
+              <w:spacing w:after="80"/>
+            </w:pPr>
             <w:r>
               <w:rPr>
                 <w:sz w:val="18"/>
@@ -7387,9 +9123,12 @@
         </w:tc>
         <w:tc>
           <w:tcPr>
-            <w:tcW w:type="dxa" w:w="4819"/>
+            <w:tcW w:type="dxa" w:w="6265"/>
           </w:tcPr>
           <w:p>
+            <w:pPr>
+              <w:spacing w:after="80"/>
+            </w:pPr>
             <w:r>
               <w:rPr>
                 <w:sz w:val="18"/>
@@ -7426,14 +9165,14 @@
         </w:tc>
       </w:tr>
       <w:tr>
-        <w:trPr>
-          <w:cantSplit/>
-        </w:trPr>
         <w:tc>
           <w:tcPr>
-            <w:tcW w:type="dxa" w:w="4819"/>
+            <w:tcW w:type="dxa" w:w="3373"/>
           </w:tcPr>
           <w:p>
+            <w:pPr>
+              <w:spacing w:after="80"/>
+            </w:pPr>
             <w:r>
               <w:rPr>
                 <w:sz w:val="18"/>
@@ -7444,9 +9183,12 @@
         </w:tc>
         <w:tc>
           <w:tcPr>
-            <w:tcW w:type="dxa" w:w="4819"/>
+            <w:tcW w:type="dxa" w:w="6265"/>
           </w:tcPr>
           <w:p>
+            <w:pPr>
+              <w:spacing w:after="80"/>
+            </w:pPr>
             <w:r>
               <w:rPr>
                 <w:sz w:val="18"/>
@@ -7457,14 +9199,14 @@
         </w:tc>
       </w:tr>
       <w:tr>
-        <w:trPr>
-          <w:cantSplit/>
-        </w:trPr>
         <w:tc>
           <w:tcPr>
-            <w:tcW w:type="dxa" w:w="4819"/>
+            <w:tcW w:type="dxa" w:w="3373"/>
           </w:tcPr>
           <w:p>
+            <w:pPr>
+              <w:spacing w:after="80"/>
+            </w:pPr>
             <w:r>
               <w:rPr>
                 <w:sz w:val="18"/>
@@ -7475,9 +9217,12 @@
         </w:tc>
         <w:tc>
           <w:tcPr>
-            <w:tcW w:type="dxa" w:w="4819"/>
+            <w:tcW w:type="dxa" w:w="6265"/>
           </w:tcPr>
           <w:p>
+            <w:pPr>
+              <w:spacing w:after="80"/>
+            </w:pPr>
             <w:r>
               <w:rPr>
                 <w:sz w:val="18"/>
@@ -7488,14 +9233,14 @@
         </w:tc>
       </w:tr>
       <w:tr>
-        <w:trPr>
-          <w:cantSplit/>
-        </w:trPr>
         <w:tc>
           <w:tcPr>
-            <w:tcW w:type="dxa" w:w="4819"/>
+            <w:tcW w:type="dxa" w:w="3373"/>
           </w:tcPr>
           <w:p>
+            <w:pPr>
+              <w:spacing w:after="80"/>
+            </w:pPr>
             <w:r>
               <w:rPr>
                 <w:sz w:val="18"/>
@@ -7506,14 +9251,51 @@
         </w:tc>
         <w:tc>
           <w:tcPr>
-            <w:tcW w:type="dxa" w:w="4819"/>
+            <w:tcW w:type="dxa" w:w="6265"/>
           </w:tcPr>
           <w:p>
-            <w:r>
-              <w:rPr>
-                <w:sz w:val="18"/>
-              </w:rPr>
-              <w:t>run_server.py、README.md。</w:t>
+            <w:pPr>
+              <w:spacing w:after="80"/>
+            </w:pPr>
+            <w:r>
+              <w:rPr>
+                <w:sz w:val="18"/>
+              </w:rPr>
+              <w:t>run_server.py、start_windows.bat、bootstrap_windows.ps1、README.md。</w:t>
+            </w:r>
+          </w:p>
+        </w:tc>
+      </w:tr>
+      <w:tr>
+        <w:tc>
+          <w:tcPr>
+            <w:tcW w:type="dxa" w:w="3373"/>
+          </w:tcPr>
+          <w:p>
+            <w:pPr>
+              <w:spacing w:after="80"/>
+            </w:pPr>
+            <w:r>
+              <w:rPr>
+                <w:sz w:val="18"/>
+              </w:rPr>
+              <w:t>Windows 验证</w:t>
+            </w:r>
+          </w:p>
+        </w:tc>
+        <w:tc>
+          <w:tcPr>
+            <w:tcW w:type="dxa" w:w="6265"/>
+          </w:tcPr>
+          <w:p>
+            <w:pPr>
+              <w:spacing w:after="80"/>
+            </w:pPr>
+            <w:r>
+              <w:rPr>
+                <w:sz w:val="18"/>
+              </w:rPr>
+              <w:t>.github/workflows/windows-startup.yml、tests/windows_bootstrap_checks.ps1。</w:t>
             </w:r>
           </w:p>
         </w:tc>
@@ -7521,10 +9303,13 @@
     </w:tbl>
     <w:p>
       <w:pPr>
-        <w:spacing w:after="0"/>
+        <w:spacing w:after="40"/>
       </w:pPr>
     </w:p>
     <w:p>
+      <w:pPr>
+        <w:spacing w:after="120"/>
+      </w:pPr>
       <w:r>
         <w:t>本文集中描述当前实现；已有 ARCHITECTURE.md 与 BUSINESS_OPERATIONS.md 可作为架构摘要和操作流程的补充阅读。</w:t>
       </w:r>
@@ -7939,7 +9724,7 @@
       <w:spacing w:after="120" w:line="283" w:lineRule="auto"/>
     </w:pPr>
     <w:rPr>
-      <w:rFonts w:ascii="Calibri" w:hAnsi="Calibri" w:eastAsia="宋体"/>
+      <w:rFonts w:ascii="Microsoft YaHei" w:hAnsi="Microsoft YaHei" w:eastAsia="Microsoft YaHei"/>
       <w:sz w:val="20"/>
     </w:rPr>
   </w:style>
